--- a/Documentos/ETAPA 1.docx
+++ b/Documentos/ETAPA 1.docx
@@ -4939,8 +4939,2471 @@
           <w:bCs/>
         </w:rPr>
         <w:br/>
-        <w:t>ETAPA 2</w:t>
       </w:r>
+      <w:r>
+        <w:rPr>
+          <w:b/>
+          <w:bCs/>
+        </w:rPr>
+        <w:t>ETAPA 2 — Preparação dos Dados</w:t>
+      </w:r>
+    </w:p>
+    <w:p>
+      <w:pPr>
+        <w:rPr>
+          <w:b/>
+          <w:bCs/>
+        </w:rPr>
+      </w:pPr>
+      <w:r>
+        <w:rPr>
+          <w:b/>
+          <w:bCs/>
+        </w:rPr>
+        <w:t>2.1 Seleção das Tabelas</w:t>
+      </w:r>
+    </w:p>
+    <w:p>
+      <w:pPr>
+        <w:rPr>
+          <w:b/>
+          <w:bCs/>
+        </w:rPr>
+      </w:pPr>
+      <w:r>
+        <w:rPr>
+          <w:b/>
+          <w:bCs/>
+        </w:rPr>
+        <w:t>Foram selecionadas apenas as tabelas necessárias para a preparação dos dados que serão utilizados posteriormente na extração de regras de associação. A escolha buscou reduzir a complexidade da base, mantendo somente informações relacionadas às equipes, circuitos, corridas e status final dos pilotos.</w:t>
+      </w:r>
+    </w:p>
+    <w:tbl>
+      <w:tblPr>
+        <w:tblW w:w="0" w:type="auto"/>
+        <w:tblCellSpacing w:w="15" w:type="dxa"/>
+        <w:tblCellMar>
+          <w:top w:w="15" w:type="dxa"/>
+          <w:left w:w="15" w:type="dxa"/>
+          <w:bottom w:w="15" w:type="dxa"/>
+          <w:right w:w="15" w:type="dxa"/>
+        </w:tblCellMar>
+        <w:tblLook w:val="04A0" w:firstRow="1" w:lastRow="0" w:firstColumn="1" w:lastColumn="0" w:noHBand="0" w:noVBand="1"/>
+      </w:tblPr>
+      <w:tblGrid>
+        <w:gridCol w:w="1208"/>
+        <w:gridCol w:w="3897"/>
+      </w:tblGrid>
+      <w:tr>
+        <w:trPr>
+          <w:tblHeader/>
+          <w:tblCellSpacing w:w="15" w:type="dxa"/>
+        </w:trPr>
+        <w:tc>
+          <w:tcPr>
+            <w:tcW w:w="0" w:type="auto"/>
+            <w:vAlign w:val="center"/>
+            <w:hideMark/>
+          </w:tcPr>
+          <w:p>
+            <w:pPr>
+              <w:rPr>
+                <w:b/>
+                <w:bCs/>
+              </w:rPr>
+            </w:pPr>
+            <w:r>
+              <w:rPr>
+                <w:b/>
+                <w:bCs/>
+              </w:rPr>
+              <w:t>Tabela</w:t>
+            </w:r>
+          </w:p>
+        </w:tc>
+        <w:tc>
+          <w:tcPr>
+            <w:tcW w:w="0" w:type="auto"/>
+            <w:vAlign w:val="center"/>
+            <w:hideMark/>
+          </w:tcPr>
+          <w:p>
+            <w:pPr>
+              <w:rPr>
+                <w:b/>
+                <w:bCs/>
+              </w:rPr>
+            </w:pPr>
+            <w:r>
+              <w:rPr>
+                <w:b/>
+                <w:bCs/>
+              </w:rPr>
+              <w:t>Finalidade</w:t>
+            </w:r>
+          </w:p>
+        </w:tc>
+      </w:tr>
+      <w:tr>
+        <w:trPr>
+          <w:tblCellSpacing w:w="15" w:type="dxa"/>
+        </w:trPr>
+        <w:tc>
+          <w:tcPr>
+            <w:tcW w:w="0" w:type="auto"/>
+            <w:vAlign w:val="center"/>
+            <w:hideMark/>
+          </w:tcPr>
+          <w:p>
+            <w:pPr>
+              <w:rPr>
+                <w:b/>
+                <w:bCs/>
+              </w:rPr>
+            </w:pPr>
+            <w:proofErr w:type="spellStart"/>
+            <w:r>
+              <w:rPr>
+                <w:b/>
+                <w:bCs/>
+              </w:rPr>
+              <w:t>results</w:t>
+            </w:r>
+            <w:proofErr w:type="spellEnd"/>
+          </w:p>
+        </w:tc>
+        <w:tc>
+          <w:tcPr>
+            <w:tcW w:w="0" w:type="auto"/>
+            <w:vAlign w:val="center"/>
+            <w:hideMark/>
+          </w:tcPr>
+          <w:p>
+            <w:pPr>
+              <w:rPr>
+                <w:b/>
+                <w:bCs/>
+              </w:rPr>
+            </w:pPr>
+            <w:r>
+              <w:rPr>
+                <w:b/>
+                <w:bCs/>
+              </w:rPr>
+              <w:t>Resultado de cada piloto em cada corrida.</w:t>
+            </w:r>
+          </w:p>
+        </w:tc>
+      </w:tr>
+      <w:tr>
+        <w:trPr>
+          <w:tblCellSpacing w:w="15" w:type="dxa"/>
+        </w:trPr>
+        <w:tc>
+          <w:tcPr>
+            <w:tcW w:w="0" w:type="auto"/>
+            <w:vAlign w:val="center"/>
+            <w:hideMark/>
+          </w:tcPr>
+          <w:p>
+            <w:pPr>
+              <w:rPr>
+                <w:b/>
+                <w:bCs/>
+              </w:rPr>
+            </w:pPr>
+            <w:proofErr w:type="spellStart"/>
+            <w:r>
+              <w:rPr>
+                <w:b/>
+                <w:bCs/>
+              </w:rPr>
+              <w:t>constructors</w:t>
+            </w:r>
+            <w:proofErr w:type="spellEnd"/>
+          </w:p>
+        </w:tc>
+        <w:tc>
+          <w:tcPr>
+            <w:tcW w:w="0" w:type="auto"/>
+            <w:vAlign w:val="center"/>
+            <w:hideMark/>
+          </w:tcPr>
+          <w:p>
+            <w:pPr>
+              <w:rPr>
+                <w:b/>
+                <w:bCs/>
+              </w:rPr>
+            </w:pPr>
+            <w:r>
+              <w:rPr>
+                <w:b/>
+                <w:bCs/>
+              </w:rPr>
+              <w:t>Identificação das equipes.</w:t>
+            </w:r>
+          </w:p>
+        </w:tc>
+      </w:tr>
+      <w:tr>
+        <w:trPr>
+          <w:tblCellSpacing w:w="15" w:type="dxa"/>
+        </w:trPr>
+        <w:tc>
+          <w:tcPr>
+            <w:tcW w:w="0" w:type="auto"/>
+            <w:vAlign w:val="center"/>
+            <w:hideMark/>
+          </w:tcPr>
+          <w:p>
+            <w:pPr>
+              <w:rPr>
+                <w:b/>
+                <w:bCs/>
+              </w:rPr>
+            </w:pPr>
+            <w:proofErr w:type="spellStart"/>
+            <w:r>
+              <w:rPr>
+                <w:b/>
+                <w:bCs/>
+              </w:rPr>
+              <w:t>races</w:t>
+            </w:r>
+            <w:proofErr w:type="spellEnd"/>
+          </w:p>
+        </w:tc>
+        <w:tc>
+          <w:tcPr>
+            <w:tcW w:w="0" w:type="auto"/>
+            <w:vAlign w:val="center"/>
+            <w:hideMark/>
+          </w:tcPr>
+          <w:p>
+            <w:pPr>
+              <w:rPr>
+                <w:b/>
+                <w:bCs/>
+              </w:rPr>
+            </w:pPr>
+            <w:r>
+              <w:rPr>
+                <w:b/>
+                <w:bCs/>
+              </w:rPr>
+              <w:t>Informações da corrida e da temporada.</w:t>
+            </w:r>
+          </w:p>
+        </w:tc>
+      </w:tr>
+      <w:tr>
+        <w:trPr>
+          <w:tblCellSpacing w:w="15" w:type="dxa"/>
+        </w:trPr>
+        <w:tc>
+          <w:tcPr>
+            <w:tcW w:w="0" w:type="auto"/>
+            <w:vAlign w:val="center"/>
+            <w:hideMark/>
+          </w:tcPr>
+          <w:p>
+            <w:pPr>
+              <w:rPr>
+                <w:b/>
+                <w:bCs/>
+              </w:rPr>
+            </w:pPr>
+            <w:proofErr w:type="spellStart"/>
+            <w:r>
+              <w:rPr>
+                <w:b/>
+                <w:bCs/>
+              </w:rPr>
+              <w:t>circuits</w:t>
+            </w:r>
+            <w:proofErr w:type="spellEnd"/>
+          </w:p>
+        </w:tc>
+        <w:tc>
+          <w:tcPr>
+            <w:tcW w:w="0" w:type="auto"/>
+            <w:vAlign w:val="center"/>
+            <w:hideMark/>
+          </w:tcPr>
+          <w:p>
+            <w:pPr>
+              <w:rPr>
+                <w:b/>
+                <w:bCs/>
+              </w:rPr>
+            </w:pPr>
+            <w:r>
+              <w:rPr>
+                <w:b/>
+                <w:bCs/>
+              </w:rPr>
+              <w:t>Informações dos circuitos.</w:t>
+            </w:r>
+          </w:p>
+        </w:tc>
+      </w:tr>
+      <w:tr>
+        <w:trPr>
+          <w:tblCellSpacing w:w="15" w:type="dxa"/>
+        </w:trPr>
+        <w:tc>
+          <w:tcPr>
+            <w:tcW w:w="0" w:type="auto"/>
+            <w:vAlign w:val="center"/>
+            <w:hideMark/>
+          </w:tcPr>
+          <w:p>
+            <w:pPr>
+              <w:rPr>
+                <w:b/>
+                <w:bCs/>
+              </w:rPr>
+            </w:pPr>
+            <w:r>
+              <w:rPr>
+                <w:b/>
+                <w:bCs/>
+              </w:rPr>
+              <w:t>status</w:t>
+            </w:r>
+          </w:p>
+        </w:tc>
+        <w:tc>
+          <w:tcPr>
+            <w:tcW w:w="0" w:type="auto"/>
+            <w:vAlign w:val="center"/>
+            <w:hideMark/>
+          </w:tcPr>
+          <w:p>
+            <w:pPr>
+              <w:rPr>
+                <w:b/>
+                <w:bCs/>
+              </w:rPr>
+            </w:pPr>
+            <w:r>
+              <w:rPr>
+                <w:b/>
+                <w:bCs/>
+              </w:rPr>
+              <w:t>Situação final do piloto na corrida.</w:t>
+            </w:r>
+          </w:p>
+        </w:tc>
+      </w:tr>
+    </w:tbl>
+    <w:p>
+      <w:pPr>
+        <w:rPr>
+          <w:b/>
+          <w:bCs/>
+        </w:rPr>
+      </w:pPr>
+      <w:r>
+        <w:rPr>
+          <w:b/>
+          <w:bCs/>
+        </w:rPr>
+        <w:pict w14:anchorId="05436A27">
+          <v:rect id="_x0000_i1035" style="width:0;height:1.5pt" o:hralign="center" o:hrstd="t" o:hr="t" fillcolor="#a0a0a0" stroked="f"/>
+        </w:pict>
+      </w:r>
+    </w:p>
+    <w:p>
+      <w:pPr>
+        <w:rPr>
+          <w:b/>
+          <w:bCs/>
+        </w:rPr>
+      </w:pPr>
+      <w:r>
+        <w:rPr>
+          <w:b/>
+          <w:bCs/>
+        </w:rPr>
+        <w:t>2.2 Seleção dos Atributos</w:t>
+      </w:r>
+    </w:p>
+    <w:p>
+      <w:pPr>
+        <w:rPr>
+          <w:b/>
+          <w:bCs/>
+        </w:rPr>
+      </w:pPr>
+      <w:r>
+        <w:rPr>
+          <w:b/>
+          <w:bCs/>
+        </w:rPr>
+        <w:t>Foram mantidos apenas os atributos considerados relevantes para a análise.</w:t>
+      </w:r>
+    </w:p>
+    <w:tbl>
+      <w:tblPr>
+        <w:tblW w:w="0" w:type="auto"/>
+        <w:tblCellSpacing w:w="15" w:type="dxa"/>
+        <w:tblCellMar>
+          <w:top w:w="15" w:type="dxa"/>
+          <w:left w:w="15" w:type="dxa"/>
+          <w:bottom w:w="15" w:type="dxa"/>
+          <w:right w:w="15" w:type="dxa"/>
+        </w:tblCellMar>
+        <w:tblLook w:val="04A0" w:firstRow="1" w:lastRow="0" w:firstColumn="1" w:lastColumn="0" w:noHBand="0" w:noVBand="1"/>
+      </w:tblPr>
+      <w:tblGrid>
+        <w:gridCol w:w="1208"/>
+        <w:gridCol w:w="1285"/>
+        <w:gridCol w:w="3114"/>
+      </w:tblGrid>
+      <w:tr>
+        <w:trPr>
+          <w:tblHeader/>
+          <w:tblCellSpacing w:w="15" w:type="dxa"/>
+        </w:trPr>
+        <w:tc>
+          <w:tcPr>
+            <w:tcW w:w="0" w:type="auto"/>
+            <w:vAlign w:val="center"/>
+            <w:hideMark/>
+          </w:tcPr>
+          <w:p>
+            <w:pPr>
+              <w:rPr>
+                <w:b/>
+                <w:bCs/>
+              </w:rPr>
+            </w:pPr>
+            <w:r>
+              <w:rPr>
+                <w:b/>
+                <w:bCs/>
+              </w:rPr>
+              <w:lastRenderedPageBreak/>
+              <w:t>Tabela</w:t>
+            </w:r>
+          </w:p>
+        </w:tc>
+        <w:tc>
+          <w:tcPr>
+            <w:tcW w:w="0" w:type="auto"/>
+            <w:vAlign w:val="center"/>
+            <w:hideMark/>
+          </w:tcPr>
+          <w:p>
+            <w:pPr>
+              <w:rPr>
+                <w:b/>
+                <w:bCs/>
+              </w:rPr>
+            </w:pPr>
+            <w:r>
+              <w:rPr>
+                <w:b/>
+                <w:bCs/>
+              </w:rPr>
+              <w:t>Atributo</w:t>
+            </w:r>
+          </w:p>
+        </w:tc>
+        <w:tc>
+          <w:tcPr>
+            <w:tcW w:w="0" w:type="auto"/>
+            <w:vAlign w:val="center"/>
+            <w:hideMark/>
+          </w:tcPr>
+          <w:p>
+            <w:pPr>
+              <w:rPr>
+                <w:b/>
+                <w:bCs/>
+              </w:rPr>
+            </w:pPr>
+            <w:r>
+              <w:rPr>
+                <w:b/>
+                <w:bCs/>
+              </w:rPr>
+              <w:t>Finalidade</w:t>
+            </w:r>
+          </w:p>
+        </w:tc>
+      </w:tr>
+      <w:tr>
+        <w:trPr>
+          <w:tblCellSpacing w:w="15" w:type="dxa"/>
+        </w:trPr>
+        <w:tc>
+          <w:tcPr>
+            <w:tcW w:w="0" w:type="auto"/>
+            <w:vAlign w:val="center"/>
+            <w:hideMark/>
+          </w:tcPr>
+          <w:p>
+            <w:pPr>
+              <w:rPr>
+                <w:b/>
+                <w:bCs/>
+              </w:rPr>
+            </w:pPr>
+            <w:proofErr w:type="spellStart"/>
+            <w:r>
+              <w:rPr>
+                <w:b/>
+                <w:bCs/>
+              </w:rPr>
+              <w:t>results</w:t>
+            </w:r>
+            <w:proofErr w:type="spellEnd"/>
+          </w:p>
+        </w:tc>
+        <w:tc>
+          <w:tcPr>
+            <w:tcW w:w="0" w:type="auto"/>
+            <w:vAlign w:val="center"/>
+            <w:hideMark/>
+          </w:tcPr>
+          <w:p>
+            <w:pPr>
+              <w:rPr>
+                <w:b/>
+                <w:bCs/>
+              </w:rPr>
+            </w:pPr>
+            <w:proofErr w:type="spellStart"/>
+            <w:r>
+              <w:rPr>
+                <w:b/>
+                <w:bCs/>
+              </w:rPr>
+              <w:t>raceId</w:t>
+            </w:r>
+            <w:proofErr w:type="spellEnd"/>
+          </w:p>
+        </w:tc>
+        <w:tc>
+          <w:tcPr>
+            <w:tcW w:w="0" w:type="auto"/>
+            <w:vAlign w:val="center"/>
+            <w:hideMark/>
+          </w:tcPr>
+          <w:p>
+            <w:pPr>
+              <w:rPr>
+                <w:b/>
+                <w:bCs/>
+              </w:rPr>
+            </w:pPr>
+            <w:r>
+              <w:rPr>
+                <w:b/>
+                <w:bCs/>
+              </w:rPr>
+              <w:t>Relacionamento entre as tabelas.</w:t>
+            </w:r>
+          </w:p>
+        </w:tc>
+      </w:tr>
+      <w:tr>
+        <w:trPr>
+          <w:tblCellSpacing w:w="15" w:type="dxa"/>
+        </w:trPr>
+        <w:tc>
+          <w:tcPr>
+            <w:tcW w:w="0" w:type="auto"/>
+            <w:vAlign w:val="center"/>
+            <w:hideMark/>
+          </w:tcPr>
+          <w:p>
+            <w:pPr>
+              <w:rPr>
+                <w:b/>
+                <w:bCs/>
+              </w:rPr>
+            </w:pPr>
+            <w:proofErr w:type="spellStart"/>
+            <w:r>
+              <w:rPr>
+                <w:b/>
+                <w:bCs/>
+              </w:rPr>
+              <w:t>results</w:t>
+            </w:r>
+            <w:proofErr w:type="spellEnd"/>
+          </w:p>
+        </w:tc>
+        <w:tc>
+          <w:tcPr>
+            <w:tcW w:w="0" w:type="auto"/>
+            <w:vAlign w:val="center"/>
+            <w:hideMark/>
+          </w:tcPr>
+          <w:p>
+            <w:pPr>
+              <w:rPr>
+                <w:b/>
+                <w:bCs/>
+              </w:rPr>
+            </w:pPr>
+            <w:proofErr w:type="spellStart"/>
+            <w:r>
+              <w:rPr>
+                <w:b/>
+                <w:bCs/>
+              </w:rPr>
+              <w:t>constructorId</w:t>
+            </w:r>
+            <w:proofErr w:type="spellEnd"/>
+          </w:p>
+        </w:tc>
+        <w:tc>
+          <w:tcPr>
+            <w:tcW w:w="0" w:type="auto"/>
+            <w:vAlign w:val="center"/>
+            <w:hideMark/>
+          </w:tcPr>
+          <w:p>
+            <w:pPr>
+              <w:rPr>
+                <w:b/>
+                <w:bCs/>
+              </w:rPr>
+            </w:pPr>
+            <w:r>
+              <w:rPr>
+                <w:b/>
+                <w:bCs/>
+              </w:rPr>
+              <w:t>Identificação da equipe.</w:t>
+            </w:r>
+          </w:p>
+        </w:tc>
+      </w:tr>
+      <w:tr>
+        <w:trPr>
+          <w:tblCellSpacing w:w="15" w:type="dxa"/>
+        </w:trPr>
+        <w:tc>
+          <w:tcPr>
+            <w:tcW w:w="0" w:type="auto"/>
+            <w:vAlign w:val="center"/>
+            <w:hideMark/>
+          </w:tcPr>
+          <w:p>
+            <w:pPr>
+              <w:rPr>
+                <w:b/>
+                <w:bCs/>
+              </w:rPr>
+            </w:pPr>
+            <w:proofErr w:type="spellStart"/>
+            <w:r>
+              <w:rPr>
+                <w:b/>
+                <w:bCs/>
+              </w:rPr>
+              <w:t>results</w:t>
+            </w:r>
+            <w:proofErr w:type="spellEnd"/>
+          </w:p>
+        </w:tc>
+        <w:tc>
+          <w:tcPr>
+            <w:tcW w:w="0" w:type="auto"/>
+            <w:vAlign w:val="center"/>
+            <w:hideMark/>
+          </w:tcPr>
+          <w:p>
+            <w:pPr>
+              <w:rPr>
+                <w:b/>
+                <w:bCs/>
+              </w:rPr>
+            </w:pPr>
+            <w:r>
+              <w:rPr>
+                <w:b/>
+                <w:bCs/>
+              </w:rPr>
+              <w:t>grid</w:t>
+            </w:r>
+          </w:p>
+        </w:tc>
+        <w:tc>
+          <w:tcPr>
+            <w:tcW w:w="0" w:type="auto"/>
+            <w:vAlign w:val="center"/>
+            <w:hideMark/>
+          </w:tcPr>
+          <w:p>
+            <w:pPr>
+              <w:rPr>
+                <w:b/>
+                <w:bCs/>
+              </w:rPr>
+            </w:pPr>
+            <w:r>
+              <w:rPr>
+                <w:b/>
+                <w:bCs/>
+              </w:rPr>
+              <w:t>Posição de largada.</w:t>
+            </w:r>
+          </w:p>
+        </w:tc>
+      </w:tr>
+      <w:tr>
+        <w:trPr>
+          <w:tblCellSpacing w:w="15" w:type="dxa"/>
+        </w:trPr>
+        <w:tc>
+          <w:tcPr>
+            <w:tcW w:w="0" w:type="auto"/>
+            <w:vAlign w:val="center"/>
+            <w:hideMark/>
+          </w:tcPr>
+          <w:p>
+            <w:pPr>
+              <w:rPr>
+                <w:b/>
+                <w:bCs/>
+              </w:rPr>
+            </w:pPr>
+            <w:proofErr w:type="spellStart"/>
+            <w:r>
+              <w:rPr>
+                <w:b/>
+                <w:bCs/>
+              </w:rPr>
+              <w:t>results</w:t>
+            </w:r>
+            <w:proofErr w:type="spellEnd"/>
+          </w:p>
+        </w:tc>
+        <w:tc>
+          <w:tcPr>
+            <w:tcW w:w="0" w:type="auto"/>
+            <w:vAlign w:val="center"/>
+            <w:hideMark/>
+          </w:tcPr>
+          <w:p>
+            <w:pPr>
+              <w:rPr>
+                <w:b/>
+                <w:bCs/>
+              </w:rPr>
+            </w:pPr>
+            <w:r>
+              <w:rPr>
+                <w:b/>
+                <w:bCs/>
+              </w:rPr>
+              <w:t>position</w:t>
+            </w:r>
+          </w:p>
+        </w:tc>
+        <w:tc>
+          <w:tcPr>
+            <w:tcW w:w="0" w:type="auto"/>
+            <w:vAlign w:val="center"/>
+            <w:hideMark/>
+          </w:tcPr>
+          <w:p>
+            <w:pPr>
+              <w:rPr>
+                <w:b/>
+                <w:bCs/>
+              </w:rPr>
+            </w:pPr>
+            <w:r>
+              <w:rPr>
+                <w:b/>
+                <w:bCs/>
+              </w:rPr>
+              <w:t>Posição final.</w:t>
+            </w:r>
+          </w:p>
+        </w:tc>
+      </w:tr>
+      <w:tr>
+        <w:trPr>
+          <w:tblCellSpacing w:w="15" w:type="dxa"/>
+        </w:trPr>
+        <w:tc>
+          <w:tcPr>
+            <w:tcW w:w="0" w:type="auto"/>
+            <w:vAlign w:val="center"/>
+            <w:hideMark/>
+          </w:tcPr>
+          <w:p>
+            <w:pPr>
+              <w:rPr>
+                <w:b/>
+                <w:bCs/>
+              </w:rPr>
+            </w:pPr>
+            <w:proofErr w:type="spellStart"/>
+            <w:r>
+              <w:rPr>
+                <w:b/>
+                <w:bCs/>
+              </w:rPr>
+              <w:t>results</w:t>
+            </w:r>
+            <w:proofErr w:type="spellEnd"/>
+          </w:p>
+        </w:tc>
+        <w:tc>
+          <w:tcPr>
+            <w:tcW w:w="0" w:type="auto"/>
+            <w:vAlign w:val="center"/>
+            <w:hideMark/>
+          </w:tcPr>
+          <w:p>
+            <w:pPr>
+              <w:rPr>
+                <w:b/>
+                <w:bCs/>
+              </w:rPr>
+            </w:pPr>
+            <w:r>
+              <w:rPr>
+                <w:b/>
+                <w:bCs/>
+              </w:rPr>
+              <w:t>points</w:t>
+            </w:r>
+          </w:p>
+        </w:tc>
+        <w:tc>
+          <w:tcPr>
+            <w:tcW w:w="0" w:type="auto"/>
+            <w:vAlign w:val="center"/>
+            <w:hideMark/>
+          </w:tcPr>
+          <w:p>
+            <w:pPr>
+              <w:rPr>
+                <w:b/>
+                <w:bCs/>
+              </w:rPr>
+            </w:pPr>
+            <w:r>
+              <w:rPr>
+                <w:b/>
+                <w:bCs/>
+              </w:rPr>
+              <w:t>Pontuação obtida.</w:t>
+            </w:r>
+          </w:p>
+        </w:tc>
+      </w:tr>
+      <w:tr>
+        <w:trPr>
+          <w:tblCellSpacing w:w="15" w:type="dxa"/>
+        </w:trPr>
+        <w:tc>
+          <w:tcPr>
+            <w:tcW w:w="0" w:type="auto"/>
+            <w:vAlign w:val="center"/>
+            <w:hideMark/>
+          </w:tcPr>
+          <w:p>
+            <w:pPr>
+              <w:rPr>
+                <w:b/>
+                <w:bCs/>
+              </w:rPr>
+            </w:pPr>
+            <w:proofErr w:type="spellStart"/>
+            <w:r>
+              <w:rPr>
+                <w:b/>
+                <w:bCs/>
+              </w:rPr>
+              <w:t>results</w:t>
+            </w:r>
+            <w:proofErr w:type="spellEnd"/>
+          </w:p>
+        </w:tc>
+        <w:tc>
+          <w:tcPr>
+            <w:tcW w:w="0" w:type="auto"/>
+            <w:vAlign w:val="center"/>
+            <w:hideMark/>
+          </w:tcPr>
+          <w:p>
+            <w:pPr>
+              <w:rPr>
+                <w:b/>
+                <w:bCs/>
+              </w:rPr>
+            </w:pPr>
+            <w:proofErr w:type="spellStart"/>
+            <w:r>
+              <w:rPr>
+                <w:b/>
+                <w:bCs/>
+              </w:rPr>
+              <w:t>statusId</w:t>
+            </w:r>
+            <w:proofErr w:type="spellEnd"/>
+          </w:p>
+        </w:tc>
+        <w:tc>
+          <w:tcPr>
+            <w:tcW w:w="0" w:type="auto"/>
+            <w:vAlign w:val="center"/>
+            <w:hideMark/>
+          </w:tcPr>
+          <w:p>
+            <w:pPr>
+              <w:rPr>
+                <w:b/>
+                <w:bCs/>
+              </w:rPr>
+            </w:pPr>
+            <w:r>
+              <w:rPr>
+                <w:b/>
+                <w:bCs/>
+              </w:rPr>
+              <w:t>Situação final da corrida.</w:t>
+            </w:r>
+          </w:p>
+        </w:tc>
+      </w:tr>
+      <w:tr>
+        <w:trPr>
+          <w:tblCellSpacing w:w="15" w:type="dxa"/>
+        </w:trPr>
+        <w:tc>
+          <w:tcPr>
+            <w:tcW w:w="0" w:type="auto"/>
+            <w:vAlign w:val="center"/>
+            <w:hideMark/>
+          </w:tcPr>
+          <w:p>
+            <w:pPr>
+              <w:rPr>
+                <w:b/>
+                <w:bCs/>
+              </w:rPr>
+            </w:pPr>
+            <w:proofErr w:type="spellStart"/>
+            <w:r>
+              <w:rPr>
+                <w:b/>
+                <w:bCs/>
+              </w:rPr>
+              <w:t>constructors</w:t>
+            </w:r>
+            <w:proofErr w:type="spellEnd"/>
+          </w:p>
+        </w:tc>
+        <w:tc>
+          <w:tcPr>
+            <w:tcW w:w="0" w:type="auto"/>
+            <w:vAlign w:val="center"/>
+            <w:hideMark/>
+          </w:tcPr>
+          <w:p>
+            <w:pPr>
+              <w:rPr>
+                <w:b/>
+                <w:bCs/>
+              </w:rPr>
+            </w:pPr>
+            <w:proofErr w:type="spellStart"/>
+            <w:r>
+              <w:rPr>
+                <w:b/>
+                <w:bCs/>
+              </w:rPr>
+              <w:t>constructorId</w:t>
+            </w:r>
+            <w:proofErr w:type="spellEnd"/>
+          </w:p>
+        </w:tc>
+        <w:tc>
+          <w:tcPr>
+            <w:tcW w:w="0" w:type="auto"/>
+            <w:vAlign w:val="center"/>
+            <w:hideMark/>
+          </w:tcPr>
+          <w:p>
+            <w:pPr>
+              <w:rPr>
+                <w:b/>
+                <w:bCs/>
+              </w:rPr>
+            </w:pPr>
+            <w:r>
+              <w:rPr>
+                <w:b/>
+                <w:bCs/>
+              </w:rPr>
+              <w:t>Relacionamento.</w:t>
+            </w:r>
+          </w:p>
+        </w:tc>
+      </w:tr>
+      <w:tr>
+        <w:trPr>
+          <w:tblCellSpacing w:w="15" w:type="dxa"/>
+        </w:trPr>
+        <w:tc>
+          <w:tcPr>
+            <w:tcW w:w="0" w:type="auto"/>
+            <w:vAlign w:val="center"/>
+            <w:hideMark/>
+          </w:tcPr>
+          <w:p>
+            <w:pPr>
+              <w:rPr>
+                <w:b/>
+                <w:bCs/>
+              </w:rPr>
+            </w:pPr>
+            <w:proofErr w:type="spellStart"/>
+            <w:r>
+              <w:rPr>
+                <w:b/>
+                <w:bCs/>
+              </w:rPr>
+              <w:t>constructors</w:t>
+            </w:r>
+            <w:proofErr w:type="spellEnd"/>
+          </w:p>
+        </w:tc>
+        <w:tc>
+          <w:tcPr>
+            <w:tcW w:w="0" w:type="auto"/>
+            <w:vAlign w:val="center"/>
+            <w:hideMark/>
+          </w:tcPr>
+          <w:p>
+            <w:pPr>
+              <w:rPr>
+                <w:b/>
+                <w:bCs/>
+              </w:rPr>
+            </w:pPr>
+            <w:proofErr w:type="spellStart"/>
+            <w:r>
+              <w:rPr>
+                <w:b/>
+                <w:bCs/>
+              </w:rPr>
+              <w:t>name</w:t>
+            </w:r>
+            <w:proofErr w:type="spellEnd"/>
+          </w:p>
+        </w:tc>
+        <w:tc>
+          <w:tcPr>
+            <w:tcW w:w="0" w:type="auto"/>
+            <w:vAlign w:val="center"/>
+            <w:hideMark/>
+          </w:tcPr>
+          <w:p>
+            <w:pPr>
+              <w:rPr>
+                <w:b/>
+                <w:bCs/>
+              </w:rPr>
+            </w:pPr>
+            <w:r>
+              <w:rPr>
+                <w:b/>
+                <w:bCs/>
+              </w:rPr>
+              <w:t>Nome da equipe.</w:t>
+            </w:r>
+          </w:p>
+        </w:tc>
+      </w:tr>
+      <w:tr>
+        <w:trPr>
+          <w:tblCellSpacing w:w="15" w:type="dxa"/>
+        </w:trPr>
+        <w:tc>
+          <w:tcPr>
+            <w:tcW w:w="0" w:type="auto"/>
+            <w:vAlign w:val="center"/>
+            <w:hideMark/>
+          </w:tcPr>
+          <w:p>
+            <w:pPr>
+              <w:rPr>
+                <w:b/>
+                <w:bCs/>
+              </w:rPr>
+            </w:pPr>
+            <w:proofErr w:type="spellStart"/>
+            <w:r>
+              <w:rPr>
+                <w:b/>
+                <w:bCs/>
+              </w:rPr>
+              <w:t>races</w:t>
+            </w:r>
+            <w:proofErr w:type="spellEnd"/>
+          </w:p>
+        </w:tc>
+        <w:tc>
+          <w:tcPr>
+            <w:tcW w:w="0" w:type="auto"/>
+            <w:vAlign w:val="center"/>
+            <w:hideMark/>
+          </w:tcPr>
+          <w:p>
+            <w:pPr>
+              <w:rPr>
+                <w:b/>
+                <w:bCs/>
+              </w:rPr>
+            </w:pPr>
+            <w:proofErr w:type="spellStart"/>
+            <w:r>
+              <w:rPr>
+                <w:b/>
+                <w:bCs/>
+              </w:rPr>
+              <w:t>raceId</w:t>
+            </w:r>
+            <w:proofErr w:type="spellEnd"/>
+          </w:p>
+        </w:tc>
+        <w:tc>
+          <w:tcPr>
+            <w:tcW w:w="0" w:type="auto"/>
+            <w:vAlign w:val="center"/>
+            <w:hideMark/>
+          </w:tcPr>
+          <w:p>
+            <w:pPr>
+              <w:rPr>
+                <w:b/>
+                <w:bCs/>
+              </w:rPr>
+            </w:pPr>
+            <w:r>
+              <w:rPr>
+                <w:b/>
+                <w:bCs/>
+              </w:rPr>
+              <w:t>Relacionamento.</w:t>
+            </w:r>
+          </w:p>
+        </w:tc>
+      </w:tr>
+      <w:tr>
+        <w:trPr>
+          <w:tblCellSpacing w:w="15" w:type="dxa"/>
+        </w:trPr>
+        <w:tc>
+          <w:tcPr>
+            <w:tcW w:w="0" w:type="auto"/>
+            <w:vAlign w:val="center"/>
+            <w:hideMark/>
+          </w:tcPr>
+          <w:p>
+            <w:pPr>
+              <w:rPr>
+                <w:b/>
+                <w:bCs/>
+              </w:rPr>
+            </w:pPr>
+            <w:proofErr w:type="spellStart"/>
+            <w:r>
+              <w:rPr>
+                <w:b/>
+                <w:bCs/>
+              </w:rPr>
+              <w:t>races</w:t>
+            </w:r>
+            <w:proofErr w:type="spellEnd"/>
+          </w:p>
+        </w:tc>
+        <w:tc>
+          <w:tcPr>
+            <w:tcW w:w="0" w:type="auto"/>
+            <w:vAlign w:val="center"/>
+            <w:hideMark/>
+          </w:tcPr>
+          <w:p>
+            <w:pPr>
+              <w:rPr>
+                <w:b/>
+                <w:bCs/>
+              </w:rPr>
+            </w:pPr>
+            <w:proofErr w:type="spellStart"/>
+            <w:r>
+              <w:rPr>
+                <w:b/>
+                <w:bCs/>
+              </w:rPr>
+              <w:t>year</w:t>
+            </w:r>
+            <w:proofErr w:type="spellEnd"/>
+          </w:p>
+        </w:tc>
+        <w:tc>
+          <w:tcPr>
+            <w:tcW w:w="0" w:type="auto"/>
+            <w:vAlign w:val="center"/>
+            <w:hideMark/>
+          </w:tcPr>
+          <w:p>
+            <w:pPr>
+              <w:rPr>
+                <w:b/>
+                <w:bCs/>
+              </w:rPr>
+            </w:pPr>
+            <w:r>
+              <w:rPr>
+                <w:b/>
+                <w:bCs/>
+              </w:rPr>
+              <w:t>Temporada.</w:t>
+            </w:r>
+          </w:p>
+        </w:tc>
+      </w:tr>
+      <w:tr>
+        <w:trPr>
+          <w:tblCellSpacing w:w="15" w:type="dxa"/>
+        </w:trPr>
+        <w:tc>
+          <w:tcPr>
+            <w:tcW w:w="0" w:type="auto"/>
+            <w:vAlign w:val="center"/>
+            <w:hideMark/>
+          </w:tcPr>
+          <w:p>
+            <w:pPr>
+              <w:rPr>
+                <w:b/>
+                <w:bCs/>
+              </w:rPr>
+            </w:pPr>
+            <w:proofErr w:type="spellStart"/>
+            <w:r>
+              <w:rPr>
+                <w:b/>
+                <w:bCs/>
+              </w:rPr>
+              <w:t>races</w:t>
+            </w:r>
+            <w:proofErr w:type="spellEnd"/>
+          </w:p>
+        </w:tc>
+        <w:tc>
+          <w:tcPr>
+            <w:tcW w:w="0" w:type="auto"/>
+            <w:vAlign w:val="center"/>
+            <w:hideMark/>
+          </w:tcPr>
+          <w:p>
+            <w:pPr>
+              <w:rPr>
+                <w:b/>
+                <w:bCs/>
+              </w:rPr>
+            </w:pPr>
+            <w:proofErr w:type="spellStart"/>
+            <w:r>
+              <w:rPr>
+                <w:b/>
+                <w:bCs/>
+              </w:rPr>
+              <w:t>circuitId</w:t>
+            </w:r>
+            <w:proofErr w:type="spellEnd"/>
+          </w:p>
+        </w:tc>
+        <w:tc>
+          <w:tcPr>
+            <w:tcW w:w="0" w:type="auto"/>
+            <w:vAlign w:val="center"/>
+            <w:hideMark/>
+          </w:tcPr>
+          <w:p>
+            <w:pPr>
+              <w:rPr>
+                <w:b/>
+                <w:bCs/>
+              </w:rPr>
+            </w:pPr>
+            <w:r>
+              <w:rPr>
+                <w:b/>
+                <w:bCs/>
+              </w:rPr>
+              <w:t>Identificação do circuito.</w:t>
+            </w:r>
+          </w:p>
+        </w:tc>
+      </w:tr>
+      <w:tr>
+        <w:trPr>
+          <w:tblCellSpacing w:w="15" w:type="dxa"/>
+        </w:trPr>
+        <w:tc>
+          <w:tcPr>
+            <w:tcW w:w="0" w:type="auto"/>
+            <w:vAlign w:val="center"/>
+            <w:hideMark/>
+          </w:tcPr>
+          <w:p>
+            <w:pPr>
+              <w:rPr>
+                <w:b/>
+                <w:bCs/>
+              </w:rPr>
+            </w:pPr>
+            <w:proofErr w:type="spellStart"/>
+            <w:r>
+              <w:rPr>
+                <w:b/>
+                <w:bCs/>
+              </w:rPr>
+              <w:t>circuits</w:t>
+            </w:r>
+            <w:proofErr w:type="spellEnd"/>
+          </w:p>
+        </w:tc>
+        <w:tc>
+          <w:tcPr>
+            <w:tcW w:w="0" w:type="auto"/>
+            <w:vAlign w:val="center"/>
+            <w:hideMark/>
+          </w:tcPr>
+          <w:p>
+            <w:pPr>
+              <w:rPr>
+                <w:b/>
+                <w:bCs/>
+              </w:rPr>
+            </w:pPr>
+            <w:proofErr w:type="spellStart"/>
+            <w:r>
+              <w:rPr>
+                <w:b/>
+                <w:bCs/>
+              </w:rPr>
+              <w:t>circuitId</w:t>
+            </w:r>
+            <w:proofErr w:type="spellEnd"/>
+          </w:p>
+        </w:tc>
+        <w:tc>
+          <w:tcPr>
+            <w:tcW w:w="0" w:type="auto"/>
+            <w:vAlign w:val="center"/>
+            <w:hideMark/>
+          </w:tcPr>
+          <w:p>
+            <w:pPr>
+              <w:rPr>
+                <w:b/>
+                <w:bCs/>
+              </w:rPr>
+            </w:pPr>
+            <w:r>
+              <w:rPr>
+                <w:b/>
+                <w:bCs/>
+              </w:rPr>
+              <w:t>Relacionamento.</w:t>
+            </w:r>
+          </w:p>
+        </w:tc>
+      </w:tr>
+      <w:tr>
+        <w:trPr>
+          <w:tblCellSpacing w:w="15" w:type="dxa"/>
+        </w:trPr>
+        <w:tc>
+          <w:tcPr>
+            <w:tcW w:w="0" w:type="auto"/>
+            <w:vAlign w:val="center"/>
+            <w:hideMark/>
+          </w:tcPr>
+          <w:p>
+            <w:pPr>
+              <w:rPr>
+                <w:b/>
+                <w:bCs/>
+              </w:rPr>
+            </w:pPr>
+            <w:proofErr w:type="spellStart"/>
+            <w:r>
+              <w:rPr>
+                <w:b/>
+                <w:bCs/>
+              </w:rPr>
+              <w:t>circuits</w:t>
+            </w:r>
+            <w:proofErr w:type="spellEnd"/>
+          </w:p>
+        </w:tc>
+        <w:tc>
+          <w:tcPr>
+            <w:tcW w:w="0" w:type="auto"/>
+            <w:vAlign w:val="center"/>
+            <w:hideMark/>
+          </w:tcPr>
+          <w:p>
+            <w:pPr>
+              <w:rPr>
+                <w:b/>
+                <w:bCs/>
+              </w:rPr>
+            </w:pPr>
+            <w:proofErr w:type="spellStart"/>
+            <w:r>
+              <w:rPr>
+                <w:b/>
+                <w:bCs/>
+              </w:rPr>
+              <w:t>name</w:t>
+            </w:r>
+            <w:proofErr w:type="spellEnd"/>
+          </w:p>
+        </w:tc>
+        <w:tc>
+          <w:tcPr>
+            <w:tcW w:w="0" w:type="auto"/>
+            <w:vAlign w:val="center"/>
+            <w:hideMark/>
+          </w:tcPr>
+          <w:p>
+            <w:pPr>
+              <w:rPr>
+                <w:b/>
+                <w:bCs/>
+              </w:rPr>
+            </w:pPr>
+            <w:r>
+              <w:rPr>
+                <w:b/>
+                <w:bCs/>
+              </w:rPr>
+              <w:t>Nome do circuito.</w:t>
+            </w:r>
+          </w:p>
+        </w:tc>
+      </w:tr>
+      <w:tr>
+        <w:trPr>
+          <w:tblCellSpacing w:w="15" w:type="dxa"/>
+        </w:trPr>
+        <w:tc>
+          <w:tcPr>
+            <w:tcW w:w="0" w:type="auto"/>
+            <w:vAlign w:val="center"/>
+            <w:hideMark/>
+          </w:tcPr>
+          <w:p>
+            <w:pPr>
+              <w:rPr>
+                <w:b/>
+                <w:bCs/>
+              </w:rPr>
+            </w:pPr>
+            <w:proofErr w:type="spellStart"/>
+            <w:r>
+              <w:rPr>
+                <w:b/>
+                <w:bCs/>
+              </w:rPr>
+              <w:t>circuits</w:t>
+            </w:r>
+            <w:proofErr w:type="spellEnd"/>
+          </w:p>
+        </w:tc>
+        <w:tc>
+          <w:tcPr>
+            <w:tcW w:w="0" w:type="auto"/>
+            <w:vAlign w:val="center"/>
+            <w:hideMark/>
+          </w:tcPr>
+          <w:p>
+            <w:pPr>
+              <w:rPr>
+                <w:b/>
+                <w:bCs/>
+              </w:rPr>
+            </w:pPr>
+            <w:r>
+              <w:rPr>
+                <w:b/>
+                <w:bCs/>
+              </w:rPr>
+              <w:t>country</w:t>
+            </w:r>
+          </w:p>
+        </w:tc>
+        <w:tc>
+          <w:tcPr>
+            <w:tcW w:w="0" w:type="auto"/>
+            <w:vAlign w:val="center"/>
+            <w:hideMark/>
+          </w:tcPr>
+          <w:p>
+            <w:pPr>
+              <w:rPr>
+                <w:b/>
+                <w:bCs/>
+              </w:rPr>
+            </w:pPr>
+            <w:r>
+              <w:rPr>
+                <w:b/>
+                <w:bCs/>
+              </w:rPr>
+              <w:t>País do circuito.</w:t>
+            </w:r>
+          </w:p>
+        </w:tc>
+      </w:tr>
+      <w:tr>
+        <w:trPr>
+          <w:tblCellSpacing w:w="15" w:type="dxa"/>
+        </w:trPr>
+        <w:tc>
+          <w:tcPr>
+            <w:tcW w:w="0" w:type="auto"/>
+            <w:vAlign w:val="center"/>
+            <w:hideMark/>
+          </w:tcPr>
+          <w:p>
+            <w:pPr>
+              <w:rPr>
+                <w:b/>
+                <w:bCs/>
+              </w:rPr>
+            </w:pPr>
+            <w:r>
+              <w:rPr>
+                <w:b/>
+                <w:bCs/>
+              </w:rPr>
+              <w:t>status</w:t>
+            </w:r>
+          </w:p>
+        </w:tc>
+        <w:tc>
+          <w:tcPr>
+            <w:tcW w:w="0" w:type="auto"/>
+            <w:vAlign w:val="center"/>
+            <w:hideMark/>
+          </w:tcPr>
+          <w:p>
+            <w:pPr>
+              <w:rPr>
+                <w:b/>
+                <w:bCs/>
+              </w:rPr>
+            </w:pPr>
+            <w:proofErr w:type="spellStart"/>
+            <w:r>
+              <w:rPr>
+                <w:b/>
+                <w:bCs/>
+              </w:rPr>
+              <w:t>statusId</w:t>
+            </w:r>
+            <w:proofErr w:type="spellEnd"/>
+          </w:p>
+        </w:tc>
+        <w:tc>
+          <w:tcPr>
+            <w:tcW w:w="0" w:type="auto"/>
+            <w:vAlign w:val="center"/>
+            <w:hideMark/>
+          </w:tcPr>
+          <w:p>
+            <w:pPr>
+              <w:rPr>
+                <w:b/>
+                <w:bCs/>
+              </w:rPr>
+            </w:pPr>
+            <w:r>
+              <w:rPr>
+                <w:b/>
+                <w:bCs/>
+              </w:rPr>
+              <w:t>Relacionamento.</w:t>
+            </w:r>
+          </w:p>
+        </w:tc>
+      </w:tr>
+      <w:tr>
+        <w:trPr>
+          <w:tblCellSpacing w:w="15" w:type="dxa"/>
+        </w:trPr>
+        <w:tc>
+          <w:tcPr>
+            <w:tcW w:w="0" w:type="auto"/>
+            <w:vAlign w:val="center"/>
+            <w:hideMark/>
+          </w:tcPr>
+          <w:p>
+            <w:pPr>
+              <w:rPr>
+                <w:b/>
+                <w:bCs/>
+              </w:rPr>
+            </w:pPr>
+            <w:r>
+              <w:rPr>
+                <w:b/>
+                <w:bCs/>
+              </w:rPr>
+              <w:t>status</w:t>
+            </w:r>
+          </w:p>
+        </w:tc>
+        <w:tc>
+          <w:tcPr>
+            <w:tcW w:w="0" w:type="auto"/>
+            <w:vAlign w:val="center"/>
+            <w:hideMark/>
+          </w:tcPr>
+          <w:p>
+            <w:pPr>
+              <w:rPr>
+                <w:b/>
+                <w:bCs/>
+              </w:rPr>
+            </w:pPr>
+            <w:r>
+              <w:rPr>
+                <w:b/>
+                <w:bCs/>
+              </w:rPr>
+              <w:t>status</w:t>
+            </w:r>
+          </w:p>
+        </w:tc>
+        <w:tc>
+          <w:tcPr>
+            <w:tcW w:w="0" w:type="auto"/>
+            <w:vAlign w:val="center"/>
+            <w:hideMark/>
+          </w:tcPr>
+          <w:p>
+            <w:pPr>
+              <w:rPr>
+                <w:b/>
+                <w:bCs/>
+              </w:rPr>
+            </w:pPr>
+            <w:r>
+              <w:rPr>
+                <w:b/>
+                <w:bCs/>
+              </w:rPr>
+              <w:t>Situação final da corrida.</w:t>
+            </w:r>
+          </w:p>
+        </w:tc>
+      </w:tr>
+    </w:tbl>
+    <w:p>
+      <w:pPr>
+        <w:rPr>
+          <w:b/>
+          <w:bCs/>
+        </w:rPr>
+      </w:pPr>
+      <w:r>
+        <w:rPr>
+          <w:b/>
+          <w:bCs/>
+        </w:rPr>
+        <w:pict w14:anchorId="064C09C0">
+          <v:rect id="_x0000_i1036" style="width:0;height:1.5pt" o:hralign="center" o:hrstd="t" o:hr="t" fillcolor="#a0a0a0" stroked="f"/>
+        </w:pict>
+      </w:r>
+    </w:p>
+    <w:p>
+      <w:pPr>
+        <w:rPr>
+          <w:b/>
+          <w:bCs/>
+        </w:rPr>
+      </w:pPr>
+      <w:r>
+        <w:rPr>
+          <w:b/>
+          <w:bCs/>
+        </w:rPr>
+        <w:t>2.3 Remoção de Atributos Irrelevantes</w:t>
+      </w:r>
+    </w:p>
+    <w:p>
+      <w:pPr>
+        <w:rPr>
+          <w:b/>
+          <w:bCs/>
+        </w:rPr>
+      </w:pPr>
+      <w:r>
+        <w:rPr>
+          <w:b/>
+          <w:bCs/>
+        </w:rPr>
+        <w:t>Foram removidos atributos que não agregariam informações relevantes para a mineração de regras de associação, como URLs, tempos detalhados de corrida, número do piloto, melhor volta, velocidade da melhor volta e demais informações técnicas.</w:t>
+      </w:r>
+    </w:p>
+    <w:p>
+      <w:pPr>
+        <w:rPr>
+          <w:b/>
+          <w:bCs/>
+        </w:rPr>
+      </w:pPr>
+      <w:r>
+        <w:rPr>
+          <w:b/>
+          <w:bCs/>
+        </w:rPr>
+        <w:t xml:space="preserve">Também foi removido o atributo </w:t>
+      </w:r>
+      <w:proofErr w:type="spellStart"/>
+      <w:r>
+        <w:rPr>
+          <w:b/>
+          <w:bCs/>
+        </w:rPr>
+        <w:t>driverId</w:t>
+      </w:r>
+      <w:proofErr w:type="spellEnd"/>
+      <w:r>
+        <w:rPr>
+          <w:b/>
+          <w:bCs/>
+        </w:rPr>
+        <w:t>, pois sua utilização geraria regras muito específicas relacionadas a pilotos individuais, reduzindo a capacidade de generalização dos padrões encontrados.</w:t>
+      </w:r>
+    </w:p>
+    <w:p>
+      <w:pPr>
+        <w:rPr>
+          <w:b/>
+          <w:bCs/>
+        </w:rPr>
+      </w:pPr>
+      <w:r>
+        <w:rPr>
+          <w:b/>
+          <w:bCs/>
+        </w:rPr>
+        <w:pict w14:anchorId="2E1ECB57">
+          <v:rect id="_x0000_i1037" style="width:0;height:1.5pt" o:hralign="center" o:hrstd="t" o:hr="t" fillcolor="#a0a0a0" stroked="f"/>
+        </w:pict>
+      </w:r>
+    </w:p>
+    <w:p>
+      <w:pPr>
+        <w:rPr>
+          <w:b/>
+          <w:bCs/>
+        </w:rPr>
+      </w:pPr>
+      <w:r>
+        <w:rPr>
+          <w:b/>
+          <w:bCs/>
+        </w:rPr>
+        <w:t>2.4 Tratamento dos Dados</w:t>
+      </w:r>
+    </w:p>
+    <w:p>
+      <w:pPr>
+        <w:rPr>
+          <w:b/>
+          <w:bCs/>
+        </w:rPr>
+      </w:pPr>
+      <w:r>
+        <w:rPr>
+          <w:b/>
+          <w:bCs/>
+        </w:rPr>
+        <w:t>Foi realizada a verificação da qualidade dos dados antes das próximas etapas de preparação.</w:t>
+      </w:r>
+    </w:p>
+    <w:p>
+      <w:pPr>
+        <w:rPr>
+          <w:b/>
+          <w:bCs/>
+        </w:rPr>
+      </w:pPr>
+      <w:r>
+        <w:rPr>
+          <w:b/>
+          <w:bCs/>
+        </w:rPr>
+        <w:t xml:space="preserve">Na análise de valores ausentes, observou-se que apenas o atributo position apresentou registros nulos (41,1%). A análise da tabela status mostrou que esses registros estão associados a abandonos, acidentes, problemas mecânicos e outras situações em que o piloto </w:t>
+      </w:r>
+      <w:r>
+        <w:rPr>
+          <w:b/>
+          <w:bCs/>
+        </w:rPr>
+        <w:lastRenderedPageBreak/>
+        <w:t>não obteve classificação final. Assim, esses registros foram mantidos por representarem eventos reais da competição.</w:t>
+      </w:r>
+    </w:p>
+    <w:p>
+      <w:pPr>
+        <w:rPr>
+          <w:b/>
+          <w:bCs/>
+        </w:rPr>
+      </w:pPr>
+      <w:r>
+        <w:rPr>
+          <w:b/>
+          <w:bCs/>
+        </w:rPr>
+        <w:t>Também foi realizada a verificação de registros duplicados nas tabelas selecionadas, não sendo identificadas duplicatas.</w:t>
+      </w:r>
+    </w:p>
+    <w:p>
+      <w:pPr>
+        <w:rPr>
+          <w:b/>
+          <w:bCs/>
+        </w:rPr>
+      </w:pPr>
+      <w:r>
+        <w:rPr>
+          <w:b/>
+          <w:bCs/>
+        </w:rPr>
+        <w:t xml:space="preserve">Por fim, foi realizada a normalização dos atributos textuais. A única inconsistência encontrada ocorreu na coluna country da tabela </w:t>
+      </w:r>
+      <w:proofErr w:type="spellStart"/>
+      <w:r>
+        <w:rPr>
+          <w:b/>
+          <w:bCs/>
+        </w:rPr>
+        <w:t>circuits</w:t>
+      </w:r>
+      <w:proofErr w:type="spellEnd"/>
+      <w:r>
+        <w:rPr>
+          <w:b/>
+          <w:bCs/>
+        </w:rPr>
+        <w:t>, em que os Estados Unidos eram representados tanto por USA quanto por United States. Para garantir consistência, ambos os valores foram padronizados para USA.</w:t>
+      </w:r>
+    </w:p>
+    <w:p>
+      <w:pPr>
+        <w:rPr>
+          <w:b/>
+          <w:bCs/>
+        </w:rPr>
+      </w:pPr>
+      <w:r>
+        <w:rPr>
+          <w:b/>
+          <w:bCs/>
+        </w:rPr>
+        <w:pict w14:anchorId="6E6B921C">
+          <v:rect id="_x0000_i1038" style="width:0;height:1.5pt" o:hralign="center" o:hrstd="t" o:hr="t" fillcolor="#a0a0a0" stroked="f"/>
+        </w:pict>
+      </w:r>
+    </w:p>
+    <w:p>
+      <w:pPr>
+        <w:rPr>
+          <w:b/>
+          <w:bCs/>
+        </w:rPr>
+      </w:pPr>
+      <w:r>
+        <w:rPr>
+          <w:b/>
+          <w:bCs/>
+        </w:rPr>
+        <w:t>2.5 Preparação dos Atributos</w:t>
+      </w:r>
+    </w:p>
+    <w:p>
+      <w:pPr>
+        <w:rPr>
+          <w:b/>
+          <w:bCs/>
+        </w:rPr>
+      </w:pPr>
+      <w:r>
+        <w:rPr>
+          <w:b/>
+          <w:bCs/>
+        </w:rPr>
+        <w:t>Com o objetivo de tornar os dados mais adequados à mineração de regras de associação, foram realizadas adaptações nos atributos utilizados.</w:t>
+      </w:r>
+    </w:p>
+    <w:p>
+      <w:pPr>
+        <w:rPr>
+          <w:b/>
+          <w:bCs/>
+        </w:rPr>
+      </w:pPr>
+      <w:r>
+        <w:rPr>
+          <w:b/>
+          <w:bCs/>
+        </w:rPr>
+        <w:t>Os atributos categóricos referentes às equipes, circuitos e países já apresentavam categorias consistentes, não sendo necessária nenhuma modificação adicional.</w:t>
+      </w:r>
+    </w:p>
+    <w:p>
+      <w:pPr>
+        <w:rPr>
+          <w:b/>
+          <w:bCs/>
+        </w:rPr>
+      </w:pPr>
+      <w:r>
+        <w:rPr>
+          <w:b/>
+          <w:bCs/>
+        </w:rPr>
+        <w:t>Já os atributos numéricos grid, position e points foram discretizados, originando novas variáveis categóricas que serão utilizadas nas etapas posteriores da análise.</w:t>
+      </w:r>
+    </w:p>
+    <w:tbl>
+      <w:tblPr>
+        <w:tblW w:w="0" w:type="auto"/>
+        <w:tblCellSpacing w:w="15" w:type="dxa"/>
+        <w:tblCellMar>
+          <w:top w:w="15" w:type="dxa"/>
+          <w:left w:w="15" w:type="dxa"/>
+          <w:bottom w:w="15" w:type="dxa"/>
+          <w:right w:w="15" w:type="dxa"/>
+        </w:tblCellMar>
+        <w:tblLook w:val="04A0" w:firstRow="1" w:lastRow="0" w:firstColumn="1" w:lastColumn="0" w:noHBand="0" w:noVBand="1"/>
+      </w:tblPr>
+      <w:tblGrid>
+        <w:gridCol w:w="1559"/>
+        <w:gridCol w:w="1756"/>
+        <w:gridCol w:w="5189"/>
+      </w:tblGrid>
+      <w:tr>
+        <w:trPr>
+          <w:tblHeader/>
+          <w:tblCellSpacing w:w="15" w:type="dxa"/>
+        </w:trPr>
+        <w:tc>
+          <w:tcPr>
+            <w:tcW w:w="0" w:type="auto"/>
+            <w:vAlign w:val="center"/>
+            <w:hideMark/>
+          </w:tcPr>
+          <w:p>
+            <w:pPr>
+              <w:rPr>
+                <w:b/>
+                <w:bCs/>
+              </w:rPr>
+            </w:pPr>
+            <w:r>
+              <w:rPr>
+                <w:b/>
+                <w:bCs/>
+              </w:rPr>
+              <w:t>Atributo Original</w:t>
+            </w:r>
+          </w:p>
+        </w:tc>
+        <w:tc>
+          <w:tcPr>
+            <w:tcW w:w="0" w:type="auto"/>
+            <w:vAlign w:val="center"/>
+            <w:hideMark/>
+          </w:tcPr>
+          <w:p>
+            <w:pPr>
+              <w:rPr>
+                <w:b/>
+                <w:bCs/>
+              </w:rPr>
+            </w:pPr>
+            <w:r>
+              <w:rPr>
+                <w:b/>
+                <w:bCs/>
+              </w:rPr>
+              <w:t>Nova Variável</w:t>
+            </w:r>
+          </w:p>
+        </w:tc>
+        <w:tc>
+          <w:tcPr>
+            <w:tcW w:w="0" w:type="auto"/>
+            <w:vAlign w:val="center"/>
+            <w:hideMark/>
+          </w:tcPr>
+          <w:p>
+            <w:pPr>
+              <w:rPr>
+                <w:b/>
+                <w:bCs/>
+              </w:rPr>
+            </w:pPr>
+            <w:r>
+              <w:rPr>
+                <w:b/>
+                <w:bCs/>
+              </w:rPr>
+              <w:t>Categorias</w:t>
+            </w:r>
+          </w:p>
+        </w:tc>
+      </w:tr>
+      <w:tr>
+        <w:trPr>
+          <w:tblCellSpacing w:w="15" w:type="dxa"/>
+        </w:trPr>
+        <w:tc>
+          <w:tcPr>
+            <w:tcW w:w="0" w:type="auto"/>
+            <w:vAlign w:val="center"/>
+            <w:hideMark/>
+          </w:tcPr>
+          <w:p>
+            <w:pPr>
+              <w:rPr>
+                <w:b/>
+                <w:bCs/>
+              </w:rPr>
+            </w:pPr>
+            <w:r>
+              <w:rPr>
+                <w:b/>
+                <w:bCs/>
+              </w:rPr>
+              <w:t>grid</w:t>
+            </w:r>
+          </w:p>
+        </w:tc>
+        <w:tc>
+          <w:tcPr>
+            <w:tcW w:w="0" w:type="auto"/>
+            <w:vAlign w:val="center"/>
+            <w:hideMark/>
+          </w:tcPr>
+          <w:p>
+            <w:pPr>
+              <w:rPr>
+                <w:b/>
+                <w:bCs/>
+              </w:rPr>
+            </w:pPr>
+            <w:proofErr w:type="spellStart"/>
+            <w:r>
+              <w:rPr>
+                <w:b/>
+                <w:bCs/>
+              </w:rPr>
+              <w:t>grid_categoria</w:t>
+            </w:r>
+            <w:proofErr w:type="spellEnd"/>
+          </w:p>
+        </w:tc>
+        <w:tc>
+          <w:tcPr>
+            <w:tcW w:w="0" w:type="auto"/>
+            <w:vAlign w:val="center"/>
+            <w:hideMark/>
+          </w:tcPr>
+          <w:p>
+            <w:pPr>
+              <w:rPr>
+                <w:b/>
+                <w:bCs/>
+              </w:rPr>
+            </w:pPr>
+            <w:proofErr w:type="spellStart"/>
+            <w:r>
+              <w:rPr>
+                <w:b/>
+                <w:bCs/>
+              </w:rPr>
+              <w:t>grid_front</w:t>
+            </w:r>
+            <w:proofErr w:type="spellEnd"/>
+            <w:r>
+              <w:rPr>
+                <w:b/>
+                <w:bCs/>
+              </w:rPr>
+              <w:t xml:space="preserve">, </w:t>
+            </w:r>
+            <w:proofErr w:type="spellStart"/>
+            <w:r>
+              <w:rPr>
+                <w:b/>
+                <w:bCs/>
+              </w:rPr>
+              <w:t>grid_middle</w:t>
+            </w:r>
+            <w:proofErr w:type="spellEnd"/>
+            <w:r>
+              <w:rPr>
+                <w:b/>
+                <w:bCs/>
+              </w:rPr>
+              <w:t xml:space="preserve">, </w:t>
+            </w:r>
+            <w:proofErr w:type="spellStart"/>
+            <w:r>
+              <w:rPr>
+                <w:b/>
+                <w:bCs/>
+              </w:rPr>
+              <w:t>grid_back</w:t>
+            </w:r>
+            <w:proofErr w:type="spellEnd"/>
+          </w:p>
+        </w:tc>
+      </w:tr>
+      <w:tr>
+        <w:trPr>
+          <w:tblCellSpacing w:w="15" w:type="dxa"/>
+        </w:trPr>
+        <w:tc>
+          <w:tcPr>
+            <w:tcW w:w="0" w:type="auto"/>
+            <w:vAlign w:val="center"/>
+            <w:hideMark/>
+          </w:tcPr>
+          <w:p>
+            <w:pPr>
+              <w:rPr>
+                <w:b/>
+                <w:bCs/>
+              </w:rPr>
+            </w:pPr>
+            <w:r>
+              <w:rPr>
+                <w:b/>
+                <w:bCs/>
+              </w:rPr>
+              <w:t>position</w:t>
+            </w:r>
+          </w:p>
+        </w:tc>
+        <w:tc>
+          <w:tcPr>
+            <w:tcW w:w="0" w:type="auto"/>
+            <w:vAlign w:val="center"/>
+            <w:hideMark/>
+          </w:tcPr>
+          <w:p>
+            <w:pPr>
+              <w:rPr>
+                <w:b/>
+                <w:bCs/>
+              </w:rPr>
+            </w:pPr>
+            <w:proofErr w:type="spellStart"/>
+            <w:r>
+              <w:rPr>
+                <w:b/>
+                <w:bCs/>
+              </w:rPr>
+              <w:t>position_categoria</w:t>
+            </w:r>
+            <w:proofErr w:type="spellEnd"/>
+          </w:p>
+        </w:tc>
+        <w:tc>
+          <w:tcPr>
+            <w:tcW w:w="0" w:type="auto"/>
+            <w:vAlign w:val="center"/>
+            <w:hideMark/>
+          </w:tcPr>
+          <w:p>
+            <w:pPr>
+              <w:rPr>
+                <w:b/>
+                <w:bCs/>
+              </w:rPr>
+            </w:pPr>
+            <w:proofErr w:type="spellStart"/>
+            <w:r>
+              <w:rPr>
+                <w:b/>
+                <w:bCs/>
+              </w:rPr>
+              <w:t>winner</w:t>
+            </w:r>
+            <w:proofErr w:type="spellEnd"/>
+            <w:r>
+              <w:rPr>
+                <w:b/>
+                <w:bCs/>
+              </w:rPr>
+              <w:t xml:space="preserve">, podium, </w:t>
+            </w:r>
+            <w:proofErr w:type="spellStart"/>
+            <w:r>
+              <w:rPr>
+                <w:b/>
+                <w:bCs/>
+              </w:rPr>
+              <w:t>points_finish</w:t>
+            </w:r>
+            <w:proofErr w:type="spellEnd"/>
+            <w:r>
+              <w:rPr>
+                <w:b/>
+                <w:bCs/>
+              </w:rPr>
+              <w:t xml:space="preserve">, </w:t>
+            </w:r>
+            <w:proofErr w:type="spellStart"/>
+            <w:r>
+              <w:rPr>
+                <w:b/>
+                <w:bCs/>
+              </w:rPr>
+              <w:t>outside_points</w:t>
+            </w:r>
+            <w:proofErr w:type="spellEnd"/>
+            <w:r>
+              <w:rPr>
+                <w:b/>
+                <w:bCs/>
+              </w:rPr>
+              <w:t xml:space="preserve">, </w:t>
+            </w:r>
+            <w:proofErr w:type="spellStart"/>
+            <w:r>
+              <w:rPr>
+                <w:b/>
+                <w:bCs/>
+              </w:rPr>
+              <w:t>unclassified</w:t>
+            </w:r>
+            <w:proofErr w:type="spellEnd"/>
+          </w:p>
+        </w:tc>
+      </w:tr>
+      <w:tr>
+        <w:trPr>
+          <w:tblCellSpacing w:w="15" w:type="dxa"/>
+        </w:trPr>
+        <w:tc>
+          <w:tcPr>
+            <w:tcW w:w="0" w:type="auto"/>
+            <w:vAlign w:val="center"/>
+            <w:hideMark/>
+          </w:tcPr>
+          <w:p>
+            <w:pPr>
+              <w:rPr>
+                <w:b/>
+                <w:bCs/>
+              </w:rPr>
+            </w:pPr>
+            <w:r>
+              <w:rPr>
+                <w:b/>
+                <w:bCs/>
+              </w:rPr>
+              <w:t>points</w:t>
+            </w:r>
+          </w:p>
+        </w:tc>
+        <w:tc>
+          <w:tcPr>
+            <w:tcW w:w="0" w:type="auto"/>
+            <w:vAlign w:val="center"/>
+            <w:hideMark/>
+          </w:tcPr>
+          <w:p>
+            <w:pPr>
+              <w:rPr>
+                <w:b/>
+                <w:bCs/>
+              </w:rPr>
+            </w:pPr>
+            <w:proofErr w:type="spellStart"/>
+            <w:r>
+              <w:rPr>
+                <w:b/>
+                <w:bCs/>
+              </w:rPr>
+              <w:t>points_categoria</w:t>
+            </w:r>
+            <w:proofErr w:type="spellEnd"/>
+          </w:p>
+        </w:tc>
+        <w:tc>
+          <w:tcPr>
+            <w:tcW w:w="0" w:type="auto"/>
+            <w:vAlign w:val="center"/>
+            <w:hideMark/>
+          </w:tcPr>
+          <w:p>
+            <w:pPr>
+              <w:rPr>
+                <w:b/>
+                <w:bCs/>
+              </w:rPr>
+            </w:pPr>
+            <w:proofErr w:type="spellStart"/>
+            <w:r>
+              <w:rPr>
+                <w:b/>
+                <w:bCs/>
+              </w:rPr>
+              <w:t>scored_points</w:t>
+            </w:r>
+            <w:proofErr w:type="spellEnd"/>
+            <w:r>
+              <w:rPr>
+                <w:b/>
+                <w:bCs/>
+              </w:rPr>
+              <w:t xml:space="preserve">, </w:t>
+            </w:r>
+            <w:proofErr w:type="spellStart"/>
+            <w:r>
+              <w:rPr>
+                <w:b/>
+                <w:bCs/>
+              </w:rPr>
+              <w:t>no_points</w:t>
+            </w:r>
+            <w:proofErr w:type="spellEnd"/>
+          </w:p>
+        </w:tc>
+      </w:tr>
+    </w:tbl>
+    <w:p>
+      <w:pPr>
+        <w:rPr>
+          <w:b/>
+          <w:bCs/>
+        </w:rPr>
+      </w:pPr>
+      <w:r>
+        <w:rPr>
+          <w:b/>
+          <w:bCs/>
+        </w:rPr>
+        <w:t>Essa transformação reduz a quantidade de valores distintos presentes na base e facilita a identificação de padrões frequentes.</w:t>
+      </w:r>
+    </w:p>
+    <w:p>
+      <w:pPr>
+        <w:rPr>
+          <w:b/>
+          <w:bCs/>
+        </w:rPr>
+      </w:pPr>
+      <w:r>
+        <w:rPr>
+          <w:b/>
+          <w:bCs/>
+        </w:rPr>
+        <w:pict w14:anchorId="2FD11D48">
+          <v:rect id="_x0000_i1039" style="width:0;height:1.5pt" o:hralign="center" o:hrstd="t" o:hr="t" fillcolor="#a0a0a0" stroked="f"/>
+        </w:pict>
+      </w:r>
+    </w:p>
+    <w:p>
+      <w:pPr>
+        <w:rPr>
+          <w:b/>
+          <w:bCs/>
+        </w:rPr>
+      </w:pPr>
+      <w:r>
+        <w:rPr>
+          <w:b/>
+          <w:bCs/>
+        </w:rPr>
+        <w:t>2.6 Preparação para a Construção das Transações</w:t>
+      </w:r>
+    </w:p>
+    <w:p>
+      <w:pPr>
+        <w:rPr>
+          <w:b/>
+          <w:bCs/>
+        </w:rPr>
+      </w:pPr>
+      <w:r>
+        <w:rPr>
+          <w:b/>
+          <w:bCs/>
+        </w:rPr>
+        <w:t>Ao final desta etapa, os dados encontram-se preparados para a construção das transações utilizadas pelos algoritmos de regras de associação.</w:t>
+      </w:r>
+    </w:p>
+    <w:p>
+      <w:pPr>
+        <w:rPr>
+          <w:b/>
+          <w:bCs/>
+        </w:rPr>
+      </w:pPr>
+      <w:r>
+        <w:rPr>
+          <w:b/>
+          <w:bCs/>
+        </w:rPr>
+        <w:t>Os atributos selecionados, limpos, normalizados e discretizados serão posteriormente integrados para representar cada registro da base em formato transacional, etapa que será realizada durante a modelagem da estratégia de extração das regras de associação.</w:t>
+      </w:r>
+    </w:p>
+    <w:p>
+      <w:pPr>
+        <w:rPr>
+          <w:b/>
+          <w:bCs/>
+        </w:rPr>
+      </w:pPr>
+    </w:p>
+    <w:p>
+      <w:pPr>
+        <w:rPr>
+          <w:b/>
+          <w:bCs/>
+        </w:rPr>
+      </w:pPr>
+    </w:p>
+    <w:p>
+      <w:pPr>
+        <w:rPr>
+          <w:b/>
+          <w:bCs/>
+        </w:rPr>
+      </w:pPr>
     </w:p>
     <w:p>
       <w:pPr>
@@ -5560,9 +8023,9 @@
     </w:lvl>
   </w:abstractNum>
   <w:abstractNum w:abstractNumId="4" w15:restartNumberingAfterBreak="0">
-    <w:nsid w:val="388D3FA9"/>
+    <w:nsid w:val="2CFC7070"/>
     <w:multiLevelType w:val="multilevel"/>
-    <w:tmpl w:val="0BF4F542"/>
+    <w:tmpl w:val="8488E9D6"/>
     <w:lvl w:ilvl="0">
       <w:start w:val="1"/>
       <w:numFmt w:val="bullet"/>
@@ -5709,9 +8172,9 @@
     </w:lvl>
   </w:abstractNum>
   <w:abstractNum w:abstractNumId="5" w15:restartNumberingAfterBreak="0">
-    <w:nsid w:val="3A215056"/>
+    <w:nsid w:val="2EF34EAA"/>
     <w:multiLevelType w:val="multilevel"/>
-    <w:tmpl w:val="758A9914"/>
+    <w:tmpl w:val="290AC5A4"/>
     <w:lvl w:ilvl="0">
       <w:start w:val="1"/>
       <w:numFmt w:val="bullet"/>
@@ -5858,9 +8321,9 @@
     </w:lvl>
   </w:abstractNum>
   <w:abstractNum w:abstractNumId="6" w15:restartNumberingAfterBreak="0">
-    <w:nsid w:val="597B09CD"/>
+    <w:nsid w:val="388D3FA9"/>
     <w:multiLevelType w:val="multilevel"/>
-    <w:tmpl w:val="7B7A9DD0"/>
+    <w:tmpl w:val="0BF4F542"/>
     <w:lvl w:ilvl="0">
       <w:start w:val="1"/>
       <w:numFmt w:val="bullet"/>
@@ -6006,11 +8469,607 @@
       </w:rPr>
     </w:lvl>
   </w:abstractNum>
+  <w:abstractNum w:abstractNumId="7" w15:restartNumberingAfterBreak="0">
+    <w:nsid w:val="3A215056"/>
+    <w:multiLevelType w:val="multilevel"/>
+    <w:tmpl w:val="758A9914"/>
+    <w:lvl w:ilvl="0">
+      <w:start w:val="1"/>
+      <w:numFmt w:val="bullet"/>
+      <w:lvlText w:val=""/>
+      <w:lvlJc w:val="left"/>
+      <w:pPr>
+        <w:tabs>
+          <w:tab w:val="num" w:pos="720"/>
+        </w:tabs>
+        <w:ind w:left="720" w:hanging="360"/>
+      </w:pPr>
+      <w:rPr>
+        <w:rFonts w:ascii="Symbol" w:hAnsi="Symbol" w:hint="default"/>
+        <w:sz w:val="20"/>
+      </w:rPr>
+    </w:lvl>
+    <w:lvl w:ilvl="1" w:tentative="1">
+      <w:start w:val="1"/>
+      <w:numFmt w:val="bullet"/>
+      <w:lvlText w:val="o"/>
+      <w:lvlJc w:val="left"/>
+      <w:pPr>
+        <w:tabs>
+          <w:tab w:val="num" w:pos="1440"/>
+        </w:tabs>
+        <w:ind w:left="1440" w:hanging="360"/>
+      </w:pPr>
+      <w:rPr>
+        <w:rFonts w:ascii="Courier New" w:hAnsi="Courier New" w:hint="default"/>
+        <w:sz w:val="20"/>
+      </w:rPr>
+    </w:lvl>
+    <w:lvl w:ilvl="2" w:tentative="1">
+      <w:start w:val="1"/>
+      <w:numFmt w:val="bullet"/>
+      <w:lvlText w:val=""/>
+      <w:lvlJc w:val="left"/>
+      <w:pPr>
+        <w:tabs>
+          <w:tab w:val="num" w:pos="2160"/>
+        </w:tabs>
+        <w:ind w:left="2160" w:hanging="360"/>
+      </w:pPr>
+      <w:rPr>
+        <w:rFonts w:ascii="Wingdings" w:hAnsi="Wingdings" w:hint="default"/>
+        <w:sz w:val="20"/>
+      </w:rPr>
+    </w:lvl>
+    <w:lvl w:ilvl="3" w:tentative="1">
+      <w:start w:val="1"/>
+      <w:numFmt w:val="bullet"/>
+      <w:lvlText w:val=""/>
+      <w:lvlJc w:val="left"/>
+      <w:pPr>
+        <w:tabs>
+          <w:tab w:val="num" w:pos="2880"/>
+        </w:tabs>
+        <w:ind w:left="2880" w:hanging="360"/>
+      </w:pPr>
+      <w:rPr>
+        <w:rFonts w:ascii="Wingdings" w:hAnsi="Wingdings" w:hint="default"/>
+        <w:sz w:val="20"/>
+      </w:rPr>
+    </w:lvl>
+    <w:lvl w:ilvl="4" w:tentative="1">
+      <w:start w:val="1"/>
+      <w:numFmt w:val="bullet"/>
+      <w:lvlText w:val=""/>
+      <w:lvlJc w:val="left"/>
+      <w:pPr>
+        <w:tabs>
+          <w:tab w:val="num" w:pos="3600"/>
+        </w:tabs>
+        <w:ind w:left="3600" w:hanging="360"/>
+      </w:pPr>
+      <w:rPr>
+        <w:rFonts w:ascii="Wingdings" w:hAnsi="Wingdings" w:hint="default"/>
+        <w:sz w:val="20"/>
+      </w:rPr>
+    </w:lvl>
+    <w:lvl w:ilvl="5" w:tentative="1">
+      <w:start w:val="1"/>
+      <w:numFmt w:val="bullet"/>
+      <w:lvlText w:val=""/>
+      <w:lvlJc w:val="left"/>
+      <w:pPr>
+        <w:tabs>
+          <w:tab w:val="num" w:pos="4320"/>
+        </w:tabs>
+        <w:ind w:left="4320" w:hanging="360"/>
+      </w:pPr>
+      <w:rPr>
+        <w:rFonts w:ascii="Wingdings" w:hAnsi="Wingdings" w:hint="default"/>
+        <w:sz w:val="20"/>
+      </w:rPr>
+    </w:lvl>
+    <w:lvl w:ilvl="6" w:tentative="1">
+      <w:start w:val="1"/>
+      <w:numFmt w:val="bullet"/>
+      <w:lvlText w:val=""/>
+      <w:lvlJc w:val="left"/>
+      <w:pPr>
+        <w:tabs>
+          <w:tab w:val="num" w:pos="5040"/>
+        </w:tabs>
+        <w:ind w:left="5040" w:hanging="360"/>
+      </w:pPr>
+      <w:rPr>
+        <w:rFonts w:ascii="Wingdings" w:hAnsi="Wingdings" w:hint="default"/>
+        <w:sz w:val="20"/>
+      </w:rPr>
+    </w:lvl>
+    <w:lvl w:ilvl="7" w:tentative="1">
+      <w:start w:val="1"/>
+      <w:numFmt w:val="bullet"/>
+      <w:lvlText w:val=""/>
+      <w:lvlJc w:val="left"/>
+      <w:pPr>
+        <w:tabs>
+          <w:tab w:val="num" w:pos="5760"/>
+        </w:tabs>
+        <w:ind w:left="5760" w:hanging="360"/>
+      </w:pPr>
+      <w:rPr>
+        <w:rFonts w:ascii="Wingdings" w:hAnsi="Wingdings" w:hint="default"/>
+        <w:sz w:val="20"/>
+      </w:rPr>
+    </w:lvl>
+    <w:lvl w:ilvl="8" w:tentative="1">
+      <w:start w:val="1"/>
+      <w:numFmt w:val="bullet"/>
+      <w:lvlText w:val=""/>
+      <w:lvlJc w:val="left"/>
+      <w:pPr>
+        <w:tabs>
+          <w:tab w:val="num" w:pos="6480"/>
+        </w:tabs>
+        <w:ind w:left="6480" w:hanging="360"/>
+      </w:pPr>
+      <w:rPr>
+        <w:rFonts w:ascii="Wingdings" w:hAnsi="Wingdings" w:hint="default"/>
+        <w:sz w:val="20"/>
+      </w:rPr>
+    </w:lvl>
+  </w:abstractNum>
+  <w:abstractNum w:abstractNumId="8" w15:restartNumberingAfterBreak="0">
+    <w:nsid w:val="597B09CD"/>
+    <w:multiLevelType w:val="multilevel"/>
+    <w:tmpl w:val="7B7A9DD0"/>
+    <w:lvl w:ilvl="0">
+      <w:start w:val="1"/>
+      <w:numFmt w:val="bullet"/>
+      <w:lvlText w:val=""/>
+      <w:lvlJc w:val="left"/>
+      <w:pPr>
+        <w:tabs>
+          <w:tab w:val="num" w:pos="720"/>
+        </w:tabs>
+        <w:ind w:left="720" w:hanging="360"/>
+      </w:pPr>
+      <w:rPr>
+        <w:rFonts w:ascii="Symbol" w:hAnsi="Symbol" w:hint="default"/>
+        <w:sz w:val="20"/>
+      </w:rPr>
+    </w:lvl>
+    <w:lvl w:ilvl="1" w:tentative="1">
+      <w:start w:val="1"/>
+      <w:numFmt w:val="bullet"/>
+      <w:lvlText w:val="o"/>
+      <w:lvlJc w:val="left"/>
+      <w:pPr>
+        <w:tabs>
+          <w:tab w:val="num" w:pos="1440"/>
+        </w:tabs>
+        <w:ind w:left="1440" w:hanging="360"/>
+      </w:pPr>
+      <w:rPr>
+        <w:rFonts w:ascii="Courier New" w:hAnsi="Courier New" w:hint="default"/>
+        <w:sz w:val="20"/>
+      </w:rPr>
+    </w:lvl>
+    <w:lvl w:ilvl="2" w:tentative="1">
+      <w:start w:val="1"/>
+      <w:numFmt w:val="bullet"/>
+      <w:lvlText w:val=""/>
+      <w:lvlJc w:val="left"/>
+      <w:pPr>
+        <w:tabs>
+          <w:tab w:val="num" w:pos="2160"/>
+        </w:tabs>
+        <w:ind w:left="2160" w:hanging="360"/>
+      </w:pPr>
+      <w:rPr>
+        <w:rFonts w:ascii="Wingdings" w:hAnsi="Wingdings" w:hint="default"/>
+        <w:sz w:val="20"/>
+      </w:rPr>
+    </w:lvl>
+    <w:lvl w:ilvl="3" w:tentative="1">
+      <w:start w:val="1"/>
+      <w:numFmt w:val="bullet"/>
+      <w:lvlText w:val=""/>
+      <w:lvlJc w:val="left"/>
+      <w:pPr>
+        <w:tabs>
+          <w:tab w:val="num" w:pos="2880"/>
+        </w:tabs>
+        <w:ind w:left="2880" w:hanging="360"/>
+      </w:pPr>
+      <w:rPr>
+        <w:rFonts w:ascii="Wingdings" w:hAnsi="Wingdings" w:hint="default"/>
+        <w:sz w:val="20"/>
+      </w:rPr>
+    </w:lvl>
+    <w:lvl w:ilvl="4" w:tentative="1">
+      <w:start w:val="1"/>
+      <w:numFmt w:val="bullet"/>
+      <w:lvlText w:val=""/>
+      <w:lvlJc w:val="left"/>
+      <w:pPr>
+        <w:tabs>
+          <w:tab w:val="num" w:pos="3600"/>
+        </w:tabs>
+        <w:ind w:left="3600" w:hanging="360"/>
+      </w:pPr>
+      <w:rPr>
+        <w:rFonts w:ascii="Wingdings" w:hAnsi="Wingdings" w:hint="default"/>
+        <w:sz w:val="20"/>
+      </w:rPr>
+    </w:lvl>
+    <w:lvl w:ilvl="5" w:tentative="1">
+      <w:start w:val="1"/>
+      <w:numFmt w:val="bullet"/>
+      <w:lvlText w:val=""/>
+      <w:lvlJc w:val="left"/>
+      <w:pPr>
+        <w:tabs>
+          <w:tab w:val="num" w:pos="4320"/>
+        </w:tabs>
+        <w:ind w:left="4320" w:hanging="360"/>
+      </w:pPr>
+      <w:rPr>
+        <w:rFonts w:ascii="Wingdings" w:hAnsi="Wingdings" w:hint="default"/>
+        <w:sz w:val="20"/>
+      </w:rPr>
+    </w:lvl>
+    <w:lvl w:ilvl="6" w:tentative="1">
+      <w:start w:val="1"/>
+      <w:numFmt w:val="bullet"/>
+      <w:lvlText w:val=""/>
+      <w:lvlJc w:val="left"/>
+      <w:pPr>
+        <w:tabs>
+          <w:tab w:val="num" w:pos="5040"/>
+        </w:tabs>
+        <w:ind w:left="5040" w:hanging="360"/>
+      </w:pPr>
+      <w:rPr>
+        <w:rFonts w:ascii="Wingdings" w:hAnsi="Wingdings" w:hint="default"/>
+        <w:sz w:val="20"/>
+      </w:rPr>
+    </w:lvl>
+    <w:lvl w:ilvl="7" w:tentative="1">
+      <w:start w:val="1"/>
+      <w:numFmt w:val="bullet"/>
+      <w:lvlText w:val=""/>
+      <w:lvlJc w:val="left"/>
+      <w:pPr>
+        <w:tabs>
+          <w:tab w:val="num" w:pos="5760"/>
+        </w:tabs>
+        <w:ind w:left="5760" w:hanging="360"/>
+      </w:pPr>
+      <w:rPr>
+        <w:rFonts w:ascii="Wingdings" w:hAnsi="Wingdings" w:hint="default"/>
+        <w:sz w:val="20"/>
+      </w:rPr>
+    </w:lvl>
+    <w:lvl w:ilvl="8" w:tentative="1">
+      <w:start w:val="1"/>
+      <w:numFmt w:val="bullet"/>
+      <w:lvlText w:val=""/>
+      <w:lvlJc w:val="left"/>
+      <w:pPr>
+        <w:tabs>
+          <w:tab w:val="num" w:pos="6480"/>
+        </w:tabs>
+        <w:ind w:left="6480" w:hanging="360"/>
+      </w:pPr>
+      <w:rPr>
+        <w:rFonts w:ascii="Wingdings" w:hAnsi="Wingdings" w:hint="default"/>
+        <w:sz w:val="20"/>
+      </w:rPr>
+    </w:lvl>
+  </w:abstractNum>
+  <w:abstractNum w:abstractNumId="9" w15:restartNumberingAfterBreak="0">
+    <w:nsid w:val="60A44195"/>
+    <w:multiLevelType w:val="multilevel"/>
+    <w:tmpl w:val="4A227C08"/>
+    <w:lvl w:ilvl="0">
+      <w:start w:val="1"/>
+      <w:numFmt w:val="bullet"/>
+      <w:lvlText w:val=""/>
+      <w:lvlJc w:val="left"/>
+      <w:pPr>
+        <w:tabs>
+          <w:tab w:val="num" w:pos="720"/>
+        </w:tabs>
+        <w:ind w:left="720" w:hanging="360"/>
+      </w:pPr>
+      <w:rPr>
+        <w:rFonts w:ascii="Symbol" w:hAnsi="Symbol" w:hint="default"/>
+        <w:sz w:val="20"/>
+      </w:rPr>
+    </w:lvl>
+    <w:lvl w:ilvl="1" w:tentative="1">
+      <w:start w:val="1"/>
+      <w:numFmt w:val="bullet"/>
+      <w:lvlText w:val="o"/>
+      <w:lvlJc w:val="left"/>
+      <w:pPr>
+        <w:tabs>
+          <w:tab w:val="num" w:pos="1440"/>
+        </w:tabs>
+        <w:ind w:left="1440" w:hanging="360"/>
+      </w:pPr>
+      <w:rPr>
+        <w:rFonts w:ascii="Courier New" w:hAnsi="Courier New" w:hint="default"/>
+        <w:sz w:val="20"/>
+      </w:rPr>
+    </w:lvl>
+    <w:lvl w:ilvl="2" w:tentative="1">
+      <w:start w:val="1"/>
+      <w:numFmt w:val="bullet"/>
+      <w:lvlText w:val=""/>
+      <w:lvlJc w:val="left"/>
+      <w:pPr>
+        <w:tabs>
+          <w:tab w:val="num" w:pos="2160"/>
+        </w:tabs>
+        <w:ind w:left="2160" w:hanging="360"/>
+      </w:pPr>
+      <w:rPr>
+        <w:rFonts w:ascii="Wingdings" w:hAnsi="Wingdings" w:hint="default"/>
+        <w:sz w:val="20"/>
+      </w:rPr>
+    </w:lvl>
+    <w:lvl w:ilvl="3" w:tentative="1">
+      <w:start w:val="1"/>
+      <w:numFmt w:val="bullet"/>
+      <w:lvlText w:val=""/>
+      <w:lvlJc w:val="left"/>
+      <w:pPr>
+        <w:tabs>
+          <w:tab w:val="num" w:pos="2880"/>
+        </w:tabs>
+        <w:ind w:left="2880" w:hanging="360"/>
+      </w:pPr>
+      <w:rPr>
+        <w:rFonts w:ascii="Wingdings" w:hAnsi="Wingdings" w:hint="default"/>
+        <w:sz w:val="20"/>
+      </w:rPr>
+    </w:lvl>
+    <w:lvl w:ilvl="4" w:tentative="1">
+      <w:start w:val="1"/>
+      <w:numFmt w:val="bullet"/>
+      <w:lvlText w:val=""/>
+      <w:lvlJc w:val="left"/>
+      <w:pPr>
+        <w:tabs>
+          <w:tab w:val="num" w:pos="3600"/>
+        </w:tabs>
+        <w:ind w:left="3600" w:hanging="360"/>
+      </w:pPr>
+      <w:rPr>
+        <w:rFonts w:ascii="Wingdings" w:hAnsi="Wingdings" w:hint="default"/>
+        <w:sz w:val="20"/>
+      </w:rPr>
+    </w:lvl>
+    <w:lvl w:ilvl="5" w:tentative="1">
+      <w:start w:val="1"/>
+      <w:numFmt w:val="bullet"/>
+      <w:lvlText w:val=""/>
+      <w:lvlJc w:val="left"/>
+      <w:pPr>
+        <w:tabs>
+          <w:tab w:val="num" w:pos="4320"/>
+        </w:tabs>
+        <w:ind w:left="4320" w:hanging="360"/>
+      </w:pPr>
+      <w:rPr>
+        <w:rFonts w:ascii="Wingdings" w:hAnsi="Wingdings" w:hint="default"/>
+        <w:sz w:val="20"/>
+      </w:rPr>
+    </w:lvl>
+    <w:lvl w:ilvl="6" w:tentative="1">
+      <w:start w:val="1"/>
+      <w:numFmt w:val="bullet"/>
+      <w:lvlText w:val=""/>
+      <w:lvlJc w:val="left"/>
+      <w:pPr>
+        <w:tabs>
+          <w:tab w:val="num" w:pos="5040"/>
+        </w:tabs>
+        <w:ind w:left="5040" w:hanging="360"/>
+      </w:pPr>
+      <w:rPr>
+        <w:rFonts w:ascii="Wingdings" w:hAnsi="Wingdings" w:hint="default"/>
+        <w:sz w:val="20"/>
+      </w:rPr>
+    </w:lvl>
+    <w:lvl w:ilvl="7" w:tentative="1">
+      <w:start w:val="1"/>
+      <w:numFmt w:val="bullet"/>
+      <w:lvlText w:val=""/>
+      <w:lvlJc w:val="left"/>
+      <w:pPr>
+        <w:tabs>
+          <w:tab w:val="num" w:pos="5760"/>
+        </w:tabs>
+        <w:ind w:left="5760" w:hanging="360"/>
+      </w:pPr>
+      <w:rPr>
+        <w:rFonts w:ascii="Wingdings" w:hAnsi="Wingdings" w:hint="default"/>
+        <w:sz w:val="20"/>
+      </w:rPr>
+    </w:lvl>
+    <w:lvl w:ilvl="8" w:tentative="1">
+      <w:start w:val="1"/>
+      <w:numFmt w:val="bullet"/>
+      <w:lvlText w:val=""/>
+      <w:lvlJc w:val="left"/>
+      <w:pPr>
+        <w:tabs>
+          <w:tab w:val="num" w:pos="6480"/>
+        </w:tabs>
+        <w:ind w:left="6480" w:hanging="360"/>
+      </w:pPr>
+      <w:rPr>
+        <w:rFonts w:ascii="Wingdings" w:hAnsi="Wingdings" w:hint="default"/>
+        <w:sz w:val="20"/>
+      </w:rPr>
+    </w:lvl>
+  </w:abstractNum>
+  <w:abstractNum w:abstractNumId="10" w15:restartNumberingAfterBreak="0">
+    <w:nsid w:val="65C8065E"/>
+    <w:multiLevelType w:val="multilevel"/>
+    <w:tmpl w:val="D3A4E41A"/>
+    <w:lvl w:ilvl="0">
+      <w:start w:val="1"/>
+      <w:numFmt w:val="bullet"/>
+      <w:lvlText w:val=""/>
+      <w:lvlJc w:val="left"/>
+      <w:pPr>
+        <w:tabs>
+          <w:tab w:val="num" w:pos="720"/>
+        </w:tabs>
+        <w:ind w:left="720" w:hanging="360"/>
+      </w:pPr>
+      <w:rPr>
+        <w:rFonts w:ascii="Symbol" w:hAnsi="Symbol" w:hint="default"/>
+        <w:sz w:val="20"/>
+      </w:rPr>
+    </w:lvl>
+    <w:lvl w:ilvl="1" w:tentative="1">
+      <w:start w:val="1"/>
+      <w:numFmt w:val="bullet"/>
+      <w:lvlText w:val="o"/>
+      <w:lvlJc w:val="left"/>
+      <w:pPr>
+        <w:tabs>
+          <w:tab w:val="num" w:pos="1440"/>
+        </w:tabs>
+        <w:ind w:left="1440" w:hanging="360"/>
+      </w:pPr>
+      <w:rPr>
+        <w:rFonts w:ascii="Courier New" w:hAnsi="Courier New" w:hint="default"/>
+        <w:sz w:val="20"/>
+      </w:rPr>
+    </w:lvl>
+    <w:lvl w:ilvl="2" w:tentative="1">
+      <w:start w:val="1"/>
+      <w:numFmt w:val="bullet"/>
+      <w:lvlText w:val=""/>
+      <w:lvlJc w:val="left"/>
+      <w:pPr>
+        <w:tabs>
+          <w:tab w:val="num" w:pos="2160"/>
+        </w:tabs>
+        <w:ind w:left="2160" w:hanging="360"/>
+      </w:pPr>
+      <w:rPr>
+        <w:rFonts w:ascii="Wingdings" w:hAnsi="Wingdings" w:hint="default"/>
+        <w:sz w:val="20"/>
+      </w:rPr>
+    </w:lvl>
+    <w:lvl w:ilvl="3" w:tentative="1">
+      <w:start w:val="1"/>
+      <w:numFmt w:val="bullet"/>
+      <w:lvlText w:val=""/>
+      <w:lvlJc w:val="left"/>
+      <w:pPr>
+        <w:tabs>
+          <w:tab w:val="num" w:pos="2880"/>
+        </w:tabs>
+        <w:ind w:left="2880" w:hanging="360"/>
+      </w:pPr>
+      <w:rPr>
+        <w:rFonts w:ascii="Wingdings" w:hAnsi="Wingdings" w:hint="default"/>
+        <w:sz w:val="20"/>
+      </w:rPr>
+    </w:lvl>
+    <w:lvl w:ilvl="4" w:tentative="1">
+      <w:start w:val="1"/>
+      <w:numFmt w:val="bullet"/>
+      <w:lvlText w:val=""/>
+      <w:lvlJc w:val="left"/>
+      <w:pPr>
+        <w:tabs>
+          <w:tab w:val="num" w:pos="3600"/>
+        </w:tabs>
+        <w:ind w:left="3600" w:hanging="360"/>
+      </w:pPr>
+      <w:rPr>
+        <w:rFonts w:ascii="Wingdings" w:hAnsi="Wingdings" w:hint="default"/>
+        <w:sz w:val="20"/>
+      </w:rPr>
+    </w:lvl>
+    <w:lvl w:ilvl="5" w:tentative="1">
+      <w:start w:val="1"/>
+      <w:numFmt w:val="bullet"/>
+      <w:lvlText w:val=""/>
+      <w:lvlJc w:val="left"/>
+      <w:pPr>
+        <w:tabs>
+          <w:tab w:val="num" w:pos="4320"/>
+        </w:tabs>
+        <w:ind w:left="4320" w:hanging="360"/>
+      </w:pPr>
+      <w:rPr>
+        <w:rFonts w:ascii="Wingdings" w:hAnsi="Wingdings" w:hint="default"/>
+        <w:sz w:val="20"/>
+      </w:rPr>
+    </w:lvl>
+    <w:lvl w:ilvl="6" w:tentative="1">
+      <w:start w:val="1"/>
+      <w:numFmt w:val="bullet"/>
+      <w:lvlText w:val=""/>
+      <w:lvlJc w:val="left"/>
+      <w:pPr>
+        <w:tabs>
+          <w:tab w:val="num" w:pos="5040"/>
+        </w:tabs>
+        <w:ind w:left="5040" w:hanging="360"/>
+      </w:pPr>
+      <w:rPr>
+        <w:rFonts w:ascii="Wingdings" w:hAnsi="Wingdings" w:hint="default"/>
+        <w:sz w:val="20"/>
+      </w:rPr>
+    </w:lvl>
+    <w:lvl w:ilvl="7" w:tentative="1">
+      <w:start w:val="1"/>
+      <w:numFmt w:val="bullet"/>
+      <w:lvlText w:val=""/>
+      <w:lvlJc w:val="left"/>
+      <w:pPr>
+        <w:tabs>
+          <w:tab w:val="num" w:pos="5760"/>
+        </w:tabs>
+        <w:ind w:left="5760" w:hanging="360"/>
+      </w:pPr>
+      <w:rPr>
+        <w:rFonts w:ascii="Wingdings" w:hAnsi="Wingdings" w:hint="default"/>
+        <w:sz w:val="20"/>
+      </w:rPr>
+    </w:lvl>
+    <w:lvl w:ilvl="8" w:tentative="1">
+      <w:start w:val="1"/>
+      <w:numFmt w:val="bullet"/>
+      <w:lvlText w:val=""/>
+      <w:lvlJc w:val="left"/>
+      <w:pPr>
+        <w:tabs>
+          <w:tab w:val="num" w:pos="6480"/>
+        </w:tabs>
+        <w:ind w:left="6480" w:hanging="360"/>
+      </w:pPr>
+      <w:rPr>
+        <w:rFonts w:ascii="Wingdings" w:hAnsi="Wingdings" w:hint="default"/>
+        <w:sz w:val="20"/>
+      </w:rPr>
+    </w:lvl>
+  </w:abstractNum>
   <w:num w:numId="1" w16cid:durableId="1806896052">
     <w:abstractNumId w:val="1"/>
   </w:num>
   <w:num w:numId="2" w16cid:durableId="1716587120">
-    <w:abstractNumId w:val="6"/>
+    <w:abstractNumId w:val="8"/>
   </w:num>
   <w:num w:numId="3" w16cid:durableId="218786226">
     <w:abstractNumId w:val="0"/>
@@ -6019,13 +9078,25 @@
     <w:abstractNumId w:val="3"/>
   </w:num>
   <w:num w:numId="5" w16cid:durableId="524296754">
-    <w:abstractNumId w:val="5"/>
+    <w:abstractNumId w:val="7"/>
   </w:num>
   <w:num w:numId="6" w16cid:durableId="860320356">
-    <w:abstractNumId w:val="4"/>
+    <w:abstractNumId w:val="6"/>
   </w:num>
   <w:num w:numId="7" w16cid:durableId="1145581434">
     <w:abstractNumId w:val="2"/>
+  </w:num>
+  <w:num w:numId="8" w16cid:durableId="827553461">
+    <w:abstractNumId w:val="4"/>
+  </w:num>
+  <w:num w:numId="9" w16cid:durableId="1687099675">
+    <w:abstractNumId w:val="9"/>
+  </w:num>
+  <w:num w:numId="10" w16cid:durableId="1010719218">
+    <w:abstractNumId w:val="10"/>
+  </w:num>
+  <w:num w:numId="11" w16cid:durableId="1786844711">
+    <w:abstractNumId w:val="5"/>
   </w:num>
 </w:numbering>
 </file>
@@ -6633,7 +9704,6 @@
   <w:style w:type="character" w:default="1" w:styleId="Fontepargpadro">
     <w:name w:val="Default Paragraph Font"/>
     <w:uiPriority w:val="1"/>
-    <w:semiHidden/>
     <w:unhideWhenUsed/>
   </w:style>
   <w:style w:type="table" w:default="1" w:styleId="Tabelanormal">

--- a/Documentos/ETAPA 1.docx
+++ b/Documentos/ETAPA 1.docx
@@ -44,23 +44,7 @@
           <w:b/>
           <w:bCs/>
         </w:rPr>
-        <w:t xml:space="preserve">F1 (Formula 1 </w:t>
-      </w:r>
-      <w:proofErr w:type="spellStart"/>
-      <w:r>
-        <w:rPr>
-          <w:b/>
-          <w:bCs/>
-        </w:rPr>
-        <w:t>Database</w:t>
-      </w:r>
-      <w:proofErr w:type="spellEnd"/>
-      <w:r>
-        <w:rPr>
-          <w:b/>
-          <w:bCs/>
-        </w:rPr>
-        <w:t>)</w:t>
+        <w:t>F1 (Formula 1 Database)</w:t>
       </w:r>
     </w:p>
     <w:p>
@@ -107,23 +91,7 @@
           <w:b/>
           <w:bCs/>
         </w:rPr>
-        <w:t xml:space="preserve">A base F1 pertence ao domínio do esporte automobilístico e reúne informações históricas sobre o Campeonato Mundial de Fórmula 1. Os dados contemplam pilotos, equipes, circuitos, corridas, classificações, resultados, tempos de volta, pit </w:t>
-      </w:r>
-      <w:proofErr w:type="spellStart"/>
-      <w:r>
-        <w:rPr>
-          <w:b/>
-          <w:bCs/>
-        </w:rPr>
-        <w:t>stops</w:t>
-      </w:r>
-      <w:proofErr w:type="spellEnd"/>
-      <w:r>
-        <w:rPr>
-          <w:b/>
-          <w:bCs/>
-        </w:rPr>
-        <w:t xml:space="preserve"> e temporadas.</w:t>
+        <w:t>A base F1 pertence ao domínio do esporte automobilístico e reúne informações históricas sobre o Campeonato Mundial de Fórmula 1. Os dados contemplam pilotos, equipes, circuitos, corridas, classificações, resultados, tempos de volta, pit stops e temporadas.</w:t>
       </w:r>
     </w:p>
     <w:p>
@@ -287,7 +255,6 @@
                 <w:bCs/>
               </w:rPr>
             </w:pPr>
-            <w:proofErr w:type="spellStart"/>
             <w:r>
               <w:rPr>
                 <w:b/>
@@ -295,7 +262,6 @@
               </w:rPr>
               <w:t>circuits</w:t>
             </w:r>
-            <w:proofErr w:type="spellEnd"/>
           </w:p>
         </w:tc>
         <w:tc>
@@ -382,7 +348,6 @@
                 <w:bCs/>
               </w:rPr>
             </w:pPr>
-            <w:proofErr w:type="spellStart"/>
             <w:r>
               <w:rPr>
                 <w:b/>
@@ -390,7 +355,6 @@
               </w:rPr>
               <w:t>constructor_results</w:t>
             </w:r>
-            <w:proofErr w:type="spellEnd"/>
           </w:p>
         </w:tc>
         <w:tc>
@@ -477,7 +441,6 @@
                 <w:bCs/>
               </w:rPr>
             </w:pPr>
-            <w:proofErr w:type="spellStart"/>
             <w:r>
               <w:rPr>
                 <w:b/>
@@ -485,7 +448,6 @@
               </w:rPr>
               <w:t>constructor_standings</w:t>
             </w:r>
-            <w:proofErr w:type="spellEnd"/>
           </w:p>
         </w:tc>
         <w:tc>
@@ -572,7 +534,6 @@
                 <w:bCs/>
               </w:rPr>
             </w:pPr>
-            <w:proofErr w:type="spellStart"/>
             <w:r>
               <w:rPr>
                 <w:b/>
@@ -580,7 +541,6 @@
               </w:rPr>
               <w:t>constructors</w:t>
             </w:r>
-            <w:proofErr w:type="spellEnd"/>
           </w:p>
         </w:tc>
         <w:tc>
@@ -667,7 +627,6 @@
                 <w:bCs/>
               </w:rPr>
             </w:pPr>
-            <w:proofErr w:type="spellStart"/>
             <w:r>
               <w:rPr>
                 <w:b/>
@@ -675,7 +634,6 @@
               </w:rPr>
               <w:t>driver_standings</w:t>
             </w:r>
-            <w:proofErr w:type="spellEnd"/>
           </w:p>
         </w:tc>
         <w:tc>
@@ -855,7 +813,6 @@
                 <w:bCs/>
               </w:rPr>
             </w:pPr>
-            <w:proofErr w:type="spellStart"/>
             <w:r>
               <w:rPr>
                 <w:b/>
@@ -863,7 +820,6 @@
               </w:rPr>
               <w:t>lap_times</w:t>
             </w:r>
-            <w:proofErr w:type="spellEnd"/>
           </w:p>
         </w:tc>
         <w:tc>
@@ -950,7 +906,6 @@
                 <w:bCs/>
               </w:rPr>
             </w:pPr>
-            <w:proofErr w:type="spellStart"/>
             <w:r>
               <w:rPr>
                 <w:b/>
@@ -958,7 +913,6 @@
               </w:rPr>
               <w:t>pit_stops</w:t>
             </w:r>
-            <w:proofErr w:type="spellEnd"/>
           </w:p>
         </w:tc>
         <w:tc>
@@ -1045,7 +999,6 @@
                 <w:bCs/>
               </w:rPr>
             </w:pPr>
-            <w:proofErr w:type="spellStart"/>
             <w:r>
               <w:rPr>
                 <w:b/>
@@ -1053,7 +1006,6 @@
               </w:rPr>
               <w:t>position_descriptions</w:t>
             </w:r>
-            <w:proofErr w:type="spellEnd"/>
           </w:p>
         </w:tc>
         <w:tc>
@@ -1140,7 +1092,6 @@
                 <w:bCs/>
               </w:rPr>
             </w:pPr>
-            <w:proofErr w:type="spellStart"/>
             <w:r>
               <w:rPr>
                 <w:b/>
@@ -1148,7 +1099,6 @@
               </w:rPr>
               <w:t>qualifying</w:t>
             </w:r>
-            <w:proofErr w:type="spellEnd"/>
           </w:p>
         </w:tc>
         <w:tc>
@@ -1235,7 +1185,6 @@
                 <w:bCs/>
               </w:rPr>
             </w:pPr>
-            <w:proofErr w:type="spellStart"/>
             <w:r>
               <w:rPr>
                 <w:b/>
@@ -1243,7 +1192,6 @@
               </w:rPr>
               <w:t>races</w:t>
             </w:r>
-            <w:proofErr w:type="spellEnd"/>
           </w:p>
         </w:tc>
         <w:tc>
@@ -1330,7 +1278,6 @@
                 <w:bCs/>
               </w:rPr>
             </w:pPr>
-            <w:proofErr w:type="spellStart"/>
             <w:r>
               <w:rPr>
                 <w:b/>
@@ -1338,7 +1285,6 @@
               </w:rPr>
               <w:t>results</w:t>
             </w:r>
-            <w:proofErr w:type="spellEnd"/>
           </w:p>
         </w:tc>
         <w:tc>
@@ -1425,7 +1371,6 @@
                 <w:bCs/>
               </w:rPr>
             </w:pPr>
-            <w:proofErr w:type="spellStart"/>
             <w:r>
               <w:rPr>
                 <w:b/>
@@ -1433,7 +1378,6 @@
               </w:rPr>
               <w:t>seasons</w:t>
             </w:r>
-            <w:proofErr w:type="spellEnd"/>
           </w:p>
         </w:tc>
         <w:tc>
@@ -1520,7 +1464,6 @@
                 <w:bCs/>
               </w:rPr>
             </w:pPr>
-            <w:proofErr w:type="spellStart"/>
             <w:r>
               <w:rPr>
                 <w:b/>
@@ -1528,7 +1471,6 @@
               </w:rPr>
               <w:t>sprint_results</w:t>
             </w:r>
-            <w:proofErr w:type="spellEnd"/>
           </w:p>
         </w:tc>
         <w:tc>
@@ -1984,7 +1926,6 @@
                 <w:bCs/>
               </w:rPr>
             </w:pPr>
-            <w:proofErr w:type="spellStart"/>
             <w:r>
               <w:rPr>
                 <w:b/>
@@ -1992,23 +1933,21 @@
               </w:rPr>
               <w:t>circuits</w:t>
             </w:r>
-            <w:proofErr w:type="spellEnd"/>
-          </w:p>
-        </w:tc>
-        <w:tc>
-          <w:tcPr>
-            <w:tcW w:w="0" w:type="auto"/>
-            <w:vAlign w:val="center"/>
-            <w:hideMark/>
-          </w:tcPr>
-          <w:p>
-            <w:pPr>
-              <w:rPr>
-                <w:b/>
-                <w:bCs/>
-              </w:rPr>
-            </w:pPr>
-            <w:proofErr w:type="spellStart"/>
+          </w:p>
+        </w:tc>
+        <w:tc>
+          <w:tcPr>
+            <w:tcW w:w="0" w:type="auto"/>
+            <w:vAlign w:val="center"/>
+            <w:hideMark/>
+          </w:tcPr>
+          <w:p>
+            <w:pPr>
+              <w:rPr>
+                <w:b/>
+                <w:bCs/>
+              </w:rPr>
+            </w:pPr>
             <w:r>
               <w:rPr>
                 <w:b/>
@@ -2016,23 +1955,21 @@
               </w:rPr>
               <w:t>circuitId</w:t>
             </w:r>
-            <w:proofErr w:type="spellEnd"/>
-          </w:p>
-        </w:tc>
-        <w:tc>
-          <w:tcPr>
-            <w:tcW w:w="0" w:type="auto"/>
-            <w:vAlign w:val="center"/>
-            <w:hideMark/>
-          </w:tcPr>
-          <w:p>
-            <w:pPr>
-              <w:rPr>
-                <w:b/>
-                <w:bCs/>
-              </w:rPr>
-            </w:pPr>
-            <w:proofErr w:type="spellStart"/>
+          </w:p>
+        </w:tc>
+        <w:tc>
+          <w:tcPr>
+            <w:tcW w:w="0" w:type="auto"/>
+            <w:vAlign w:val="center"/>
+            <w:hideMark/>
+          </w:tcPr>
+          <w:p>
+            <w:pPr>
+              <w:rPr>
+                <w:b/>
+                <w:bCs/>
+              </w:rPr>
+            </w:pPr>
             <w:r>
               <w:rPr>
                 <w:b/>
@@ -2040,7 +1977,6 @@
               </w:rPr>
               <w:t>races</w:t>
             </w:r>
-            <w:proofErr w:type="spellEnd"/>
           </w:p>
         </w:tc>
       </w:tr>
@@ -2083,7 +2019,6 @@
                 <w:bCs/>
               </w:rPr>
             </w:pPr>
-            <w:proofErr w:type="spellStart"/>
             <w:r>
               <w:rPr>
                 <w:b/>
@@ -2091,111 +2026,28 @@
               </w:rPr>
               <w:t>driverId</w:t>
             </w:r>
-            <w:proofErr w:type="spellEnd"/>
-          </w:p>
-        </w:tc>
-        <w:tc>
-          <w:tcPr>
-            <w:tcW w:w="0" w:type="auto"/>
-            <w:vAlign w:val="center"/>
-            <w:hideMark/>
-          </w:tcPr>
-          <w:p>
-            <w:pPr>
-              <w:rPr>
-                <w:b/>
-                <w:bCs/>
-              </w:rPr>
-            </w:pPr>
-            <w:proofErr w:type="spellStart"/>
-            <w:r>
-              <w:rPr>
-                <w:b/>
-                <w:bCs/>
-              </w:rPr>
-              <w:t>driver_standings</w:t>
-            </w:r>
-            <w:proofErr w:type="spellEnd"/>
-            <w:r>
-              <w:rPr>
-                <w:b/>
-                <w:bCs/>
-              </w:rPr>
-              <w:t xml:space="preserve">, </w:t>
-            </w:r>
-            <w:proofErr w:type="spellStart"/>
-            <w:r>
-              <w:rPr>
-                <w:b/>
-                <w:bCs/>
-              </w:rPr>
-              <w:t>lap_times</w:t>
-            </w:r>
-            <w:proofErr w:type="spellEnd"/>
-            <w:r>
-              <w:rPr>
-                <w:b/>
-                <w:bCs/>
-              </w:rPr>
-              <w:t xml:space="preserve">, </w:t>
-            </w:r>
-            <w:proofErr w:type="spellStart"/>
-            <w:r>
-              <w:rPr>
-                <w:b/>
-                <w:bCs/>
-              </w:rPr>
-              <w:t>pit_stops</w:t>
-            </w:r>
-            <w:proofErr w:type="spellEnd"/>
-            <w:r>
-              <w:rPr>
-                <w:b/>
-                <w:bCs/>
-              </w:rPr>
-              <w:t xml:space="preserve">, </w:t>
-            </w:r>
-            <w:proofErr w:type="spellStart"/>
-            <w:r>
-              <w:rPr>
-                <w:b/>
-                <w:bCs/>
-              </w:rPr>
-              <w:t>qualifying</w:t>
-            </w:r>
-            <w:proofErr w:type="spellEnd"/>
-            <w:r>
-              <w:rPr>
-                <w:b/>
-                <w:bCs/>
-              </w:rPr>
-              <w:t xml:space="preserve">, </w:t>
-            </w:r>
-            <w:proofErr w:type="spellStart"/>
-            <w:r>
-              <w:rPr>
-                <w:b/>
-                <w:bCs/>
-              </w:rPr>
-              <w:t>results</w:t>
-            </w:r>
-            <w:proofErr w:type="spellEnd"/>
-            <w:r>
-              <w:rPr>
-                <w:b/>
-                <w:bCs/>
-              </w:rPr>
-              <w:t xml:space="preserve">, </w:t>
-            </w:r>
-            <w:proofErr w:type="spellStart"/>
-            <w:r>
-              <w:rPr>
-                <w:b/>
-                <w:bCs/>
-              </w:rPr>
-              <w:t>sprint_results</w:t>
-            </w:r>
-            <w:proofErr w:type="spellEnd"/>
+          </w:p>
+        </w:tc>
+        <w:tc>
+          <w:tcPr>
+            <w:tcW w:w="0" w:type="auto"/>
+            <w:vAlign w:val="center"/>
+            <w:hideMark/>
+          </w:tcPr>
+          <w:p>
+            <w:pPr>
+              <w:rPr>
+                <w:b/>
+                <w:bCs/>
+              </w:rPr>
+            </w:pPr>
+            <w:r>
+              <w:rPr>
+                <w:b/>
+                <w:bCs/>
+              </w:rPr>
+              <w:t>driver_standings, lap_times, pit_stops, qualifying, results, sprint_results</w:t>
+            </w:r>
           </w:p>
         </w:tc>
       </w:tr>
@@ -2216,7 +2068,6 @@
                 <w:bCs/>
               </w:rPr>
             </w:pPr>
-            <w:proofErr w:type="spellStart"/>
             <w:r>
               <w:rPr>
                 <w:b/>
@@ -2224,23 +2075,21 @@
               </w:rPr>
               <w:t>constructors</w:t>
             </w:r>
-            <w:proofErr w:type="spellEnd"/>
-          </w:p>
-        </w:tc>
-        <w:tc>
-          <w:tcPr>
-            <w:tcW w:w="0" w:type="auto"/>
-            <w:vAlign w:val="center"/>
-            <w:hideMark/>
-          </w:tcPr>
-          <w:p>
-            <w:pPr>
-              <w:rPr>
-                <w:b/>
-                <w:bCs/>
-              </w:rPr>
-            </w:pPr>
-            <w:proofErr w:type="spellStart"/>
+          </w:p>
+        </w:tc>
+        <w:tc>
+          <w:tcPr>
+            <w:tcW w:w="0" w:type="auto"/>
+            <w:vAlign w:val="center"/>
+            <w:hideMark/>
+          </w:tcPr>
+          <w:p>
+            <w:pPr>
+              <w:rPr>
+                <w:b/>
+                <w:bCs/>
+              </w:rPr>
+            </w:pPr>
             <w:r>
               <w:rPr>
                 <w:b/>
@@ -2248,95 +2097,28 @@
               </w:rPr>
               <w:t>constructorId</w:t>
             </w:r>
-            <w:proofErr w:type="spellEnd"/>
-          </w:p>
-        </w:tc>
-        <w:tc>
-          <w:tcPr>
-            <w:tcW w:w="0" w:type="auto"/>
-            <w:vAlign w:val="center"/>
-            <w:hideMark/>
-          </w:tcPr>
-          <w:p>
-            <w:pPr>
-              <w:rPr>
-                <w:b/>
-                <w:bCs/>
-              </w:rPr>
-            </w:pPr>
-            <w:proofErr w:type="spellStart"/>
-            <w:r>
-              <w:rPr>
-                <w:b/>
-                <w:bCs/>
-              </w:rPr>
-              <w:t>constructor_results</w:t>
-            </w:r>
-            <w:proofErr w:type="spellEnd"/>
-            <w:r>
-              <w:rPr>
-                <w:b/>
-                <w:bCs/>
-              </w:rPr>
-              <w:t xml:space="preserve">, </w:t>
-            </w:r>
-            <w:proofErr w:type="spellStart"/>
-            <w:r>
-              <w:rPr>
-                <w:b/>
-                <w:bCs/>
-              </w:rPr>
-              <w:t>constructor_standings</w:t>
-            </w:r>
-            <w:proofErr w:type="spellEnd"/>
-            <w:r>
-              <w:rPr>
-                <w:b/>
-                <w:bCs/>
-              </w:rPr>
-              <w:t xml:space="preserve">, </w:t>
-            </w:r>
-            <w:proofErr w:type="spellStart"/>
-            <w:r>
-              <w:rPr>
-                <w:b/>
-                <w:bCs/>
-              </w:rPr>
-              <w:t>qualifying</w:t>
-            </w:r>
-            <w:proofErr w:type="spellEnd"/>
-            <w:r>
-              <w:rPr>
-                <w:b/>
-                <w:bCs/>
-              </w:rPr>
-              <w:t xml:space="preserve">, </w:t>
-            </w:r>
-            <w:proofErr w:type="spellStart"/>
-            <w:r>
-              <w:rPr>
-                <w:b/>
-                <w:bCs/>
-              </w:rPr>
-              <w:t>results</w:t>
-            </w:r>
-            <w:proofErr w:type="spellEnd"/>
-            <w:r>
-              <w:rPr>
-                <w:b/>
-                <w:bCs/>
-              </w:rPr>
-              <w:t xml:space="preserve">, </w:t>
-            </w:r>
-            <w:proofErr w:type="spellStart"/>
-            <w:r>
-              <w:rPr>
-                <w:b/>
-                <w:bCs/>
-              </w:rPr>
-              <w:t>sprint_results</w:t>
-            </w:r>
-            <w:proofErr w:type="spellEnd"/>
+          </w:p>
+        </w:tc>
+        <w:tc>
+          <w:tcPr>
+            <w:tcW w:w="0" w:type="auto"/>
+            <w:vAlign w:val="center"/>
+            <w:hideMark/>
+          </w:tcPr>
+          <w:p>
+            <w:pPr>
+              <w:rPr>
+                <w:b/>
+                <w:bCs/>
+              </w:rPr>
+            </w:pPr>
+            <w:r>
+              <w:rPr>
+                <w:b/>
+                <w:bCs/>
+              </w:rPr>
+              <w:t>constructor_results, constructor_standings, qualifying, results, sprint_results</w:t>
+            </w:r>
           </w:p>
         </w:tc>
       </w:tr>
@@ -2357,7 +2139,6 @@
                 <w:bCs/>
               </w:rPr>
             </w:pPr>
-            <w:proofErr w:type="spellStart"/>
             <w:r>
               <w:rPr>
                 <w:b/>
@@ -2365,23 +2146,21 @@
               </w:rPr>
               <w:t>races</w:t>
             </w:r>
-            <w:proofErr w:type="spellEnd"/>
-          </w:p>
-        </w:tc>
-        <w:tc>
-          <w:tcPr>
-            <w:tcW w:w="0" w:type="auto"/>
-            <w:vAlign w:val="center"/>
-            <w:hideMark/>
-          </w:tcPr>
-          <w:p>
-            <w:pPr>
-              <w:rPr>
-                <w:b/>
-                <w:bCs/>
-              </w:rPr>
-            </w:pPr>
-            <w:proofErr w:type="spellStart"/>
+          </w:p>
+        </w:tc>
+        <w:tc>
+          <w:tcPr>
+            <w:tcW w:w="0" w:type="auto"/>
+            <w:vAlign w:val="center"/>
+            <w:hideMark/>
+          </w:tcPr>
+          <w:p>
+            <w:pPr>
+              <w:rPr>
+                <w:b/>
+                <w:bCs/>
+              </w:rPr>
+            </w:pPr>
             <w:r>
               <w:rPr>
                 <w:b/>
@@ -2389,143 +2168,28 @@
               </w:rPr>
               <w:t>raceId</w:t>
             </w:r>
-            <w:proofErr w:type="spellEnd"/>
-          </w:p>
-        </w:tc>
-        <w:tc>
-          <w:tcPr>
-            <w:tcW w:w="0" w:type="auto"/>
-            <w:vAlign w:val="center"/>
-            <w:hideMark/>
-          </w:tcPr>
-          <w:p>
-            <w:pPr>
-              <w:rPr>
-                <w:b/>
-                <w:bCs/>
-              </w:rPr>
-            </w:pPr>
-            <w:proofErr w:type="spellStart"/>
-            <w:r>
-              <w:rPr>
-                <w:b/>
-                <w:bCs/>
-              </w:rPr>
-              <w:t>constructor_results</w:t>
-            </w:r>
-            <w:proofErr w:type="spellEnd"/>
-            <w:r>
-              <w:rPr>
-                <w:b/>
-                <w:bCs/>
-              </w:rPr>
-              <w:t xml:space="preserve">, </w:t>
-            </w:r>
-            <w:proofErr w:type="spellStart"/>
-            <w:r>
-              <w:rPr>
-                <w:b/>
-                <w:bCs/>
-              </w:rPr>
-              <w:t>constructor_standings</w:t>
-            </w:r>
-            <w:proofErr w:type="spellEnd"/>
-            <w:r>
-              <w:rPr>
-                <w:b/>
-                <w:bCs/>
-              </w:rPr>
-              <w:t xml:space="preserve">, </w:t>
-            </w:r>
-            <w:proofErr w:type="spellStart"/>
-            <w:r>
-              <w:rPr>
-                <w:b/>
-                <w:bCs/>
-              </w:rPr>
-              <w:t>driver_standings</w:t>
-            </w:r>
-            <w:proofErr w:type="spellEnd"/>
-            <w:r>
-              <w:rPr>
-                <w:b/>
-                <w:bCs/>
-              </w:rPr>
-              <w:t xml:space="preserve">, </w:t>
-            </w:r>
-            <w:proofErr w:type="spellStart"/>
-            <w:r>
-              <w:rPr>
-                <w:b/>
-                <w:bCs/>
-              </w:rPr>
-              <w:t>lap_times</w:t>
-            </w:r>
-            <w:proofErr w:type="spellEnd"/>
-            <w:r>
-              <w:rPr>
-                <w:b/>
-                <w:bCs/>
-              </w:rPr>
-              <w:t xml:space="preserve">, </w:t>
-            </w:r>
-            <w:proofErr w:type="spellStart"/>
-            <w:r>
-              <w:rPr>
-                <w:b/>
-                <w:bCs/>
-              </w:rPr>
-              <w:t>pit_stops</w:t>
-            </w:r>
-            <w:proofErr w:type="spellEnd"/>
-            <w:r>
-              <w:rPr>
-                <w:b/>
-                <w:bCs/>
-              </w:rPr>
-              <w:t xml:space="preserve">, </w:t>
-            </w:r>
-            <w:proofErr w:type="spellStart"/>
-            <w:r>
-              <w:rPr>
-                <w:b/>
-                <w:bCs/>
-              </w:rPr>
-              <w:t>qualifying</w:t>
-            </w:r>
-            <w:proofErr w:type="spellEnd"/>
-            <w:r>
-              <w:rPr>
-                <w:b/>
-                <w:bCs/>
-              </w:rPr>
-              <w:t xml:space="preserve">, </w:t>
-            </w:r>
-            <w:proofErr w:type="spellStart"/>
-            <w:r>
-              <w:rPr>
-                <w:b/>
-                <w:bCs/>
-              </w:rPr>
-              <w:t>results</w:t>
-            </w:r>
-            <w:proofErr w:type="spellEnd"/>
-            <w:r>
-              <w:rPr>
-                <w:b/>
-                <w:bCs/>
-              </w:rPr>
-              <w:t xml:space="preserve">, </w:t>
-            </w:r>
-            <w:proofErr w:type="spellStart"/>
-            <w:r>
-              <w:rPr>
-                <w:b/>
-                <w:bCs/>
-              </w:rPr>
-              <w:t>sprint_results</w:t>
-            </w:r>
-            <w:proofErr w:type="spellEnd"/>
+          </w:p>
+        </w:tc>
+        <w:tc>
+          <w:tcPr>
+            <w:tcW w:w="0" w:type="auto"/>
+            <w:vAlign w:val="center"/>
+            <w:hideMark/>
+          </w:tcPr>
+          <w:p>
+            <w:pPr>
+              <w:rPr>
+                <w:b/>
+                <w:bCs/>
+              </w:rPr>
+            </w:pPr>
+            <w:r>
+              <w:rPr>
+                <w:b/>
+                <w:bCs/>
+              </w:rPr>
+              <w:t>constructor_results, constructor_standings, driver_standings, lap_times, pit_stops, qualifying, results, sprint_results</w:t>
+            </w:r>
           </w:p>
         </w:tc>
       </w:tr>
@@ -2568,7 +2232,6 @@
                 <w:bCs/>
               </w:rPr>
             </w:pPr>
-            <w:proofErr w:type="spellStart"/>
             <w:r>
               <w:rPr>
                 <w:b/>
@@ -2576,47 +2239,28 @@
               </w:rPr>
               <w:t>statusId</w:t>
             </w:r>
-            <w:proofErr w:type="spellEnd"/>
-          </w:p>
-        </w:tc>
-        <w:tc>
-          <w:tcPr>
-            <w:tcW w:w="0" w:type="auto"/>
-            <w:vAlign w:val="center"/>
-            <w:hideMark/>
-          </w:tcPr>
-          <w:p>
-            <w:pPr>
-              <w:rPr>
-                <w:b/>
-                <w:bCs/>
-              </w:rPr>
-            </w:pPr>
-            <w:proofErr w:type="spellStart"/>
-            <w:r>
-              <w:rPr>
-                <w:b/>
-                <w:bCs/>
-              </w:rPr>
-              <w:t>results</w:t>
-            </w:r>
-            <w:proofErr w:type="spellEnd"/>
-            <w:r>
-              <w:rPr>
-                <w:b/>
-                <w:bCs/>
-              </w:rPr>
-              <w:t xml:space="preserve">, </w:t>
-            </w:r>
-            <w:proofErr w:type="spellStart"/>
-            <w:r>
-              <w:rPr>
-                <w:b/>
-                <w:bCs/>
-              </w:rPr>
-              <w:t>sprint_results</w:t>
-            </w:r>
-            <w:proofErr w:type="spellEnd"/>
+          </w:p>
+        </w:tc>
+        <w:tc>
+          <w:tcPr>
+            <w:tcW w:w="0" w:type="auto"/>
+            <w:vAlign w:val="center"/>
+            <w:hideMark/>
+          </w:tcPr>
+          <w:p>
+            <w:pPr>
+              <w:rPr>
+                <w:b/>
+                <w:bCs/>
+              </w:rPr>
+            </w:pPr>
+            <w:r>
+              <w:rPr>
+                <w:b/>
+                <w:bCs/>
+              </w:rPr>
+              <w:t>results, sprint_results</w:t>
+            </w:r>
           </w:p>
         </w:tc>
       </w:tr>
@@ -2722,15 +2366,7 @@
     <w:p>
       <w:r>
         <w:lastRenderedPageBreak/>
-        <w:t xml:space="preserve">Foram analisadas apenas as tabelas principais da base de dados, desconsiderando tabelas auxiliares e derivadas (como as iniciadas por </w:t>
-      </w:r>
-      <w:proofErr w:type="spellStart"/>
-      <w:r>
-        <w:t>stg</w:t>
-      </w:r>
-      <w:proofErr w:type="spellEnd"/>
-      <w:r>
-        <w:t>_ e tabelas contendo estatísticas previamente agregadas). Essa decisão permite compreender a estrutura original da base e preservar os relacionamentos entre as entidades, fornecendo uma base consistente para as etapas de preparação dos dados, análise exploratória e extração de regras de associação.</w:t>
+        <w:t>Foram analisadas apenas as tabelas principais da base de dados, desconsiderando tabelas auxiliares e derivadas (como as iniciadas por stg_ e tabelas contendo estatísticas previamente agregadas). Essa decisão permite compreender a estrutura original da base e preservar os relacionamentos entre as entidades, fornecendo uma base consistente para as etapas de preparação dos dados, análise exploratória e extração de regras de associação.</w:t>
       </w:r>
     </w:p>
     <w:p>
@@ -2799,69 +2435,12 @@
           <w:bCs/>
         </w:rPr>
       </w:pPr>
-      <w:proofErr w:type="spellStart"/>
-      <w:r>
-        <w:rPr>
-          <w:b/>
-          <w:bCs/>
-        </w:rPr>
-        <w:t>Movie</w:t>
-      </w:r>
-      <w:proofErr w:type="spellEnd"/>
-      <w:r>
-        <w:rPr>
-          <w:b/>
-          <w:bCs/>
-        </w:rPr>
-        <w:t xml:space="preserve"> </w:t>
-      </w:r>
-      <w:proofErr w:type="spellStart"/>
-      <w:r>
-        <w:rPr>
-          <w:b/>
-          <w:bCs/>
-        </w:rPr>
-        <w:t>Recommendation</w:t>
-      </w:r>
-      <w:proofErr w:type="spellEnd"/>
-      <w:r>
-        <w:rPr>
-          <w:b/>
-          <w:bCs/>
-        </w:rPr>
-        <w:t xml:space="preserve"> </w:t>
-      </w:r>
-      <w:proofErr w:type="spellStart"/>
-      <w:r>
-        <w:rPr>
-          <w:b/>
-          <w:bCs/>
-        </w:rPr>
-        <w:t>Database</w:t>
-      </w:r>
-      <w:proofErr w:type="spellEnd"/>
-      <w:r>
-        <w:rPr>
-          <w:b/>
-          <w:bCs/>
-        </w:rPr>
-        <w:t xml:space="preserve"> (</w:t>
-      </w:r>
-      <w:proofErr w:type="spellStart"/>
-      <w:r>
-        <w:rPr>
-          <w:b/>
-          <w:bCs/>
-        </w:rPr>
-        <w:t>movie_recomm</w:t>
-      </w:r>
-      <w:proofErr w:type="spellEnd"/>
-      <w:r>
-        <w:rPr>
-          <w:b/>
-          <w:bCs/>
-        </w:rPr>
-        <w:t>)</w:t>
+      <w:r>
+        <w:rPr>
+          <w:b/>
+          <w:bCs/>
+        </w:rPr>
+        <w:t>Movie Recommendation Database (movie_recomm)</w:t>
       </w:r>
     </w:p>
     <w:p>
@@ -3072,7 +2651,6 @@
                 <w:bCs/>
               </w:rPr>
             </w:pPr>
-            <w:proofErr w:type="spellStart"/>
             <w:r>
               <w:rPr>
                 <w:b/>
@@ -3080,7 +2658,6 @@
               </w:rPr>
               <w:t>all_casts</w:t>
             </w:r>
-            <w:proofErr w:type="spellEnd"/>
           </w:p>
         </w:tc>
         <w:tc>
@@ -3167,7 +2744,6 @@
                 <w:bCs/>
               </w:rPr>
             </w:pPr>
-            <w:proofErr w:type="spellStart"/>
             <w:r>
               <w:rPr>
                 <w:b/>
@@ -3175,7 +2751,6 @@
               </w:rPr>
               <w:t>all_categories</w:t>
             </w:r>
-            <w:proofErr w:type="spellEnd"/>
           </w:p>
         </w:tc>
         <w:tc>
@@ -3262,7 +2837,6 @@
                 <w:bCs/>
               </w:rPr>
             </w:pPr>
-            <w:proofErr w:type="spellStart"/>
             <w:r>
               <w:rPr>
                 <w:b/>
@@ -3270,7 +2844,6 @@
               </w:rPr>
               <w:t>all_characters</w:t>
             </w:r>
-            <w:proofErr w:type="spellEnd"/>
           </w:p>
         </w:tc>
         <w:tc>
@@ -3357,7 +2930,6 @@
                 <w:bCs/>
               </w:rPr>
             </w:pPr>
-            <w:proofErr w:type="spellStart"/>
             <w:r>
               <w:rPr>
                 <w:b/>
@@ -3365,7 +2937,6 @@
               </w:rPr>
               <w:t>all_movie_aliases_iso</w:t>
             </w:r>
-            <w:proofErr w:type="spellEnd"/>
           </w:p>
         </w:tc>
         <w:tc>
@@ -3452,7 +3023,6 @@
                 <w:bCs/>
               </w:rPr>
             </w:pPr>
-            <w:proofErr w:type="spellStart"/>
             <w:r>
               <w:rPr>
                 <w:b/>
@@ -3460,7 +3030,6 @@
               </w:rPr>
               <w:t>all_people</w:t>
             </w:r>
-            <w:proofErr w:type="spellEnd"/>
           </w:p>
         </w:tc>
         <w:tc>
@@ -3547,7 +3116,6 @@
                 <w:bCs/>
               </w:rPr>
             </w:pPr>
-            <w:proofErr w:type="spellStart"/>
             <w:r>
               <w:rPr>
                 <w:b/>
@@ -3555,7 +3123,6 @@
               </w:rPr>
               <w:t>category_names</w:t>
             </w:r>
-            <w:proofErr w:type="spellEnd"/>
           </w:p>
         </w:tc>
         <w:tc>
@@ -3642,7 +3209,6 @@
                 <w:bCs/>
               </w:rPr>
             </w:pPr>
-            <w:proofErr w:type="spellStart"/>
             <w:r>
               <w:rPr>
                 <w:b/>
@@ -3650,7 +3216,6 @@
               </w:rPr>
               <w:t>job_names</w:t>
             </w:r>
-            <w:proofErr w:type="spellEnd"/>
           </w:p>
         </w:tc>
         <w:tc>
@@ -3737,7 +3302,6 @@
                 <w:bCs/>
               </w:rPr>
             </w:pPr>
-            <w:proofErr w:type="spellStart"/>
             <w:r>
               <w:rPr>
                 <w:b/>
@@ -3745,7 +3309,6 @@
               </w:rPr>
               <w:t>movie_categories</w:t>
             </w:r>
-            <w:proofErr w:type="spellEnd"/>
           </w:p>
         </w:tc>
         <w:tc>
@@ -3832,7 +3395,6 @@
                 <w:bCs/>
               </w:rPr>
             </w:pPr>
-            <w:proofErr w:type="spellStart"/>
             <w:r>
               <w:rPr>
                 <w:b/>
@@ -3840,7 +3402,6 @@
               </w:rPr>
               <w:t>movie_keywords</w:t>
             </w:r>
-            <w:proofErr w:type="spellEnd"/>
           </w:p>
         </w:tc>
         <w:tc>
@@ -3927,7 +3488,6 @@
                 <w:bCs/>
               </w:rPr>
             </w:pPr>
-            <w:proofErr w:type="spellStart"/>
             <w:r>
               <w:rPr>
                 <w:b/>
@@ -3936,44 +3496,27 @@
               <w:lastRenderedPageBreak/>
               <w:t>movielens_movies</w:t>
             </w:r>
-            <w:proofErr w:type="spellEnd"/>
-          </w:p>
-        </w:tc>
-        <w:tc>
-          <w:tcPr>
-            <w:tcW w:w="0" w:type="auto"/>
-            <w:vAlign w:val="center"/>
-            <w:hideMark/>
-          </w:tcPr>
-          <w:p>
-            <w:pPr>
-              <w:rPr>
-                <w:b/>
-                <w:bCs/>
-              </w:rPr>
-            </w:pPr>
-            <w:r>
-              <w:rPr>
-                <w:b/>
-                <w:bCs/>
-              </w:rPr>
-              <w:t xml:space="preserve">Cadastro dos filmes utilizados pelo conjunto </w:t>
-            </w:r>
-            <w:proofErr w:type="spellStart"/>
-            <w:r>
-              <w:rPr>
-                <w:b/>
-                <w:bCs/>
-              </w:rPr>
-              <w:t>MovieLens</w:t>
-            </w:r>
-            <w:proofErr w:type="spellEnd"/>
-            <w:r>
-              <w:rPr>
-                <w:b/>
-                <w:bCs/>
-              </w:rPr>
-              <w:t>.</w:t>
+          </w:p>
+        </w:tc>
+        <w:tc>
+          <w:tcPr>
+            <w:tcW w:w="0" w:type="auto"/>
+            <w:vAlign w:val="center"/>
+            <w:hideMark/>
+          </w:tcPr>
+          <w:p>
+            <w:pPr>
+              <w:rPr>
+                <w:b/>
+                <w:bCs/>
+              </w:rPr>
+            </w:pPr>
+            <w:r>
+              <w:rPr>
+                <w:b/>
+                <w:bCs/>
+              </w:rPr>
+              <w:t>Cadastro dos filmes utilizados pelo conjunto MovieLens.</w:t>
             </w:r>
           </w:p>
         </w:tc>
@@ -4039,7 +3582,6 @@
                 <w:bCs/>
               </w:rPr>
             </w:pPr>
-            <w:proofErr w:type="spellStart"/>
             <w:r>
               <w:rPr>
                 <w:b/>
@@ -4047,7 +3589,6 @@
               </w:rPr>
               <w:t>movielens_ratings</w:t>
             </w:r>
-            <w:proofErr w:type="spellEnd"/>
           </w:p>
         </w:tc>
         <w:tc>
@@ -4390,7 +3931,6 @@
                 <w:bCs/>
               </w:rPr>
             </w:pPr>
-            <w:proofErr w:type="spellStart"/>
             <w:r>
               <w:rPr>
                 <w:b/>
@@ -4398,23 +3938,21 @@
               </w:rPr>
               <w:t>all_people</w:t>
             </w:r>
-            <w:proofErr w:type="spellEnd"/>
-          </w:p>
-        </w:tc>
-        <w:tc>
-          <w:tcPr>
-            <w:tcW w:w="0" w:type="auto"/>
-            <w:vAlign w:val="center"/>
-            <w:hideMark/>
-          </w:tcPr>
-          <w:p>
-            <w:pPr>
-              <w:rPr>
-                <w:b/>
-                <w:bCs/>
-              </w:rPr>
-            </w:pPr>
-            <w:proofErr w:type="spellStart"/>
+          </w:p>
+        </w:tc>
+        <w:tc>
+          <w:tcPr>
+            <w:tcW w:w="0" w:type="auto"/>
+            <w:vAlign w:val="center"/>
+            <w:hideMark/>
+          </w:tcPr>
+          <w:p>
+            <w:pPr>
+              <w:rPr>
+                <w:b/>
+                <w:bCs/>
+              </w:rPr>
+            </w:pPr>
             <w:r>
               <w:rPr>
                 <w:b/>
@@ -4422,23 +3960,21 @@
               </w:rPr>
               <w:t>person_id</w:t>
             </w:r>
-            <w:proofErr w:type="spellEnd"/>
-          </w:p>
-        </w:tc>
-        <w:tc>
-          <w:tcPr>
-            <w:tcW w:w="0" w:type="auto"/>
-            <w:vAlign w:val="center"/>
-            <w:hideMark/>
-          </w:tcPr>
-          <w:p>
-            <w:pPr>
-              <w:rPr>
-                <w:b/>
-                <w:bCs/>
-              </w:rPr>
-            </w:pPr>
-            <w:proofErr w:type="spellStart"/>
+          </w:p>
+        </w:tc>
+        <w:tc>
+          <w:tcPr>
+            <w:tcW w:w="0" w:type="auto"/>
+            <w:vAlign w:val="center"/>
+            <w:hideMark/>
+          </w:tcPr>
+          <w:p>
+            <w:pPr>
+              <w:rPr>
+                <w:b/>
+                <w:bCs/>
+              </w:rPr>
+            </w:pPr>
             <w:r>
               <w:rPr>
                 <w:b/>
@@ -4446,7 +3982,6 @@
               </w:rPr>
               <w:t>all_casts</w:t>
             </w:r>
-            <w:proofErr w:type="spellEnd"/>
           </w:p>
         </w:tc>
       </w:tr>
@@ -4467,7 +4002,6 @@
                 <w:bCs/>
               </w:rPr>
             </w:pPr>
-            <w:proofErr w:type="spellStart"/>
             <w:r>
               <w:rPr>
                 <w:b/>
@@ -4475,23 +4009,21 @@
               </w:rPr>
               <w:t>job_names</w:t>
             </w:r>
-            <w:proofErr w:type="spellEnd"/>
-          </w:p>
-        </w:tc>
-        <w:tc>
-          <w:tcPr>
-            <w:tcW w:w="0" w:type="auto"/>
-            <w:vAlign w:val="center"/>
-            <w:hideMark/>
-          </w:tcPr>
-          <w:p>
-            <w:pPr>
-              <w:rPr>
-                <w:b/>
-                <w:bCs/>
-              </w:rPr>
-            </w:pPr>
-            <w:proofErr w:type="spellStart"/>
+          </w:p>
+        </w:tc>
+        <w:tc>
+          <w:tcPr>
+            <w:tcW w:w="0" w:type="auto"/>
+            <w:vAlign w:val="center"/>
+            <w:hideMark/>
+          </w:tcPr>
+          <w:p>
+            <w:pPr>
+              <w:rPr>
+                <w:b/>
+                <w:bCs/>
+              </w:rPr>
+            </w:pPr>
             <w:r>
               <w:rPr>
                 <w:b/>
@@ -4499,23 +4031,21 @@
               </w:rPr>
               <w:t>job_id</w:t>
             </w:r>
-            <w:proofErr w:type="spellEnd"/>
-          </w:p>
-        </w:tc>
-        <w:tc>
-          <w:tcPr>
-            <w:tcW w:w="0" w:type="auto"/>
-            <w:vAlign w:val="center"/>
-            <w:hideMark/>
-          </w:tcPr>
-          <w:p>
-            <w:pPr>
-              <w:rPr>
-                <w:b/>
-                <w:bCs/>
-              </w:rPr>
-            </w:pPr>
-            <w:proofErr w:type="spellStart"/>
+          </w:p>
+        </w:tc>
+        <w:tc>
+          <w:tcPr>
+            <w:tcW w:w="0" w:type="auto"/>
+            <w:vAlign w:val="center"/>
+            <w:hideMark/>
+          </w:tcPr>
+          <w:p>
+            <w:pPr>
+              <w:rPr>
+                <w:b/>
+                <w:bCs/>
+              </w:rPr>
+            </w:pPr>
             <w:r>
               <w:rPr>
                 <w:b/>
@@ -4523,7 +4053,6 @@
               </w:rPr>
               <w:t>all_casts</w:t>
             </w:r>
-            <w:proofErr w:type="spellEnd"/>
           </w:p>
         </w:tc>
       </w:tr>
@@ -4544,7 +4073,6 @@
                 <w:bCs/>
               </w:rPr>
             </w:pPr>
-            <w:proofErr w:type="spellStart"/>
             <w:r>
               <w:rPr>
                 <w:b/>
@@ -4552,23 +4080,21 @@
               </w:rPr>
               <w:t>category_names</w:t>
             </w:r>
-            <w:proofErr w:type="spellEnd"/>
-          </w:p>
-        </w:tc>
-        <w:tc>
-          <w:tcPr>
-            <w:tcW w:w="0" w:type="auto"/>
-            <w:vAlign w:val="center"/>
-            <w:hideMark/>
-          </w:tcPr>
-          <w:p>
-            <w:pPr>
-              <w:rPr>
-                <w:b/>
-                <w:bCs/>
-              </w:rPr>
-            </w:pPr>
-            <w:proofErr w:type="spellStart"/>
+          </w:p>
+        </w:tc>
+        <w:tc>
+          <w:tcPr>
+            <w:tcW w:w="0" w:type="auto"/>
+            <w:vAlign w:val="center"/>
+            <w:hideMark/>
+          </w:tcPr>
+          <w:p>
+            <w:pPr>
+              <w:rPr>
+                <w:b/>
+                <w:bCs/>
+              </w:rPr>
+            </w:pPr>
             <w:r>
               <w:rPr>
                 <w:b/>
@@ -4576,47 +4102,28 @@
               </w:rPr>
               <w:t>category_id</w:t>
             </w:r>
-            <w:proofErr w:type="spellEnd"/>
-          </w:p>
-        </w:tc>
-        <w:tc>
-          <w:tcPr>
-            <w:tcW w:w="0" w:type="auto"/>
-            <w:vAlign w:val="center"/>
-            <w:hideMark/>
-          </w:tcPr>
-          <w:p>
-            <w:pPr>
-              <w:rPr>
-                <w:b/>
-                <w:bCs/>
-              </w:rPr>
-            </w:pPr>
-            <w:proofErr w:type="spellStart"/>
-            <w:r>
-              <w:rPr>
-                <w:b/>
-                <w:bCs/>
-              </w:rPr>
-              <w:t>movie_categories</w:t>
-            </w:r>
-            <w:proofErr w:type="spellEnd"/>
-            <w:r>
-              <w:rPr>
-                <w:b/>
-                <w:bCs/>
-              </w:rPr>
-              <w:t xml:space="preserve">, </w:t>
-            </w:r>
-            <w:proofErr w:type="spellStart"/>
-            <w:r>
-              <w:rPr>
-                <w:b/>
-                <w:bCs/>
-              </w:rPr>
-              <w:t>movie_keywords</w:t>
-            </w:r>
-            <w:proofErr w:type="spellEnd"/>
+          </w:p>
+        </w:tc>
+        <w:tc>
+          <w:tcPr>
+            <w:tcW w:w="0" w:type="auto"/>
+            <w:vAlign w:val="center"/>
+            <w:hideMark/>
+          </w:tcPr>
+          <w:p>
+            <w:pPr>
+              <w:rPr>
+                <w:b/>
+                <w:bCs/>
+              </w:rPr>
+            </w:pPr>
+            <w:r>
+              <w:rPr>
+                <w:b/>
+                <w:bCs/>
+              </w:rPr>
+              <w:t>movie_categories, movie_keywords</w:t>
+            </w:r>
           </w:p>
         </w:tc>
       </w:tr>
@@ -4637,7 +4144,6 @@
                 <w:bCs/>
               </w:rPr>
             </w:pPr>
-            <w:proofErr w:type="spellStart"/>
             <w:r>
               <w:rPr>
                 <w:b/>
@@ -4645,23 +4151,21 @@
               </w:rPr>
               <w:t>all_movie_aliases_iso</w:t>
             </w:r>
-            <w:proofErr w:type="spellEnd"/>
-          </w:p>
-        </w:tc>
-        <w:tc>
-          <w:tcPr>
-            <w:tcW w:w="0" w:type="auto"/>
-            <w:vAlign w:val="center"/>
-            <w:hideMark/>
-          </w:tcPr>
-          <w:p>
-            <w:pPr>
-              <w:rPr>
-                <w:b/>
-                <w:bCs/>
-              </w:rPr>
-            </w:pPr>
-            <w:proofErr w:type="spellStart"/>
+          </w:p>
+        </w:tc>
+        <w:tc>
+          <w:tcPr>
+            <w:tcW w:w="0" w:type="auto"/>
+            <w:vAlign w:val="center"/>
+            <w:hideMark/>
+          </w:tcPr>
+          <w:p>
+            <w:pPr>
+              <w:rPr>
+                <w:b/>
+                <w:bCs/>
+              </w:rPr>
+            </w:pPr>
             <w:r>
               <w:rPr>
                 <w:b/>
@@ -4669,63 +4173,28 @@
               </w:rPr>
               <w:t>movie_id</w:t>
             </w:r>
-            <w:proofErr w:type="spellEnd"/>
-          </w:p>
-        </w:tc>
-        <w:tc>
-          <w:tcPr>
-            <w:tcW w:w="0" w:type="auto"/>
-            <w:vAlign w:val="center"/>
-            <w:hideMark/>
-          </w:tcPr>
-          <w:p>
-            <w:pPr>
-              <w:rPr>
-                <w:b/>
-                <w:bCs/>
-              </w:rPr>
-            </w:pPr>
-            <w:proofErr w:type="spellStart"/>
-            <w:r>
-              <w:rPr>
-                <w:b/>
-                <w:bCs/>
-              </w:rPr>
-              <w:t>all_casts</w:t>
-            </w:r>
-            <w:proofErr w:type="spellEnd"/>
-            <w:r>
-              <w:rPr>
-                <w:b/>
-                <w:bCs/>
-              </w:rPr>
-              <w:t xml:space="preserve">, </w:t>
-            </w:r>
-            <w:proofErr w:type="spellStart"/>
-            <w:r>
-              <w:rPr>
-                <w:b/>
-                <w:bCs/>
-              </w:rPr>
-              <w:t>movie_categories</w:t>
-            </w:r>
-            <w:proofErr w:type="spellEnd"/>
-            <w:r>
-              <w:rPr>
-                <w:b/>
-                <w:bCs/>
-              </w:rPr>
-              <w:t xml:space="preserve">, </w:t>
-            </w:r>
-            <w:proofErr w:type="spellStart"/>
-            <w:r>
-              <w:rPr>
-                <w:b/>
-                <w:bCs/>
-              </w:rPr>
-              <w:t>movie_keywords</w:t>
-            </w:r>
-            <w:proofErr w:type="spellEnd"/>
+          </w:p>
+        </w:tc>
+        <w:tc>
+          <w:tcPr>
+            <w:tcW w:w="0" w:type="auto"/>
+            <w:vAlign w:val="center"/>
+            <w:hideMark/>
+          </w:tcPr>
+          <w:p>
+            <w:pPr>
+              <w:rPr>
+                <w:b/>
+                <w:bCs/>
+              </w:rPr>
+            </w:pPr>
+            <w:r>
+              <w:rPr>
+                <w:b/>
+                <w:bCs/>
+              </w:rPr>
+              <w:t>all_casts, movie_categories, movie_keywords</w:t>
+            </w:r>
           </w:p>
         </w:tc>
       </w:tr>
@@ -4746,7 +4215,6 @@
                 <w:bCs/>
               </w:rPr>
             </w:pPr>
-            <w:proofErr w:type="spellStart"/>
             <w:r>
               <w:rPr>
                 <w:b/>
@@ -4754,23 +4222,21 @@
               </w:rPr>
               <w:t>movielens_movies</w:t>
             </w:r>
-            <w:proofErr w:type="spellEnd"/>
-          </w:p>
-        </w:tc>
-        <w:tc>
-          <w:tcPr>
-            <w:tcW w:w="0" w:type="auto"/>
-            <w:vAlign w:val="center"/>
-            <w:hideMark/>
-          </w:tcPr>
-          <w:p>
-            <w:pPr>
-              <w:rPr>
-                <w:b/>
-                <w:bCs/>
-              </w:rPr>
-            </w:pPr>
-            <w:proofErr w:type="spellStart"/>
+          </w:p>
+        </w:tc>
+        <w:tc>
+          <w:tcPr>
+            <w:tcW w:w="0" w:type="auto"/>
+            <w:vAlign w:val="center"/>
+            <w:hideMark/>
+          </w:tcPr>
+          <w:p>
+            <w:pPr>
+              <w:rPr>
+                <w:b/>
+                <w:bCs/>
+              </w:rPr>
+            </w:pPr>
             <w:r>
               <w:rPr>
                 <w:b/>
@@ -4778,23 +4244,21 @@
               </w:rPr>
               <w:t>movieId</w:t>
             </w:r>
-            <w:proofErr w:type="spellEnd"/>
-          </w:p>
-        </w:tc>
-        <w:tc>
-          <w:tcPr>
-            <w:tcW w:w="0" w:type="auto"/>
-            <w:vAlign w:val="center"/>
-            <w:hideMark/>
-          </w:tcPr>
-          <w:p>
-            <w:pPr>
-              <w:rPr>
-                <w:b/>
-                <w:bCs/>
-              </w:rPr>
-            </w:pPr>
-            <w:proofErr w:type="spellStart"/>
+          </w:p>
+        </w:tc>
+        <w:tc>
+          <w:tcPr>
+            <w:tcW w:w="0" w:type="auto"/>
+            <w:vAlign w:val="center"/>
+            <w:hideMark/>
+          </w:tcPr>
+          <w:p>
+            <w:pPr>
+              <w:rPr>
+                <w:b/>
+                <w:bCs/>
+              </w:rPr>
+            </w:pPr>
             <w:r>
               <w:rPr>
                 <w:b/>
@@ -4802,7 +4266,6 @@
               </w:rPr>
               <w:t>movielens_ratings</w:t>
             </w:r>
-            <w:proofErr w:type="spellEnd"/>
           </w:p>
         </w:tc>
       </w:tr>
@@ -5061,7 +4524,6 @@
                 <w:bCs/>
               </w:rPr>
             </w:pPr>
-            <w:proofErr w:type="spellStart"/>
             <w:r>
               <w:rPr>
                 <w:b/>
@@ -5069,7 +4531,6 @@
               </w:rPr>
               <w:t>results</w:t>
             </w:r>
-            <w:proofErr w:type="spellEnd"/>
           </w:p>
         </w:tc>
         <w:tc>
@@ -5112,7 +4573,6 @@
                 <w:bCs/>
               </w:rPr>
             </w:pPr>
-            <w:proofErr w:type="spellStart"/>
             <w:r>
               <w:rPr>
                 <w:b/>
@@ -5120,7 +4580,6 @@
               </w:rPr>
               <w:t>constructors</w:t>
             </w:r>
-            <w:proofErr w:type="spellEnd"/>
           </w:p>
         </w:tc>
         <w:tc>
@@ -5163,7 +4622,6 @@
                 <w:bCs/>
               </w:rPr>
             </w:pPr>
-            <w:proofErr w:type="spellStart"/>
             <w:r>
               <w:rPr>
                 <w:b/>
@@ -5171,7 +4629,6 @@
               </w:rPr>
               <w:t>races</w:t>
             </w:r>
-            <w:proofErr w:type="spellEnd"/>
           </w:p>
         </w:tc>
         <w:tc>
@@ -5214,7 +4671,6 @@
                 <w:bCs/>
               </w:rPr>
             </w:pPr>
-            <w:proofErr w:type="spellStart"/>
             <w:r>
               <w:rPr>
                 <w:b/>
@@ -5222,7 +4678,6 @@
               </w:rPr>
               <w:t>circuits</w:t>
             </w:r>
-            <w:proofErr w:type="spellEnd"/>
           </w:p>
         </w:tc>
         <w:tc>
@@ -5452,7 +4907,6 @@
                 <w:bCs/>
               </w:rPr>
             </w:pPr>
-            <w:proofErr w:type="spellStart"/>
             <w:r>
               <w:rPr>
                 <w:b/>
@@ -5460,23 +4914,21 @@
               </w:rPr>
               <w:t>results</w:t>
             </w:r>
-            <w:proofErr w:type="spellEnd"/>
-          </w:p>
-        </w:tc>
-        <w:tc>
-          <w:tcPr>
-            <w:tcW w:w="0" w:type="auto"/>
-            <w:vAlign w:val="center"/>
-            <w:hideMark/>
-          </w:tcPr>
-          <w:p>
-            <w:pPr>
-              <w:rPr>
-                <w:b/>
-                <w:bCs/>
-              </w:rPr>
-            </w:pPr>
-            <w:proofErr w:type="spellStart"/>
+          </w:p>
+        </w:tc>
+        <w:tc>
+          <w:tcPr>
+            <w:tcW w:w="0" w:type="auto"/>
+            <w:vAlign w:val="center"/>
+            <w:hideMark/>
+          </w:tcPr>
+          <w:p>
+            <w:pPr>
+              <w:rPr>
+                <w:b/>
+                <w:bCs/>
+              </w:rPr>
+            </w:pPr>
             <w:r>
               <w:rPr>
                 <w:b/>
@@ -5484,7 +4936,6 @@
               </w:rPr>
               <w:t>raceId</w:t>
             </w:r>
-            <w:proofErr w:type="spellEnd"/>
           </w:p>
         </w:tc>
         <w:tc>
@@ -5527,7 +4978,6 @@
                 <w:bCs/>
               </w:rPr>
             </w:pPr>
-            <w:proofErr w:type="spellStart"/>
             <w:r>
               <w:rPr>
                 <w:b/>
@@ -5535,23 +4985,21 @@
               </w:rPr>
               <w:t>results</w:t>
             </w:r>
-            <w:proofErr w:type="spellEnd"/>
-          </w:p>
-        </w:tc>
-        <w:tc>
-          <w:tcPr>
-            <w:tcW w:w="0" w:type="auto"/>
-            <w:vAlign w:val="center"/>
-            <w:hideMark/>
-          </w:tcPr>
-          <w:p>
-            <w:pPr>
-              <w:rPr>
-                <w:b/>
-                <w:bCs/>
-              </w:rPr>
-            </w:pPr>
-            <w:proofErr w:type="spellStart"/>
+          </w:p>
+        </w:tc>
+        <w:tc>
+          <w:tcPr>
+            <w:tcW w:w="0" w:type="auto"/>
+            <w:vAlign w:val="center"/>
+            <w:hideMark/>
+          </w:tcPr>
+          <w:p>
+            <w:pPr>
+              <w:rPr>
+                <w:b/>
+                <w:bCs/>
+              </w:rPr>
+            </w:pPr>
             <w:r>
               <w:rPr>
                 <w:b/>
@@ -5559,7 +5007,6 @@
               </w:rPr>
               <w:t>constructorId</w:t>
             </w:r>
-            <w:proofErr w:type="spellEnd"/>
           </w:p>
         </w:tc>
         <w:tc>
@@ -5602,7 +5049,6 @@
                 <w:bCs/>
               </w:rPr>
             </w:pPr>
-            <w:proofErr w:type="spellStart"/>
             <w:r>
               <w:rPr>
                 <w:b/>
@@ -5610,7 +5056,6 @@
               </w:rPr>
               <w:t>results</w:t>
             </w:r>
-            <w:proofErr w:type="spellEnd"/>
           </w:p>
         </w:tc>
         <w:tc>
@@ -5675,7 +5120,6 @@
                 <w:bCs/>
               </w:rPr>
             </w:pPr>
-            <w:proofErr w:type="spellStart"/>
             <w:r>
               <w:rPr>
                 <w:b/>
@@ -5683,7 +5127,6 @@
               </w:rPr>
               <w:t>results</w:t>
             </w:r>
-            <w:proofErr w:type="spellEnd"/>
           </w:p>
         </w:tc>
         <w:tc>
@@ -5748,7 +5191,6 @@
                 <w:bCs/>
               </w:rPr>
             </w:pPr>
-            <w:proofErr w:type="spellStart"/>
             <w:r>
               <w:rPr>
                 <w:b/>
@@ -5756,7 +5198,6 @@
               </w:rPr>
               <w:t>results</w:t>
             </w:r>
-            <w:proofErr w:type="spellEnd"/>
           </w:p>
         </w:tc>
         <w:tc>
@@ -5821,7 +5262,6 @@
                 <w:bCs/>
               </w:rPr>
             </w:pPr>
-            <w:proofErr w:type="spellStart"/>
             <w:r>
               <w:rPr>
                 <w:b/>
@@ -5829,23 +5269,21 @@
               </w:rPr>
               <w:t>results</w:t>
             </w:r>
-            <w:proofErr w:type="spellEnd"/>
-          </w:p>
-        </w:tc>
-        <w:tc>
-          <w:tcPr>
-            <w:tcW w:w="0" w:type="auto"/>
-            <w:vAlign w:val="center"/>
-            <w:hideMark/>
-          </w:tcPr>
-          <w:p>
-            <w:pPr>
-              <w:rPr>
-                <w:b/>
-                <w:bCs/>
-              </w:rPr>
-            </w:pPr>
-            <w:proofErr w:type="spellStart"/>
+          </w:p>
+        </w:tc>
+        <w:tc>
+          <w:tcPr>
+            <w:tcW w:w="0" w:type="auto"/>
+            <w:vAlign w:val="center"/>
+            <w:hideMark/>
+          </w:tcPr>
+          <w:p>
+            <w:pPr>
+              <w:rPr>
+                <w:b/>
+                <w:bCs/>
+              </w:rPr>
+            </w:pPr>
             <w:r>
               <w:rPr>
                 <w:b/>
@@ -5853,7 +5291,6 @@
               </w:rPr>
               <w:t>statusId</w:t>
             </w:r>
-            <w:proofErr w:type="spellEnd"/>
           </w:p>
         </w:tc>
         <w:tc>
@@ -5896,7 +5333,6 @@
                 <w:bCs/>
               </w:rPr>
             </w:pPr>
-            <w:proofErr w:type="spellStart"/>
             <w:r>
               <w:rPr>
                 <w:b/>
@@ -5904,23 +5340,21 @@
               </w:rPr>
               <w:t>constructors</w:t>
             </w:r>
-            <w:proofErr w:type="spellEnd"/>
-          </w:p>
-        </w:tc>
-        <w:tc>
-          <w:tcPr>
-            <w:tcW w:w="0" w:type="auto"/>
-            <w:vAlign w:val="center"/>
-            <w:hideMark/>
-          </w:tcPr>
-          <w:p>
-            <w:pPr>
-              <w:rPr>
-                <w:b/>
-                <w:bCs/>
-              </w:rPr>
-            </w:pPr>
-            <w:proofErr w:type="spellStart"/>
+          </w:p>
+        </w:tc>
+        <w:tc>
+          <w:tcPr>
+            <w:tcW w:w="0" w:type="auto"/>
+            <w:vAlign w:val="center"/>
+            <w:hideMark/>
+          </w:tcPr>
+          <w:p>
+            <w:pPr>
+              <w:rPr>
+                <w:b/>
+                <w:bCs/>
+              </w:rPr>
+            </w:pPr>
             <w:r>
               <w:rPr>
                 <w:b/>
@@ -5928,7 +5362,6 @@
               </w:rPr>
               <w:t>constructorId</w:t>
             </w:r>
-            <w:proofErr w:type="spellEnd"/>
           </w:p>
         </w:tc>
         <w:tc>
@@ -5971,7 +5404,6 @@
                 <w:bCs/>
               </w:rPr>
             </w:pPr>
-            <w:proofErr w:type="spellStart"/>
             <w:r>
               <w:rPr>
                 <w:b/>
@@ -5979,23 +5411,21 @@
               </w:rPr>
               <w:t>constructors</w:t>
             </w:r>
-            <w:proofErr w:type="spellEnd"/>
-          </w:p>
-        </w:tc>
-        <w:tc>
-          <w:tcPr>
-            <w:tcW w:w="0" w:type="auto"/>
-            <w:vAlign w:val="center"/>
-            <w:hideMark/>
-          </w:tcPr>
-          <w:p>
-            <w:pPr>
-              <w:rPr>
-                <w:b/>
-                <w:bCs/>
-              </w:rPr>
-            </w:pPr>
-            <w:proofErr w:type="spellStart"/>
+          </w:p>
+        </w:tc>
+        <w:tc>
+          <w:tcPr>
+            <w:tcW w:w="0" w:type="auto"/>
+            <w:vAlign w:val="center"/>
+            <w:hideMark/>
+          </w:tcPr>
+          <w:p>
+            <w:pPr>
+              <w:rPr>
+                <w:b/>
+                <w:bCs/>
+              </w:rPr>
+            </w:pPr>
             <w:r>
               <w:rPr>
                 <w:b/>
@@ -6003,7 +5433,6 @@
               </w:rPr>
               <w:t>name</w:t>
             </w:r>
-            <w:proofErr w:type="spellEnd"/>
           </w:p>
         </w:tc>
         <w:tc>
@@ -6046,7 +5475,6 @@
                 <w:bCs/>
               </w:rPr>
             </w:pPr>
-            <w:proofErr w:type="spellStart"/>
             <w:r>
               <w:rPr>
                 <w:b/>
@@ -6054,23 +5482,21 @@
               </w:rPr>
               <w:t>races</w:t>
             </w:r>
-            <w:proofErr w:type="spellEnd"/>
-          </w:p>
-        </w:tc>
-        <w:tc>
-          <w:tcPr>
-            <w:tcW w:w="0" w:type="auto"/>
-            <w:vAlign w:val="center"/>
-            <w:hideMark/>
-          </w:tcPr>
-          <w:p>
-            <w:pPr>
-              <w:rPr>
-                <w:b/>
-                <w:bCs/>
-              </w:rPr>
-            </w:pPr>
-            <w:proofErr w:type="spellStart"/>
+          </w:p>
+        </w:tc>
+        <w:tc>
+          <w:tcPr>
+            <w:tcW w:w="0" w:type="auto"/>
+            <w:vAlign w:val="center"/>
+            <w:hideMark/>
+          </w:tcPr>
+          <w:p>
+            <w:pPr>
+              <w:rPr>
+                <w:b/>
+                <w:bCs/>
+              </w:rPr>
+            </w:pPr>
             <w:r>
               <w:rPr>
                 <w:b/>
@@ -6078,7 +5504,6 @@
               </w:rPr>
               <w:t>raceId</w:t>
             </w:r>
-            <w:proofErr w:type="spellEnd"/>
           </w:p>
         </w:tc>
         <w:tc>
@@ -6121,7 +5546,6 @@
                 <w:bCs/>
               </w:rPr>
             </w:pPr>
-            <w:proofErr w:type="spellStart"/>
             <w:r>
               <w:rPr>
                 <w:b/>
@@ -6129,23 +5553,21 @@
               </w:rPr>
               <w:t>races</w:t>
             </w:r>
-            <w:proofErr w:type="spellEnd"/>
-          </w:p>
-        </w:tc>
-        <w:tc>
-          <w:tcPr>
-            <w:tcW w:w="0" w:type="auto"/>
-            <w:vAlign w:val="center"/>
-            <w:hideMark/>
-          </w:tcPr>
-          <w:p>
-            <w:pPr>
-              <w:rPr>
-                <w:b/>
-                <w:bCs/>
-              </w:rPr>
-            </w:pPr>
-            <w:proofErr w:type="spellStart"/>
+          </w:p>
+        </w:tc>
+        <w:tc>
+          <w:tcPr>
+            <w:tcW w:w="0" w:type="auto"/>
+            <w:vAlign w:val="center"/>
+            <w:hideMark/>
+          </w:tcPr>
+          <w:p>
+            <w:pPr>
+              <w:rPr>
+                <w:b/>
+                <w:bCs/>
+              </w:rPr>
+            </w:pPr>
             <w:r>
               <w:rPr>
                 <w:b/>
@@ -6153,7 +5575,6 @@
               </w:rPr>
               <w:t>year</w:t>
             </w:r>
-            <w:proofErr w:type="spellEnd"/>
           </w:p>
         </w:tc>
         <w:tc>
@@ -6196,7 +5617,6 @@
                 <w:bCs/>
               </w:rPr>
             </w:pPr>
-            <w:proofErr w:type="spellStart"/>
             <w:r>
               <w:rPr>
                 <w:b/>
@@ -6204,23 +5624,21 @@
               </w:rPr>
               <w:t>races</w:t>
             </w:r>
-            <w:proofErr w:type="spellEnd"/>
-          </w:p>
-        </w:tc>
-        <w:tc>
-          <w:tcPr>
-            <w:tcW w:w="0" w:type="auto"/>
-            <w:vAlign w:val="center"/>
-            <w:hideMark/>
-          </w:tcPr>
-          <w:p>
-            <w:pPr>
-              <w:rPr>
-                <w:b/>
-                <w:bCs/>
-              </w:rPr>
-            </w:pPr>
-            <w:proofErr w:type="spellStart"/>
+          </w:p>
+        </w:tc>
+        <w:tc>
+          <w:tcPr>
+            <w:tcW w:w="0" w:type="auto"/>
+            <w:vAlign w:val="center"/>
+            <w:hideMark/>
+          </w:tcPr>
+          <w:p>
+            <w:pPr>
+              <w:rPr>
+                <w:b/>
+                <w:bCs/>
+              </w:rPr>
+            </w:pPr>
             <w:r>
               <w:rPr>
                 <w:b/>
@@ -6228,7 +5646,6 @@
               </w:rPr>
               <w:t>circuitId</w:t>
             </w:r>
-            <w:proofErr w:type="spellEnd"/>
           </w:p>
         </w:tc>
         <w:tc>
@@ -6271,7 +5688,6 @@
                 <w:bCs/>
               </w:rPr>
             </w:pPr>
-            <w:proofErr w:type="spellStart"/>
             <w:r>
               <w:rPr>
                 <w:b/>
@@ -6279,23 +5695,21 @@
               </w:rPr>
               <w:t>circuits</w:t>
             </w:r>
-            <w:proofErr w:type="spellEnd"/>
-          </w:p>
-        </w:tc>
-        <w:tc>
-          <w:tcPr>
-            <w:tcW w:w="0" w:type="auto"/>
-            <w:vAlign w:val="center"/>
-            <w:hideMark/>
-          </w:tcPr>
-          <w:p>
-            <w:pPr>
-              <w:rPr>
-                <w:b/>
-                <w:bCs/>
-              </w:rPr>
-            </w:pPr>
-            <w:proofErr w:type="spellStart"/>
+          </w:p>
+        </w:tc>
+        <w:tc>
+          <w:tcPr>
+            <w:tcW w:w="0" w:type="auto"/>
+            <w:vAlign w:val="center"/>
+            <w:hideMark/>
+          </w:tcPr>
+          <w:p>
+            <w:pPr>
+              <w:rPr>
+                <w:b/>
+                <w:bCs/>
+              </w:rPr>
+            </w:pPr>
             <w:r>
               <w:rPr>
                 <w:b/>
@@ -6303,7 +5717,6 @@
               </w:rPr>
               <w:t>circuitId</w:t>
             </w:r>
-            <w:proofErr w:type="spellEnd"/>
           </w:p>
         </w:tc>
         <w:tc>
@@ -6346,7 +5759,6 @@
                 <w:bCs/>
               </w:rPr>
             </w:pPr>
-            <w:proofErr w:type="spellStart"/>
             <w:r>
               <w:rPr>
                 <w:b/>
@@ -6354,23 +5766,21 @@
               </w:rPr>
               <w:t>circuits</w:t>
             </w:r>
-            <w:proofErr w:type="spellEnd"/>
-          </w:p>
-        </w:tc>
-        <w:tc>
-          <w:tcPr>
-            <w:tcW w:w="0" w:type="auto"/>
-            <w:vAlign w:val="center"/>
-            <w:hideMark/>
-          </w:tcPr>
-          <w:p>
-            <w:pPr>
-              <w:rPr>
-                <w:b/>
-                <w:bCs/>
-              </w:rPr>
-            </w:pPr>
-            <w:proofErr w:type="spellStart"/>
+          </w:p>
+        </w:tc>
+        <w:tc>
+          <w:tcPr>
+            <w:tcW w:w="0" w:type="auto"/>
+            <w:vAlign w:val="center"/>
+            <w:hideMark/>
+          </w:tcPr>
+          <w:p>
+            <w:pPr>
+              <w:rPr>
+                <w:b/>
+                <w:bCs/>
+              </w:rPr>
+            </w:pPr>
             <w:r>
               <w:rPr>
                 <w:b/>
@@ -6378,7 +5788,6 @@
               </w:rPr>
               <w:t>name</w:t>
             </w:r>
-            <w:proofErr w:type="spellEnd"/>
           </w:p>
         </w:tc>
         <w:tc>
@@ -6421,7 +5830,6 @@
                 <w:bCs/>
               </w:rPr>
             </w:pPr>
-            <w:proofErr w:type="spellStart"/>
             <w:r>
               <w:rPr>
                 <w:b/>
@@ -6429,7 +5837,6 @@
               </w:rPr>
               <w:t>circuits</w:t>
             </w:r>
-            <w:proofErr w:type="spellEnd"/>
           </w:p>
         </w:tc>
         <w:tc>
@@ -6516,7 +5923,6 @@
                 <w:bCs/>
               </w:rPr>
             </w:pPr>
-            <w:proofErr w:type="spellStart"/>
             <w:r>
               <w:rPr>
                 <w:b/>
@@ -6524,7 +5930,6 @@
               </w:rPr>
               <w:t>statusId</w:t>
             </w:r>
-            <w:proofErr w:type="spellEnd"/>
           </w:p>
         </w:tc>
         <w:tc>
@@ -6681,23 +6086,7 @@
           <w:b/>
           <w:bCs/>
         </w:rPr>
-        <w:t xml:space="preserve">Também foi removido o atributo </w:t>
-      </w:r>
-      <w:proofErr w:type="spellStart"/>
-      <w:r>
-        <w:rPr>
-          <w:b/>
-          <w:bCs/>
-        </w:rPr>
-        <w:t>driverId</w:t>
-      </w:r>
-      <w:proofErr w:type="spellEnd"/>
-      <w:r>
-        <w:rPr>
-          <w:b/>
-          <w:bCs/>
-        </w:rPr>
-        <w:t>, pois sua utilização geraria regras muito específicas relacionadas a pilotos individuais, reduzindo a capacidade de generalização dos padrões encontrados.</w:t>
+        <w:t>Também foi removido o atributo driverId, pois sua utilização geraria regras muito específicas relacionadas a pilotos individuais, reduzindo a capacidade de generalização dos padrões encontrados.</w:t>
       </w:r>
     </w:p>
     <w:p>
@@ -6797,23 +6186,7 @@
           <w:b/>
           <w:bCs/>
         </w:rPr>
-        <w:t xml:space="preserve">Por fim, foi realizada a normalização dos atributos textuais. A única inconsistência encontrada ocorreu na coluna country da tabela </w:t>
-      </w:r>
-      <w:proofErr w:type="spellStart"/>
-      <w:r>
-        <w:rPr>
-          <w:b/>
-          <w:bCs/>
-        </w:rPr>
-        <w:t>circuits</w:t>
-      </w:r>
-      <w:proofErr w:type="spellEnd"/>
-      <w:r>
-        <w:rPr>
-          <w:b/>
-          <w:bCs/>
-        </w:rPr>
-        <w:t>, em que os Estados Unidos eram representados tanto por USA quanto por United States. Para garantir consistência, ambos os valores foram padronizados para USA.</w:t>
+        <w:t>Por fim, foi realizada a normalização dos atributos textuais. A única inconsistência encontrada ocorreu na coluna country da tabela circuits, em que os Estados Unidos eram representados tanto por USA quanto por United States. Para garantir consistência, ambos os valores foram padronizados para USA.</w:t>
       </w:r>
     </w:p>
     <w:p>
@@ -7021,7 +6394,6 @@
                 <w:bCs/>
               </w:rPr>
             </w:pPr>
-            <w:proofErr w:type="spellStart"/>
             <w:r>
               <w:rPr>
                 <w:b/>
@@ -7029,63 +6401,28 @@
               </w:rPr>
               <w:t>grid_categoria</w:t>
             </w:r>
-            <w:proofErr w:type="spellEnd"/>
-          </w:p>
-        </w:tc>
-        <w:tc>
-          <w:tcPr>
-            <w:tcW w:w="0" w:type="auto"/>
-            <w:vAlign w:val="center"/>
-            <w:hideMark/>
-          </w:tcPr>
-          <w:p>
-            <w:pPr>
-              <w:rPr>
-                <w:b/>
-                <w:bCs/>
-              </w:rPr>
-            </w:pPr>
-            <w:proofErr w:type="spellStart"/>
-            <w:r>
-              <w:rPr>
-                <w:b/>
-                <w:bCs/>
-              </w:rPr>
-              <w:t>grid_front</w:t>
-            </w:r>
-            <w:proofErr w:type="spellEnd"/>
-            <w:r>
-              <w:rPr>
-                <w:b/>
-                <w:bCs/>
-              </w:rPr>
-              <w:t xml:space="preserve">, </w:t>
-            </w:r>
-            <w:proofErr w:type="spellStart"/>
-            <w:r>
-              <w:rPr>
-                <w:b/>
-                <w:bCs/>
-              </w:rPr>
-              <w:t>grid_middle</w:t>
-            </w:r>
-            <w:proofErr w:type="spellEnd"/>
-            <w:r>
-              <w:rPr>
-                <w:b/>
-                <w:bCs/>
-              </w:rPr>
-              <w:t xml:space="preserve">, </w:t>
-            </w:r>
-            <w:proofErr w:type="spellStart"/>
-            <w:r>
-              <w:rPr>
-                <w:b/>
-                <w:bCs/>
-              </w:rPr>
-              <w:t>grid_back</w:t>
-            </w:r>
-            <w:proofErr w:type="spellEnd"/>
+          </w:p>
+        </w:tc>
+        <w:tc>
+          <w:tcPr>
+            <w:tcW w:w="0" w:type="auto"/>
+            <w:vAlign w:val="center"/>
+            <w:hideMark/>
+          </w:tcPr>
+          <w:p>
+            <w:pPr>
+              <w:rPr>
+                <w:b/>
+                <w:bCs/>
+              </w:rPr>
+            </w:pPr>
+            <w:r>
+              <w:rPr>
+                <w:b/>
+                <w:bCs/>
+              </w:rPr>
+              <w:t>grid_front, grid_middle, grid_back</w:t>
+            </w:r>
           </w:p>
         </w:tc>
       </w:tr>
@@ -7128,7 +6465,6 @@
                 <w:bCs/>
               </w:rPr>
             </w:pPr>
-            <w:proofErr w:type="spellStart"/>
             <w:r>
               <w:rPr>
                 <w:b/>
@@ -7136,79 +6472,28 @@
               </w:rPr>
               <w:t>position_categoria</w:t>
             </w:r>
-            <w:proofErr w:type="spellEnd"/>
-          </w:p>
-        </w:tc>
-        <w:tc>
-          <w:tcPr>
-            <w:tcW w:w="0" w:type="auto"/>
-            <w:vAlign w:val="center"/>
-            <w:hideMark/>
-          </w:tcPr>
-          <w:p>
-            <w:pPr>
-              <w:rPr>
-                <w:b/>
-                <w:bCs/>
-              </w:rPr>
-            </w:pPr>
-            <w:proofErr w:type="spellStart"/>
-            <w:r>
-              <w:rPr>
-                <w:b/>
-                <w:bCs/>
-              </w:rPr>
-              <w:t>winner</w:t>
-            </w:r>
-            <w:proofErr w:type="spellEnd"/>
-            <w:r>
-              <w:rPr>
-                <w:b/>
-                <w:bCs/>
-              </w:rPr>
-              <w:t xml:space="preserve">, podium, </w:t>
-            </w:r>
-            <w:proofErr w:type="spellStart"/>
-            <w:r>
-              <w:rPr>
-                <w:b/>
-                <w:bCs/>
-              </w:rPr>
-              <w:t>points_finish</w:t>
-            </w:r>
-            <w:proofErr w:type="spellEnd"/>
-            <w:r>
-              <w:rPr>
-                <w:b/>
-                <w:bCs/>
-              </w:rPr>
-              <w:t xml:space="preserve">, </w:t>
-            </w:r>
-            <w:proofErr w:type="spellStart"/>
-            <w:r>
-              <w:rPr>
-                <w:b/>
-                <w:bCs/>
-              </w:rPr>
-              <w:t>outside_points</w:t>
-            </w:r>
-            <w:proofErr w:type="spellEnd"/>
-            <w:r>
-              <w:rPr>
-                <w:b/>
-                <w:bCs/>
-              </w:rPr>
-              <w:t xml:space="preserve">, </w:t>
-            </w:r>
-            <w:proofErr w:type="spellStart"/>
-            <w:r>
-              <w:rPr>
-                <w:b/>
-                <w:bCs/>
-              </w:rPr>
-              <w:t>unclassified</w:t>
-            </w:r>
-            <w:proofErr w:type="spellEnd"/>
+          </w:p>
+        </w:tc>
+        <w:tc>
+          <w:tcPr>
+            <w:tcW w:w="0" w:type="auto"/>
+            <w:vAlign w:val="center"/>
+            <w:hideMark/>
+          </w:tcPr>
+          <w:p>
+            <w:pPr>
+              <w:rPr>
+                <w:b/>
+                <w:bCs/>
+              </w:rPr>
+            </w:pPr>
+            <w:r>
+              <w:rPr>
+                <w:b/>
+                <w:bCs/>
+              </w:rPr>
+              <w:t>winner, podium, points_finish, outside_points, unclassified</w:t>
+            </w:r>
           </w:p>
         </w:tc>
       </w:tr>
@@ -7251,7 +6536,6 @@
                 <w:bCs/>
               </w:rPr>
             </w:pPr>
-            <w:proofErr w:type="spellStart"/>
             <w:r>
               <w:rPr>
                 <w:b/>
@@ -7259,47 +6543,28 @@
               </w:rPr>
               <w:t>points_categoria</w:t>
             </w:r>
-            <w:proofErr w:type="spellEnd"/>
-          </w:p>
-        </w:tc>
-        <w:tc>
-          <w:tcPr>
-            <w:tcW w:w="0" w:type="auto"/>
-            <w:vAlign w:val="center"/>
-            <w:hideMark/>
-          </w:tcPr>
-          <w:p>
-            <w:pPr>
-              <w:rPr>
-                <w:b/>
-                <w:bCs/>
-              </w:rPr>
-            </w:pPr>
-            <w:proofErr w:type="spellStart"/>
-            <w:r>
-              <w:rPr>
-                <w:b/>
-                <w:bCs/>
-              </w:rPr>
-              <w:t>scored_points</w:t>
-            </w:r>
-            <w:proofErr w:type="spellEnd"/>
-            <w:r>
-              <w:rPr>
-                <w:b/>
-                <w:bCs/>
-              </w:rPr>
-              <w:t xml:space="preserve">, </w:t>
-            </w:r>
-            <w:proofErr w:type="spellStart"/>
-            <w:r>
-              <w:rPr>
-                <w:b/>
-                <w:bCs/>
-              </w:rPr>
-              <w:t>no_points</w:t>
-            </w:r>
-            <w:proofErr w:type="spellEnd"/>
+          </w:p>
+        </w:tc>
+        <w:tc>
+          <w:tcPr>
+            <w:tcW w:w="0" w:type="auto"/>
+            <w:vAlign w:val="center"/>
+            <w:hideMark/>
+          </w:tcPr>
+          <w:p>
+            <w:pPr>
+              <w:rPr>
+                <w:b/>
+                <w:bCs/>
+              </w:rPr>
+            </w:pPr>
+            <w:r>
+              <w:rPr>
+                <w:b/>
+                <w:bCs/>
+              </w:rPr>
+              <w:t>scored_points, no_points</w:t>
+            </w:r>
           </w:p>
         </w:tc>
       </w:tr>
@@ -7379,6 +6644,1258 @@
           <w:bCs/>
         </w:rPr>
         <w:t>Os atributos selecionados, limpos, normalizados e discretizados serão posteriormente integrados para representar cada registro da base em formato transacional, etapa que será realizada durante a modelagem da estratégia de extração das regras de associação.</w:t>
+      </w:r>
+    </w:p>
+    <w:p>
+      <w:pPr>
+        <w:rPr>
+          <w:b/>
+          <w:bCs/>
+        </w:rPr>
+      </w:pPr>
+    </w:p>
+    <w:p>
+      <w:pPr>
+        <w:rPr>
+          <w:b/>
+          <w:bCs/>
+        </w:rPr>
+      </w:pPr>
+    </w:p>
+    <w:p>
+      <w:pPr>
+        <w:rPr>
+          <w:b/>
+          <w:bCs/>
+        </w:rPr>
+      </w:pPr>
+      <w:r>
+        <w:rPr>
+          <w:b/>
+          <w:bCs/>
+        </w:rPr>
+        <w:t>Etapa 3 — Caracterização Exploratória dos Dados</w:t>
+      </w:r>
+    </w:p>
+    <w:p>
+      <w:pPr>
+        <w:rPr>
+          <w:b/>
+          <w:bCs/>
+        </w:rPr>
+      </w:pPr>
+      <w:r>
+        <w:rPr>
+          <w:b/>
+          <w:bCs/>
+        </w:rPr>
+        <w:t xml:space="preserve">Nesta etapa foi realizada uma análise exploratória da base de dados da Fórmula 1 com o objetivo de compreender suas principais características antes da aplicação do algoritmo de </w:t>
+      </w:r>
+      <w:r>
+        <w:rPr>
+          <w:b/>
+          <w:bCs/>
+        </w:rPr>
+        <w:lastRenderedPageBreak/>
+        <w:t>mineração de regras de associação. Foram utilizadas tabelas, estatísticas descritivas, gráficos e uma matriz de correlação para identificar padrões, tendências e possíveis relações entre os atributos selecionados.</w:t>
+      </w:r>
+    </w:p>
+    <w:p>
+      <w:pPr>
+        <w:rPr>
+          <w:b/>
+          <w:bCs/>
+        </w:rPr>
+      </w:pPr>
+      <w:r>
+        <w:rPr>
+          <w:b/>
+          <w:bCs/>
+        </w:rPr>
+        <w:pict w14:anchorId="19CC81EF">
+          <v:rect id="_x0000_i1088" style="width:0;height:1.5pt" o:hralign="center" o:hrstd="t" o:hr="t" fillcolor="#a0a0a0" stroked="f"/>
+        </w:pict>
+      </w:r>
+    </w:p>
+    <w:p>
+      <w:pPr>
+        <w:rPr>
+          <w:b/>
+          <w:bCs/>
+        </w:rPr>
+      </w:pPr>
+      <w:r>
+        <w:rPr>
+          <w:b/>
+          <w:bCs/>
+        </w:rPr>
+        <w:t>3.1 Estatísticas Descritivas</w:t>
+      </w:r>
+    </w:p>
+    <w:p>
+      <w:pPr>
+        <w:rPr>
+          <w:b/>
+          <w:bCs/>
+        </w:rPr>
+      </w:pPr>
+      <w:r>
+        <w:rPr>
+          <w:b/>
+          <w:bCs/>
+        </w:rPr>
+        <w:t>A base utilizada contempla resultados de corridas de Fórmula 1 entre as temporadas de 1950 e 2024, abrangendo 75 temporadas.</w:t>
+      </w:r>
+    </w:p>
+    <w:p>
+      <w:pPr>
+        <w:rPr>
+          <w:b/>
+          <w:bCs/>
+        </w:rPr>
+      </w:pPr>
+      <w:r>
+        <w:rPr>
+          <w:b/>
+          <w:bCs/>
+        </w:rPr>
+        <w:t>A análise inicial mostrou que:</w:t>
+      </w:r>
+    </w:p>
+    <w:p>
+      <w:pPr>
+        <w:numPr>
+          <w:ilvl w:val="0"/>
+          <w:numId w:val="12"/>
+        </w:numPr>
+        <w:rPr>
+          <w:b/>
+          <w:bCs/>
+        </w:rPr>
+      </w:pPr>
+      <w:r>
+        <w:rPr>
+          <w:b/>
+          <w:bCs/>
+        </w:rPr>
+        <w:t xml:space="preserve">a quantidade de corridas por temporada aumentou significativamente ao longo da história da Fórmula 1; </w:t>
+      </w:r>
+    </w:p>
+    <w:p>
+      <w:pPr>
+        <w:numPr>
+          <w:ilvl w:val="0"/>
+          <w:numId w:val="12"/>
+        </w:numPr>
+        <w:rPr>
+          <w:b/>
+          <w:bCs/>
+        </w:rPr>
+      </w:pPr>
+      <w:r>
+        <w:rPr>
+          <w:b/>
+          <w:bCs/>
+        </w:rPr>
+        <w:t xml:space="preserve">também houve aumento no número de países que passaram a sediar Grandes Prêmios; </w:t>
+      </w:r>
+    </w:p>
+    <w:p>
+      <w:pPr>
+        <w:numPr>
+          <w:ilvl w:val="0"/>
+          <w:numId w:val="12"/>
+        </w:numPr>
+        <w:rPr>
+          <w:b/>
+          <w:bCs/>
+        </w:rPr>
+      </w:pPr>
+      <w:r>
+        <w:rPr>
+          <w:b/>
+          <w:bCs/>
+        </w:rPr>
+        <w:t xml:space="preserve">algumas equipes possuem participação muito superior às demais, sendo necessário utilizar indicadores relativos (percentuais) em determinadas análises para evitar comparações distorcidas. </w:t>
+      </w:r>
+    </w:p>
+    <w:p>
+      <w:pPr>
+        <w:ind w:left="720"/>
+        <w:rPr>
+          <w:b/>
+          <w:bCs/>
+        </w:rPr>
+      </w:pPr>
+    </w:p>
+    <w:p>
+      <w:pPr>
+        <w:rPr>
+          <w:b/>
+          <w:bCs/>
+        </w:rPr>
+      </w:pPr>
+      <w:r>
+        <w:rPr>
+          <w:b/>
+          <w:bCs/>
+        </w:rPr>
+        <w:pict w14:anchorId="55A16AF7">
+          <v:rect id="_x0000_i1089" style="width:0;height:1.5pt" o:hralign="center" o:hrstd="t" o:hr="t" fillcolor="#a0a0a0" stroked="f"/>
+        </w:pict>
+      </w:r>
+    </w:p>
+    <w:p>
+      <w:pPr>
+        <w:rPr>
+          <w:b/>
+          <w:bCs/>
+        </w:rPr>
+      </w:pPr>
+      <w:r>
+        <w:rPr>
+          <w:b/>
+          <w:bCs/>
+        </w:rPr>
+        <w:t>3.2 Evolução da Fórmula 1 ao Longo das Temporadas</w:t>
+      </w:r>
+    </w:p>
+    <w:p>
+      <w:pPr>
+        <w:rPr>
+          <w:b/>
+          <w:bCs/>
+        </w:rPr>
+      </w:pPr>
+      <w:r>
+        <w:rPr>
+          <w:b/>
+          <w:bCs/>
+        </w:rPr>
+        <w:t>A Figura 3.1 apresenta a evolução da quantidade de Grandes Prêmios e do número de países que sediaram corridas em cada temporada.</w:t>
+      </w:r>
+    </w:p>
+    <w:p>
+      <w:pPr>
+        <w:rPr>
+          <w:b/>
+          <w:bCs/>
+        </w:rPr>
+      </w:pPr>
+      <w:r>
+        <w:rPr>
+          <w:b/>
+          <w:bCs/>
+        </w:rPr>
+        <w:t>Figura 3.1 – Evolução da Fórmula 1 ao longo das temporadas.</w:t>
+      </w:r>
+    </w:p>
+    <w:p>
+      <w:pPr>
+        <w:rPr>
+          <w:b/>
+          <w:bCs/>
+        </w:rPr>
+      </w:pPr>
+      <w:r>
+        <w:rPr>
+          <w:b/>
+          <w:bCs/>
+        </w:rPr>
+        <w:t>Observa-se um crescimento contínuo do campeonato ao longo dos anos. Enquanto nas primeiras temporadas eram realizadas aproximadamente sete corridas por ano, atualmente o calendário possui mais de vinte etapas distribuídas por diversos países. Destaca-se a redução observada na temporada de 2020, consequência das restrições impostas pela pandemia de COVID-19.</w:t>
+      </w:r>
+    </w:p>
+    <w:p>
+      <w:pPr>
+        <w:rPr>
+          <w:b/>
+          <w:bCs/>
+        </w:rPr>
+      </w:pPr>
+    </w:p>
+    <w:p>
+      <w:pPr>
+        <w:rPr>
+          <w:b/>
+          <w:bCs/>
+        </w:rPr>
+      </w:pPr>
+      <w:r>
+        <w:rPr>
+          <w:noProof/>
+        </w:rPr>
+        <w:lastRenderedPageBreak/>
+        <w:drawing>
+          <wp:inline distT="0" distB="0" distL="0" distR="0" wp14:anchorId="190A0173" wp14:editId="7935880D">
+            <wp:extent cx="5400040" cy="2492375"/>
+            <wp:effectExtent l="0" t="0" r="0" b="3175"/>
+            <wp:docPr id="1636754115" name="Imagem 6"/>
+            <wp:cNvGraphicFramePr>
+              <a:graphicFrameLocks xmlns:a="http://schemas.openxmlformats.org/drawingml/2006/main" noChangeAspect="1"/>
+            </wp:cNvGraphicFramePr>
+            <a:graphic xmlns:a="http://schemas.openxmlformats.org/drawingml/2006/main">
+              <a:graphicData uri="http://schemas.openxmlformats.org/drawingml/2006/picture">
+                <pic:pic xmlns:pic="http://schemas.openxmlformats.org/drawingml/2006/picture">
+                  <pic:nvPicPr>
+                    <pic:cNvPr id="0" name="Picture 105"/>
+                    <pic:cNvPicPr>
+                      <a:picLocks noChangeAspect="1" noChangeArrowheads="1"/>
+                    </pic:cNvPicPr>
+                  </pic:nvPicPr>
+                  <pic:blipFill>
+                    <a:blip r:embed="rId7" cstate="print">
+                      <a:extLst>
+                        <a:ext uri="{28A0092B-C50C-407E-A947-70E740481C1C}">
+                          <a14:useLocalDpi xmlns:a14="http://schemas.microsoft.com/office/drawing/2010/main" val="0"/>
+                        </a:ext>
+                      </a:extLst>
+                    </a:blip>
+                    <a:srcRect/>
+                    <a:stretch>
+                      <a:fillRect/>
+                    </a:stretch>
+                  </pic:blipFill>
+                  <pic:spPr bwMode="auto">
+                    <a:xfrm>
+                      <a:off x="0" y="0"/>
+                      <a:ext cx="5400040" cy="2492375"/>
+                    </a:xfrm>
+                    <a:prstGeom prst="rect">
+                      <a:avLst/>
+                    </a:prstGeom>
+                    <a:noFill/>
+                    <a:ln>
+                      <a:noFill/>
+                    </a:ln>
+                  </pic:spPr>
+                </pic:pic>
+              </a:graphicData>
+            </a:graphic>
+          </wp:inline>
+        </w:drawing>
+      </w:r>
+    </w:p>
+    <w:p>
+      <w:pPr>
+        <w:rPr>
+          <w:b/>
+          <w:bCs/>
+        </w:rPr>
+      </w:pPr>
+      <w:r>
+        <w:rPr>
+          <w:b/>
+          <w:bCs/>
+        </w:rPr>
+        <w:pict w14:anchorId="2C9167F7">
+          <v:rect id="_x0000_i1090" style="width:0;height:1.5pt" o:hralign="center" o:hrstd="t" o:hr="t" fillcolor="#a0a0a0" stroked="f"/>
+        </w:pict>
+      </w:r>
+    </w:p>
+    <w:p>
+      <w:pPr>
+        <w:rPr>
+          <w:b/>
+          <w:bCs/>
+        </w:rPr>
+      </w:pPr>
+      <w:r>
+        <w:rPr>
+          <w:b/>
+          <w:bCs/>
+        </w:rPr>
+        <w:t>3.3 Grandes Prêmios Disputados por Equipe</w:t>
+      </w:r>
+    </w:p>
+    <w:p>
+      <w:pPr>
+        <w:rPr>
+          <w:b/>
+          <w:bCs/>
+        </w:rPr>
+      </w:pPr>
+      <w:r>
+        <w:rPr>
+          <w:b/>
+          <w:bCs/>
+        </w:rPr>
+        <w:t>A Figura 3.2 apresenta a quantidade de Grandes Prêmios disputados pelas principais equipes da história da Fórmula 1.</w:t>
+      </w:r>
+    </w:p>
+    <w:p>
+      <w:pPr>
+        <w:rPr>
+          <w:b/>
+          <w:bCs/>
+        </w:rPr>
+      </w:pPr>
+      <w:r>
+        <w:rPr>
+          <w:b/>
+          <w:bCs/>
+        </w:rPr>
+        <w:t>Figura 3.2 – Grandes Prêmios disputados por equipe.</w:t>
+      </w:r>
+    </w:p>
+    <w:p>
+      <w:pPr>
+        <w:rPr>
+          <w:b/>
+          <w:bCs/>
+        </w:rPr>
+      </w:pPr>
+      <w:r>
+        <w:rPr>
+          <w:b/>
+          <w:bCs/>
+        </w:rPr>
+        <w:t>Verifica-se que Ferrari, McLaren e Williams são as equipes com maior número de participações. Essa diferença de participação torna inadequada a comparação apenas pelo número absoluto de vitórias, justificando a utilização de indicadores percentuais nas análises posteriores.</w:t>
+      </w:r>
+    </w:p>
+    <w:p>
+      <w:pPr>
+        <w:rPr>
+          <w:b/>
+          <w:bCs/>
+        </w:rPr>
+      </w:pPr>
+    </w:p>
+    <w:p>
+      <w:pPr>
+        <w:rPr>
+          <w:b/>
+          <w:bCs/>
+        </w:rPr>
+      </w:pPr>
+      <w:r>
+        <w:rPr>
+          <w:noProof/>
+        </w:rPr>
+        <w:drawing>
+          <wp:inline distT="0" distB="0" distL="0" distR="0" wp14:anchorId="6550F2EE" wp14:editId="419473F2">
+            <wp:extent cx="5400040" cy="3436620"/>
+            <wp:effectExtent l="0" t="0" r="0" b="0"/>
+            <wp:docPr id="1921833350" name="Imagem 7"/>
+            <wp:cNvGraphicFramePr>
+              <a:graphicFrameLocks xmlns:a="http://schemas.openxmlformats.org/drawingml/2006/main" noChangeAspect="1"/>
+            </wp:cNvGraphicFramePr>
+            <a:graphic xmlns:a="http://schemas.openxmlformats.org/drawingml/2006/main">
+              <a:graphicData uri="http://schemas.openxmlformats.org/drawingml/2006/picture">
+                <pic:pic xmlns:pic="http://schemas.openxmlformats.org/drawingml/2006/picture">
+                  <pic:nvPicPr>
+                    <pic:cNvPr id="0" name="Picture 107"/>
+                    <pic:cNvPicPr>
+                      <a:picLocks noChangeAspect="1" noChangeArrowheads="1"/>
+                    </pic:cNvPicPr>
+                  </pic:nvPicPr>
+                  <pic:blipFill>
+                    <a:blip r:embed="rId8">
+                      <a:extLst>
+                        <a:ext uri="{28A0092B-C50C-407E-A947-70E740481C1C}">
+                          <a14:useLocalDpi xmlns:a14="http://schemas.microsoft.com/office/drawing/2010/main" val="0"/>
+                        </a:ext>
+                      </a:extLst>
+                    </a:blip>
+                    <a:srcRect/>
+                    <a:stretch>
+                      <a:fillRect/>
+                    </a:stretch>
+                  </pic:blipFill>
+                  <pic:spPr bwMode="auto">
+                    <a:xfrm>
+                      <a:off x="0" y="0"/>
+                      <a:ext cx="5400040" cy="3436620"/>
+                    </a:xfrm>
+                    <a:prstGeom prst="rect">
+                      <a:avLst/>
+                    </a:prstGeom>
+                    <a:noFill/>
+                    <a:ln>
+                      <a:noFill/>
+                    </a:ln>
+                  </pic:spPr>
+                </pic:pic>
+              </a:graphicData>
+            </a:graphic>
+          </wp:inline>
+        </w:drawing>
+      </w:r>
+    </w:p>
+    <w:p>
+      <w:pPr>
+        <w:rPr>
+          <w:b/>
+          <w:bCs/>
+        </w:rPr>
+      </w:pPr>
+      <w:r>
+        <w:rPr>
+          <w:b/>
+          <w:bCs/>
+        </w:rPr>
+        <w:pict w14:anchorId="614E273A">
+          <v:rect id="_x0000_i1091" style="width:0;height:1.5pt" o:hralign="center" o:hrstd="t" o:hr="t" fillcolor="#a0a0a0" stroked="f"/>
+        </w:pict>
+      </w:r>
+    </w:p>
+    <w:p>
+      <w:pPr>
+        <w:rPr>
+          <w:b/>
+          <w:bCs/>
+        </w:rPr>
+      </w:pPr>
+      <w:r>
+        <w:rPr>
+          <w:b/>
+          <w:bCs/>
+        </w:rPr>
+        <w:lastRenderedPageBreak/>
+        <w:t>3.4 Taxa de Vitória por Equipe</w:t>
+      </w:r>
+    </w:p>
+    <w:p>
+      <w:pPr>
+        <w:rPr>
+          <w:b/>
+          <w:bCs/>
+        </w:rPr>
+      </w:pPr>
+      <w:r>
+        <w:rPr>
+          <w:b/>
+          <w:bCs/>
+        </w:rPr>
+        <w:t>Para permitir uma comparação mais justa entre equipes com diferentes tempos de participação na categoria, foi calculada a taxa de vitórias considerando apenas equipes com pelo menos 100 Grandes Prêmios disputados.</w:t>
+      </w:r>
+    </w:p>
+    <w:p>
+      <w:pPr>
+        <w:rPr>
+          <w:b/>
+          <w:bCs/>
+        </w:rPr>
+      </w:pPr>
+      <w:r>
+        <w:rPr>
+          <w:b/>
+          <w:bCs/>
+        </w:rPr>
+        <w:t>Figura 3.3 – Taxa de vitória por equipe.</w:t>
+      </w:r>
+    </w:p>
+    <w:p>
+      <w:pPr>
+        <w:rPr>
+          <w:b/>
+          <w:bCs/>
+        </w:rPr>
+      </w:pPr>
+      <w:r>
+        <w:rPr>
+          <w:b/>
+          <w:bCs/>
+        </w:rPr>
+        <w:t>Os resultados mostram que a Mercedes apresenta a maior taxa de vitórias da base analisada, seguida por Red Bull, Ferrari e McLaren. Embora Ferrari possua o maior número absoluto de vitórias, sua longa participação na categoria reduz sua taxa percentual quando comparada às equipes mais recentes.</w:t>
+      </w:r>
+    </w:p>
+    <w:p>
+      <w:pPr>
+        <w:rPr>
+          <w:b/>
+          <w:bCs/>
+        </w:rPr>
+      </w:pPr>
+    </w:p>
+    <w:p>
+      <w:pPr>
+        <w:rPr>
+          <w:b/>
+          <w:bCs/>
+        </w:rPr>
+      </w:pPr>
+      <w:r>
+        <w:rPr>
+          <w:noProof/>
+        </w:rPr>
+        <w:drawing>
+          <wp:inline distT="0" distB="0" distL="0" distR="0" wp14:anchorId="50A9C785" wp14:editId="4A4DD27F">
+            <wp:extent cx="5400040" cy="3436620"/>
+            <wp:effectExtent l="0" t="0" r="0" b="0"/>
+            <wp:docPr id="415170308" name="Imagem 8"/>
+            <wp:cNvGraphicFramePr>
+              <a:graphicFrameLocks xmlns:a="http://schemas.openxmlformats.org/drawingml/2006/main" noChangeAspect="1"/>
+            </wp:cNvGraphicFramePr>
+            <a:graphic xmlns:a="http://schemas.openxmlformats.org/drawingml/2006/main">
+              <a:graphicData uri="http://schemas.openxmlformats.org/drawingml/2006/picture">
+                <pic:pic xmlns:pic="http://schemas.openxmlformats.org/drawingml/2006/picture">
+                  <pic:nvPicPr>
+                    <pic:cNvPr id="0" name="Picture 109"/>
+                    <pic:cNvPicPr>
+                      <a:picLocks noChangeAspect="1" noChangeArrowheads="1"/>
+                    </pic:cNvPicPr>
+                  </pic:nvPicPr>
+                  <pic:blipFill>
+                    <a:blip r:embed="rId9">
+                      <a:extLst>
+                        <a:ext uri="{28A0092B-C50C-407E-A947-70E740481C1C}">
+                          <a14:useLocalDpi xmlns:a14="http://schemas.microsoft.com/office/drawing/2010/main" val="0"/>
+                        </a:ext>
+                      </a:extLst>
+                    </a:blip>
+                    <a:srcRect/>
+                    <a:stretch>
+                      <a:fillRect/>
+                    </a:stretch>
+                  </pic:blipFill>
+                  <pic:spPr bwMode="auto">
+                    <a:xfrm>
+                      <a:off x="0" y="0"/>
+                      <a:ext cx="5400040" cy="3436620"/>
+                    </a:xfrm>
+                    <a:prstGeom prst="rect">
+                      <a:avLst/>
+                    </a:prstGeom>
+                    <a:noFill/>
+                    <a:ln>
+                      <a:noFill/>
+                    </a:ln>
+                  </pic:spPr>
+                </pic:pic>
+              </a:graphicData>
+            </a:graphic>
+          </wp:inline>
+        </w:drawing>
+      </w:r>
+    </w:p>
+    <w:p>
+      <w:pPr>
+        <w:rPr>
+          <w:b/>
+          <w:bCs/>
+        </w:rPr>
+      </w:pPr>
+      <w:r>
+        <w:rPr>
+          <w:b/>
+          <w:bCs/>
+        </w:rPr>
+        <w:pict w14:anchorId="0E43B444">
+          <v:rect id="_x0000_i1092" style="width:0;height:1.5pt" o:hralign="center" o:hrstd="t" o:hr="t" fillcolor="#a0a0a0" stroked="f"/>
+        </w:pict>
+      </w:r>
+    </w:p>
+    <w:p>
+      <w:pPr>
+        <w:rPr>
+          <w:b/>
+          <w:bCs/>
+        </w:rPr>
+      </w:pPr>
+      <w:r>
+        <w:rPr>
+          <w:b/>
+          <w:bCs/>
+        </w:rPr>
+        <w:t>3.5 Nacionalidade dos Pilotos Vencedores</w:t>
+      </w:r>
+    </w:p>
+    <w:p>
+      <w:pPr>
+        <w:rPr>
+          <w:b/>
+          <w:bCs/>
+        </w:rPr>
+      </w:pPr>
+      <w:r>
+        <w:rPr>
+          <w:b/>
+          <w:bCs/>
+        </w:rPr>
+        <w:t>A Figura 3.4 apresenta a distribuição das vitórias segundo a nacionalidade dos pilotos.</w:t>
+      </w:r>
+    </w:p>
+    <w:p>
+      <w:pPr>
+        <w:rPr>
+          <w:b/>
+          <w:bCs/>
+        </w:rPr>
+      </w:pPr>
+      <w:r>
+        <w:rPr>
+          <w:b/>
+          <w:bCs/>
+        </w:rPr>
+        <w:t>Figura 3.4 – Nacionalidade dos pilotos vencedores.</w:t>
+      </w:r>
+    </w:p>
+    <w:p>
+      <w:pPr>
+        <w:rPr>
+          <w:b/>
+          <w:bCs/>
+        </w:rPr>
+      </w:pPr>
+      <w:r>
+        <w:rPr>
+          <w:b/>
+          <w:bCs/>
+        </w:rPr>
+        <w:t>Observa-se forte predominância de pilotos britânicos, seguidos por alemães e brasileiros. Esse resultado reflete a tradição desses países na Fórmula 1 e sua presença constante ao longo da história da categoria.</w:t>
+      </w:r>
+    </w:p>
+    <w:p>
+      <w:pPr>
+        <w:rPr>
+          <w:b/>
+          <w:bCs/>
+        </w:rPr>
+      </w:pPr>
+      <w:r>
+        <w:rPr>
+          <w:noProof/>
+        </w:rPr>
+        <w:lastRenderedPageBreak/>
+        <w:drawing>
+          <wp:inline distT="0" distB="0" distL="0" distR="0" wp14:anchorId="4CCB5514" wp14:editId="1A6A13A8">
+            <wp:extent cx="5400040" cy="3780155"/>
+            <wp:effectExtent l="0" t="0" r="0" b="0"/>
+            <wp:docPr id="419293982" name="Imagem 9"/>
+            <wp:cNvGraphicFramePr>
+              <a:graphicFrameLocks xmlns:a="http://schemas.openxmlformats.org/drawingml/2006/main" noChangeAspect="1"/>
+            </wp:cNvGraphicFramePr>
+            <a:graphic xmlns:a="http://schemas.openxmlformats.org/drawingml/2006/main">
+              <a:graphicData uri="http://schemas.openxmlformats.org/drawingml/2006/picture">
+                <pic:pic xmlns:pic="http://schemas.openxmlformats.org/drawingml/2006/picture">
+                  <pic:nvPicPr>
+                    <pic:cNvPr id="0" name="Picture 111"/>
+                    <pic:cNvPicPr>
+                      <a:picLocks noChangeAspect="1" noChangeArrowheads="1"/>
+                    </pic:cNvPicPr>
+                  </pic:nvPicPr>
+                  <pic:blipFill>
+                    <a:blip r:embed="rId10">
+                      <a:extLst>
+                        <a:ext uri="{28A0092B-C50C-407E-A947-70E740481C1C}">
+                          <a14:useLocalDpi xmlns:a14="http://schemas.microsoft.com/office/drawing/2010/main" val="0"/>
+                        </a:ext>
+                      </a:extLst>
+                    </a:blip>
+                    <a:srcRect/>
+                    <a:stretch>
+                      <a:fillRect/>
+                    </a:stretch>
+                  </pic:blipFill>
+                  <pic:spPr bwMode="auto">
+                    <a:xfrm>
+                      <a:off x="0" y="0"/>
+                      <a:ext cx="5400040" cy="3780155"/>
+                    </a:xfrm>
+                    <a:prstGeom prst="rect">
+                      <a:avLst/>
+                    </a:prstGeom>
+                    <a:noFill/>
+                    <a:ln>
+                      <a:noFill/>
+                    </a:ln>
+                  </pic:spPr>
+                </pic:pic>
+              </a:graphicData>
+            </a:graphic>
+          </wp:inline>
+        </w:drawing>
+      </w:r>
+    </w:p>
+    <w:p>
+      <w:pPr>
+        <w:rPr>
+          <w:b/>
+          <w:bCs/>
+        </w:rPr>
+      </w:pPr>
+      <w:r>
+        <w:rPr>
+          <w:b/>
+          <w:bCs/>
+        </w:rPr>
+        <w:pict w14:anchorId="56674029">
+          <v:rect id="_x0000_i1093" style="width:0;height:1.5pt" o:hralign="center" o:hrstd="t" o:hr="t" fillcolor="#a0a0a0" stroked="f"/>
+        </w:pict>
+      </w:r>
+    </w:p>
+    <w:p>
+      <w:pPr>
+        <w:rPr>
+          <w:b/>
+          <w:bCs/>
+        </w:rPr>
+      </w:pPr>
+      <w:r>
+        <w:rPr>
+          <w:b/>
+          <w:bCs/>
+        </w:rPr>
+        <w:t>3.6 Equipes Dominantes por Década</w:t>
+      </w:r>
+    </w:p>
+    <w:p>
+      <w:pPr>
+        <w:rPr>
+          <w:b/>
+          <w:bCs/>
+        </w:rPr>
+      </w:pPr>
+      <w:r>
+        <w:rPr>
+          <w:b/>
+          <w:bCs/>
+        </w:rPr>
+        <w:t>A Figura 3.5 apresenta a equipe que obteve o maior número de vitórias em cada década.</w:t>
+      </w:r>
+    </w:p>
+    <w:p>
+      <w:pPr>
+        <w:rPr>
+          <w:b/>
+          <w:bCs/>
+        </w:rPr>
+      </w:pPr>
+      <w:r>
+        <w:rPr>
+          <w:b/>
+          <w:bCs/>
+        </w:rPr>
+        <w:t>Figura 3.5 – Equipe dominante por década.</w:t>
+      </w:r>
+    </w:p>
+    <w:p>
+      <w:pPr>
+        <w:rPr>
+          <w:b/>
+          <w:bCs/>
+        </w:rPr>
+      </w:pPr>
+      <w:r>
+        <w:rPr>
+          <w:b/>
+          <w:bCs/>
+        </w:rPr>
+        <w:t>A análise evidencia a alternância do domínio esportivo ao longo da história da Fórmula 1. Ferrari destacou-se nas décadas de 1950, 1970 e 2000, McLaren liderou os anos 1980, Williams dominou os anos 1990, Mercedes foi a principal equipe da década de 2010 e a Red Bull assumiu a liderança na década de 2020.</w:t>
+      </w:r>
+    </w:p>
+    <w:p>
+      <w:pPr>
+        <w:rPr>
+          <w:b/>
+          <w:bCs/>
+        </w:rPr>
+      </w:pPr>
+      <w:r>
+        <w:rPr>
+          <w:noProof/>
+        </w:rPr>
+        <w:drawing>
+          <wp:inline distT="0" distB="0" distL="0" distR="0" wp14:anchorId="2DE6F2EF" wp14:editId="66F6039E">
+            <wp:extent cx="5400040" cy="2700020"/>
+            <wp:effectExtent l="0" t="0" r="0" b="5080"/>
+            <wp:docPr id="1993714635" name="Imagem 10"/>
+            <wp:cNvGraphicFramePr>
+              <a:graphicFrameLocks xmlns:a="http://schemas.openxmlformats.org/drawingml/2006/main" noChangeAspect="1"/>
+            </wp:cNvGraphicFramePr>
+            <a:graphic xmlns:a="http://schemas.openxmlformats.org/drawingml/2006/main">
+              <a:graphicData uri="http://schemas.openxmlformats.org/drawingml/2006/picture">
+                <pic:pic xmlns:pic="http://schemas.openxmlformats.org/drawingml/2006/picture">
+                  <pic:nvPicPr>
+                    <pic:cNvPr id="0" name="Picture 113"/>
+                    <pic:cNvPicPr>
+                      <a:picLocks noChangeAspect="1" noChangeArrowheads="1"/>
+                    </pic:cNvPicPr>
+                  </pic:nvPicPr>
+                  <pic:blipFill>
+                    <a:blip r:embed="rId11">
+                      <a:extLst>
+                        <a:ext uri="{28A0092B-C50C-407E-A947-70E740481C1C}">
+                          <a14:useLocalDpi xmlns:a14="http://schemas.microsoft.com/office/drawing/2010/main" val="0"/>
+                        </a:ext>
+                      </a:extLst>
+                    </a:blip>
+                    <a:srcRect/>
+                    <a:stretch>
+                      <a:fillRect/>
+                    </a:stretch>
+                  </pic:blipFill>
+                  <pic:spPr bwMode="auto">
+                    <a:xfrm>
+                      <a:off x="0" y="0"/>
+                      <a:ext cx="5400040" cy="2700020"/>
+                    </a:xfrm>
+                    <a:prstGeom prst="rect">
+                      <a:avLst/>
+                    </a:prstGeom>
+                    <a:noFill/>
+                    <a:ln>
+                      <a:noFill/>
+                    </a:ln>
+                  </pic:spPr>
+                </pic:pic>
+              </a:graphicData>
+            </a:graphic>
+          </wp:inline>
+        </w:drawing>
+      </w:r>
+    </w:p>
+    <w:p>
+      <w:pPr>
+        <w:rPr>
+          <w:b/>
+          <w:bCs/>
+        </w:rPr>
+      </w:pPr>
+      <w:r>
+        <w:rPr>
+          <w:b/>
+          <w:bCs/>
+        </w:rPr>
+        <w:pict w14:anchorId="52154C38">
+          <v:rect id="_x0000_i1094" style="width:0;height:1.5pt" o:hralign="center" o:hrstd="t" o:hr="t" fillcolor="#a0a0a0" stroked="f"/>
+        </w:pict>
+      </w:r>
+    </w:p>
+    <w:p>
+      <w:pPr>
+        <w:rPr>
+          <w:b/>
+          <w:bCs/>
+        </w:rPr>
+      </w:pPr>
+      <w:r>
+        <w:rPr>
+          <w:b/>
+          <w:bCs/>
+        </w:rPr>
+        <w:lastRenderedPageBreak/>
+        <w:t>3.7 Matriz de Correlação</w:t>
+      </w:r>
+    </w:p>
+    <w:p>
+      <w:pPr>
+        <w:rPr>
+          <w:b/>
+          <w:bCs/>
+        </w:rPr>
+      </w:pPr>
+      <w:r>
+        <w:rPr>
+          <w:b/>
+          <w:bCs/>
+        </w:rPr>
+        <w:t>Foi calculada a matriz de correlação entre as principais variáveis numéricas utilizadas na análise: posição de largada (</w:t>
+      </w:r>
+      <w:r>
+        <w:rPr>
+          <w:b/>
+          <w:bCs/>
+          <w:i/>
+          <w:iCs/>
+        </w:rPr>
+        <w:t>grid</w:t>
+      </w:r>
+      <w:r>
+        <w:rPr>
+          <w:b/>
+          <w:bCs/>
+        </w:rPr>
+        <w:t>), posição final (</w:t>
+      </w:r>
+      <w:r>
+        <w:rPr>
+          <w:b/>
+          <w:bCs/>
+          <w:i/>
+          <w:iCs/>
+        </w:rPr>
+        <w:t>position</w:t>
+      </w:r>
+      <w:r>
+        <w:rPr>
+          <w:b/>
+          <w:bCs/>
+        </w:rPr>
+        <w:t>) e pontuação (</w:t>
+      </w:r>
+      <w:r>
+        <w:rPr>
+          <w:b/>
+          <w:bCs/>
+          <w:i/>
+          <w:iCs/>
+        </w:rPr>
+        <w:t>points</w:t>
+      </w:r>
+      <w:r>
+        <w:rPr>
+          <w:b/>
+          <w:bCs/>
+        </w:rPr>
+        <w:t>).</w:t>
+      </w:r>
+    </w:p>
+    <w:p>
+      <w:pPr>
+        <w:rPr>
+          <w:b/>
+          <w:bCs/>
+        </w:rPr>
+      </w:pPr>
+      <w:r>
+        <w:rPr>
+          <w:b/>
+          <w:bCs/>
+        </w:rPr>
+        <w:t>Figura 3.6 – Matriz de correlação das variáveis numéricas.</w:t>
+      </w:r>
+    </w:p>
+    <w:p>
+      <w:pPr>
+        <w:rPr>
+          <w:b/>
+          <w:bCs/>
+        </w:rPr>
+      </w:pPr>
+      <w:r>
+        <w:rPr>
+          <w:b/>
+          <w:bCs/>
+        </w:rPr>
+        <w:t>Observa-se uma correlação positiva moderada (0,64) entre a posição de largada e a posição final, indicando que pilotos que largam nas primeiras posições tendem, em média, a terminar melhor posicionados. Também foi identificada correlação negativa entre posição final e pontuação (-0,65), resultado esperado, uma vez que menores posições finais correspondem às maiores pontuações. Da mesma forma, a posição de largada apresenta correlação negativa com a pontuação (-0,55), indicando que largar nas primeiras posições aumenta a probabilidade de obtenção de pontos.</w:t>
+      </w:r>
+    </w:p>
+    <w:p>
+      <w:pPr>
+        <w:rPr>
+          <w:b/>
+          <w:bCs/>
+        </w:rPr>
+      </w:pPr>
+    </w:p>
+    <w:p>
+      <w:pPr>
+        <w:rPr>
+          <w:b/>
+          <w:bCs/>
+        </w:rPr>
+      </w:pPr>
+      <w:r>
+        <w:rPr>
+          <w:noProof/>
+        </w:rPr>
+        <w:drawing>
+          <wp:inline distT="0" distB="0" distL="0" distR="0" wp14:anchorId="397AB381" wp14:editId="4F1F275A">
+            <wp:extent cx="5400040" cy="4500245"/>
+            <wp:effectExtent l="0" t="0" r="0" b="0"/>
+            <wp:docPr id="135737155" name="Imagem 11"/>
+            <wp:cNvGraphicFramePr>
+              <a:graphicFrameLocks xmlns:a="http://schemas.openxmlformats.org/drawingml/2006/main" noChangeAspect="1"/>
+            </wp:cNvGraphicFramePr>
+            <a:graphic xmlns:a="http://schemas.openxmlformats.org/drawingml/2006/main">
+              <a:graphicData uri="http://schemas.openxmlformats.org/drawingml/2006/picture">
+                <pic:pic xmlns:pic="http://schemas.openxmlformats.org/drawingml/2006/picture">
+                  <pic:nvPicPr>
+                    <pic:cNvPr id="0" name="Picture 115"/>
+                    <pic:cNvPicPr>
+                      <a:picLocks noChangeAspect="1" noChangeArrowheads="1"/>
+                    </pic:cNvPicPr>
+                  </pic:nvPicPr>
+                  <pic:blipFill>
+                    <a:blip r:embed="rId12" cstate="print">
+                      <a:extLst>
+                        <a:ext uri="{28A0092B-C50C-407E-A947-70E740481C1C}">
+                          <a14:useLocalDpi xmlns:a14="http://schemas.microsoft.com/office/drawing/2010/main" val="0"/>
+                        </a:ext>
+                      </a:extLst>
+                    </a:blip>
+                    <a:srcRect/>
+                    <a:stretch>
+                      <a:fillRect/>
+                    </a:stretch>
+                  </pic:blipFill>
+                  <pic:spPr bwMode="auto">
+                    <a:xfrm>
+                      <a:off x="0" y="0"/>
+                      <a:ext cx="5400040" cy="4500245"/>
+                    </a:xfrm>
+                    <a:prstGeom prst="rect">
+                      <a:avLst/>
+                    </a:prstGeom>
+                    <a:noFill/>
+                    <a:ln>
+                      <a:noFill/>
+                    </a:ln>
+                  </pic:spPr>
+                </pic:pic>
+              </a:graphicData>
+            </a:graphic>
+          </wp:inline>
+        </w:drawing>
+      </w:r>
+    </w:p>
+    <w:p>
+      <w:pPr>
+        <w:rPr>
+          <w:b/>
+          <w:bCs/>
+        </w:rPr>
+      </w:pPr>
+      <w:r>
+        <w:rPr>
+          <w:b/>
+          <w:bCs/>
+        </w:rPr>
+        <w:pict w14:anchorId="1619ECB1">
+          <v:rect id="_x0000_i1095" style="width:0;height:1.5pt" o:hralign="center" o:hrstd="t" o:hr="t" fillcolor="#a0a0a0" stroked="f"/>
+        </w:pict>
+      </w:r>
+    </w:p>
+    <w:p>
+      <w:pPr>
+        <w:rPr>
+          <w:b/>
+          <w:bCs/>
+        </w:rPr>
+      </w:pPr>
+      <w:r>
+        <w:rPr>
+          <w:b/>
+          <w:bCs/>
+        </w:rPr>
+        <w:t>3.8 Considerações da Análise Exploratória</w:t>
+      </w:r>
+    </w:p>
+    <w:p>
+      <w:pPr>
+        <w:rPr>
+          <w:b/>
+          <w:bCs/>
+        </w:rPr>
+      </w:pPr>
+      <w:r>
+        <w:rPr>
+          <w:b/>
+          <w:bCs/>
+        </w:rPr>
+        <w:t>A análise exploratória permitiu compreender melhor a estrutura da base de dados antes da etapa de mineração. Os principais aspectos observados foram:</w:t>
+      </w:r>
+    </w:p>
+    <w:p>
+      <w:pPr>
+        <w:numPr>
+          <w:ilvl w:val="0"/>
+          <w:numId w:val="13"/>
+        </w:numPr>
+        <w:rPr>
+          <w:b/>
+          <w:bCs/>
+        </w:rPr>
+      </w:pPr>
+      <w:r>
+        <w:rPr>
+          <w:b/>
+          <w:bCs/>
+        </w:rPr>
+        <w:t xml:space="preserve">houve crescimento contínuo da Fórmula 1 ao longo das temporadas, tanto em número de corridas quanto em diversidade de países participantes; </w:t>
+      </w:r>
+    </w:p>
+    <w:p>
+      <w:pPr>
+        <w:numPr>
+          <w:ilvl w:val="0"/>
+          <w:numId w:val="13"/>
+        </w:numPr>
+        <w:rPr>
+          <w:b/>
+          <w:bCs/>
+        </w:rPr>
+      </w:pPr>
+      <w:r>
+        <w:rPr>
+          <w:b/>
+          <w:bCs/>
+        </w:rPr>
+        <w:lastRenderedPageBreak/>
+        <w:t xml:space="preserve">existe grande diferença na quantidade de Grandes Prêmios disputados por cada equipe, tornando necessária a utilização de taxas percentuais para comparações mais justas; </w:t>
+      </w:r>
+    </w:p>
+    <w:p>
+      <w:pPr>
+        <w:numPr>
+          <w:ilvl w:val="0"/>
+          <w:numId w:val="13"/>
+        </w:numPr>
+        <w:rPr>
+          <w:b/>
+          <w:bCs/>
+        </w:rPr>
+      </w:pPr>
+      <w:r>
+        <w:rPr>
+          <w:b/>
+          <w:bCs/>
+        </w:rPr>
+        <w:t xml:space="preserve">algumas equipes apresentaram períodos claros de domínio esportivo em diferentes décadas; </w:t>
+      </w:r>
+    </w:p>
+    <w:p>
+      <w:pPr>
+        <w:numPr>
+          <w:ilvl w:val="0"/>
+          <w:numId w:val="13"/>
+        </w:numPr>
+        <w:rPr>
+          <w:b/>
+          <w:bCs/>
+        </w:rPr>
+      </w:pPr>
+      <w:r>
+        <w:rPr>
+          <w:b/>
+          <w:bCs/>
+        </w:rPr>
+        <w:t xml:space="preserve">pilotos de nacionalidade britânica concentram o maior número de vitórias da base analisada; </w:t>
+      </w:r>
+    </w:p>
+    <w:p>
+      <w:pPr>
+        <w:numPr>
+          <w:ilvl w:val="0"/>
+          <w:numId w:val="13"/>
+        </w:numPr>
+        <w:rPr>
+          <w:b/>
+          <w:bCs/>
+        </w:rPr>
+      </w:pPr>
+      <w:r>
+        <w:rPr>
+          <w:b/>
+          <w:bCs/>
+        </w:rPr>
+        <w:t xml:space="preserve">as variáveis numéricas apresentaram correlações coerentes com a dinâmica das corridas, confirmando que posições de largada mais favoráveis tendem a resultar em melhores colocações finais e maior pontuação. </w:t>
+      </w:r>
+    </w:p>
+    <w:p>
+      <w:pPr>
+        <w:rPr>
+          <w:b/>
+          <w:bCs/>
+        </w:rPr>
+      </w:pPr>
+      <w:r>
+        <w:rPr>
+          <w:b/>
+          <w:bCs/>
+        </w:rPr>
+        <w:t>Esses resultados demonstram que a base apresenta consistência e contém padrões relevantes, justificando sua utilização na etapa seguinte de mineração de regras de associação.</w:t>
       </w:r>
     </w:p>
     <w:p>
@@ -8920,6 +9437,304 @@
     <w:nsid w:val="65C8065E"/>
     <w:multiLevelType w:val="multilevel"/>
     <w:tmpl w:val="D3A4E41A"/>
+    <w:lvl w:ilvl="0">
+      <w:start w:val="1"/>
+      <w:numFmt w:val="bullet"/>
+      <w:lvlText w:val=""/>
+      <w:lvlJc w:val="left"/>
+      <w:pPr>
+        <w:tabs>
+          <w:tab w:val="num" w:pos="720"/>
+        </w:tabs>
+        <w:ind w:left="720" w:hanging="360"/>
+      </w:pPr>
+      <w:rPr>
+        <w:rFonts w:ascii="Symbol" w:hAnsi="Symbol" w:hint="default"/>
+        <w:sz w:val="20"/>
+      </w:rPr>
+    </w:lvl>
+    <w:lvl w:ilvl="1" w:tentative="1">
+      <w:start w:val="1"/>
+      <w:numFmt w:val="bullet"/>
+      <w:lvlText w:val="o"/>
+      <w:lvlJc w:val="left"/>
+      <w:pPr>
+        <w:tabs>
+          <w:tab w:val="num" w:pos="1440"/>
+        </w:tabs>
+        <w:ind w:left="1440" w:hanging="360"/>
+      </w:pPr>
+      <w:rPr>
+        <w:rFonts w:ascii="Courier New" w:hAnsi="Courier New" w:hint="default"/>
+        <w:sz w:val="20"/>
+      </w:rPr>
+    </w:lvl>
+    <w:lvl w:ilvl="2" w:tentative="1">
+      <w:start w:val="1"/>
+      <w:numFmt w:val="bullet"/>
+      <w:lvlText w:val=""/>
+      <w:lvlJc w:val="left"/>
+      <w:pPr>
+        <w:tabs>
+          <w:tab w:val="num" w:pos="2160"/>
+        </w:tabs>
+        <w:ind w:left="2160" w:hanging="360"/>
+      </w:pPr>
+      <w:rPr>
+        <w:rFonts w:ascii="Wingdings" w:hAnsi="Wingdings" w:hint="default"/>
+        <w:sz w:val="20"/>
+      </w:rPr>
+    </w:lvl>
+    <w:lvl w:ilvl="3" w:tentative="1">
+      <w:start w:val="1"/>
+      <w:numFmt w:val="bullet"/>
+      <w:lvlText w:val=""/>
+      <w:lvlJc w:val="left"/>
+      <w:pPr>
+        <w:tabs>
+          <w:tab w:val="num" w:pos="2880"/>
+        </w:tabs>
+        <w:ind w:left="2880" w:hanging="360"/>
+      </w:pPr>
+      <w:rPr>
+        <w:rFonts w:ascii="Wingdings" w:hAnsi="Wingdings" w:hint="default"/>
+        <w:sz w:val="20"/>
+      </w:rPr>
+    </w:lvl>
+    <w:lvl w:ilvl="4" w:tentative="1">
+      <w:start w:val="1"/>
+      <w:numFmt w:val="bullet"/>
+      <w:lvlText w:val=""/>
+      <w:lvlJc w:val="left"/>
+      <w:pPr>
+        <w:tabs>
+          <w:tab w:val="num" w:pos="3600"/>
+        </w:tabs>
+        <w:ind w:left="3600" w:hanging="360"/>
+      </w:pPr>
+      <w:rPr>
+        <w:rFonts w:ascii="Wingdings" w:hAnsi="Wingdings" w:hint="default"/>
+        <w:sz w:val="20"/>
+      </w:rPr>
+    </w:lvl>
+    <w:lvl w:ilvl="5" w:tentative="1">
+      <w:start w:val="1"/>
+      <w:numFmt w:val="bullet"/>
+      <w:lvlText w:val=""/>
+      <w:lvlJc w:val="left"/>
+      <w:pPr>
+        <w:tabs>
+          <w:tab w:val="num" w:pos="4320"/>
+        </w:tabs>
+        <w:ind w:left="4320" w:hanging="360"/>
+      </w:pPr>
+      <w:rPr>
+        <w:rFonts w:ascii="Wingdings" w:hAnsi="Wingdings" w:hint="default"/>
+        <w:sz w:val="20"/>
+      </w:rPr>
+    </w:lvl>
+    <w:lvl w:ilvl="6" w:tentative="1">
+      <w:start w:val="1"/>
+      <w:numFmt w:val="bullet"/>
+      <w:lvlText w:val=""/>
+      <w:lvlJc w:val="left"/>
+      <w:pPr>
+        <w:tabs>
+          <w:tab w:val="num" w:pos="5040"/>
+        </w:tabs>
+        <w:ind w:left="5040" w:hanging="360"/>
+      </w:pPr>
+      <w:rPr>
+        <w:rFonts w:ascii="Wingdings" w:hAnsi="Wingdings" w:hint="default"/>
+        <w:sz w:val="20"/>
+      </w:rPr>
+    </w:lvl>
+    <w:lvl w:ilvl="7" w:tentative="1">
+      <w:start w:val="1"/>
+      <w:numFmt w:val="bullet"/>
+      <w:lvlText w:val=""/>
+      <w:lvlJc w:val="left"/>
+      <w:pPr>
+        <w:tabs>
+          <w:tab w:val="num" w:pos="5760"/>
+        </w:tabs>
+        <w:ind w:left="5760" w:hanging="360"/>
+      </w:pPr>
+      <w:rPr>
+        <w:rFonts w:ascii="Wingdings" w:hAnsi="Wingdings" w:hint="default"/>
+        <w:sz w:val="20"/>
+      </w:rPr>
+    </w:lvl>
+    <w:lvl w:ilvl="8" w:tentative="1">
+      <w:start w:val="1"/>
+      <w:numFmt w:val="bullet"/>
+      <w:lvlText w:val=""/>
+      <w:lvlJc w:val="left"/>
+      <w:pPr>
+        <w:tabs>
+          <w:tab w:val="num" w:pos="6480"/>
+        </w:tabs>
+        <w:ind w:left="6480" w:hanging="360"/>
+      </w:pPr>
+      <w:rPr>
+        <w:rFonts w:ascii="Wingdings" w:hAnsi="Wingdings" w:hint="default"/>
+        <w:sz w:val="20"/>
+      </w:rPr>
+    </w:lvl>
+  </w:abstractNum>
+  <w:abstractNum w:abstractNumId="11" w15:restartNumberingAfterBreak="0">
+    <w:nsid w:val="6A0F1C50"/>
+    <w:multiLevelType w:val="multilevel"/>
+    <w:tmpl w:val="9FA05AF0"/>
+    <w:lvl w:ilvl="0">
+      <w:start w:val="1"/>
+      <w:numFmt w:val="bullet"/>
+      <w:lvlText w:val=""/>
+      <w:lvlJc w:val="left"/>
+      <w:pPr>
+        <w:tabs>
+          <w:tab w:val="num" w:pos="720"/>
+        </w:tabs>
+        <w:ind w:left="720" w:hanging="360"/>
+      </w:pPr>
+      <w:rPr>
+        <w:rFonts w:ascii="Symbol" w:hAnsi="Symbol" w:hint="default"/>
+        <w:sz w:val="20"/>
+      </w:rPr>
+    </w:lvl>
+    <w:lvl w:ilvl="1" w:tentative="1">
+      <w:start w:val="1"/>
+      <w:numFmt w:val="bullet"/>
+      <w:lvlText w:val="o"/>
+      <w:lvlJc w:val="left"/>
+      <w:pPr>
+        <w:tabs>
+          <w:tab w:val="num" w:pos="1440"/>
+        </w:tabs>
+        <w:ind w:left="1440" w:hanging="360"/>
+      </w:pPr>
+      <w:rPr>
+        <w:rFonts w:ascii="Courier New" w:hAnsi="Courier New" w:hint="default"/>
+        <w:sz w:val="20"/>
+      </w:rPr>
+    </w:lvl>
+    <w:lvl w:ilvl="2" w:tentative="1">
+      <w:start w:val="1"/>
+      <w:numFmt w:val="bullet"/>
+      <w:lvlText w:val=""/>
+      <w:lvlJc w:val="left"/>
+      <w:pPr>
+        <w:tabs>
+          <w:tab w:val="num" w:pos="2160"/>
+        </w:tabs>
+        <w:ind w:left="2160" w:hanging="360"/>
+      </w:pPr>
+      <w:rPr>
+        <w:rFonts w:ascii="Wingdings" w:hAnsi="Wingdings" w:hint="default"/>
+        <w:sz w:val="20"/>
+      </w:rPr>
+    </w:lvl>
+    <w:lvl w:ilvl="3" w:tentative="1">
+      <w:start w:val="1"/>
+      <w:numFmt w:val="bullet"/>
+      <w:lvlText w:val=""/>
+      <w:lvlJc w:val="left"/>
+      <w:pPr>
+        <w:tabs>
+          <w:tab w:val="num" w:pos="2880"/>
+        </w:tabs>
+        <w:ind w:left="2880" w:hanging="360"/>
+      </w:pPr>
+      <w:rPr>
+        <w:rFonts w:ascii="Wingdings" w:hAnsi="Wingdings" w:hint="default"/>
+        <w:sz w:val="20"/>
+      </w:rPr>
+    </w:lvl>
+    <w:lvl w:ilvl="4" w:tentative="1">
+      <w:start w:val="1"/>
+      <w:numFmt w:val="bullet"/>
+      <w:lvlText w:val=""/>
+      <w:lvlJc w:val="left"/>
+      <w:pPr>
+        <w:tabs>
+          <w:tab w:val="num" w:pos="3600"/>
+        </w:tabs>
+        <w:ind w:left="3600" w:hanging="360"/>
+      </w:pPr>
+      <w:rPr>
+        <w:rFonts w:ascii="Wingdings" w:hAnsi="Wingdings" w:hint="default"/>
+        <w:sz w:val="20"/>
+      </w:rPr>
+    </w:lvl>
+    <w:lvl w:ilvl="5" w:tentative="1">
+      <w:start w:val="1"/>
+      <w:numFmt w:val="bullet"/>
+      <w:lvlText w:val=""/>
+      <w:lvlJc w:val="left"/>
+      <w:pPr>
+        <w:tabs>
+          <w:tab w:val="num" w:pos="4320"/>
+        </w:tabs>
+        <w:ind w:left="4320" w:hanging="360"/>
+      </w:pPr>
+      <w:rPr>
+        <w:rFonts w:ascii="Wingdings" w:hAnsi="Wingdings" w:hint="default"/>
+        <w:sz w:val="20"/>
+      </w:rPr>
+    </w:lvl>
+    <w:lvl w:ilvl="6" w:tentative="1">
+      <w:start w:val="1"/>
+      <w:numFmt w:val="bullet"/>
+      <w:lvlText w:val=""/>
+      <w:lvlJc w:val="left"/>
+      <w:pPr>
+        <w:tabs>
+          <w:tab w:val="num" w:pos="5040"/>
+        </w:tabs>
+        <w:ind w:left="5040" w:hanging="360"/>
+      </w:pPr>
+      <w:rPr>
+        <w:rFonts w:ascii="Wingdings" w:hAnsi="Wingdings" w:hint="default"/>
+        <w:sz w:val="20"/>
+      </w:rPr>
+    </w:lvl>
+    <w:lvl w:ilvl="7" w:tentative="1">
+      <w:start w:val="1"/>
+      <w:numFmt w:val="bullet"/>
+      <w:lvlText w:val=""/>
+      <w:lvlJc w:val="left"/>
+      <w:pPr>
+        <w:tabs>
+          <w:tab w:val="num" w:pos="5760"/>
+        </w:tabs>
+        <w:ind w:left="5760" w:hanging="360"/>
+      </w:pPr>
+      <w:rPr>
+        <w:rFonts w:ascii="Wingdings" w:hAnsi="Wingdings" w:hint="default"/>
+        <w:sz w:val="20"/>
+      </w:rPr>
+    </w:lvl>
+    <w:lvl w:ilvl="8" w:tentative="1">
+      <w:start w:val="1"/>
+      <w:numFmt w:val="bullet"/>
+      <w:lvlText w:val=""/>
+      <w:lvlJc w:val="left"/>
+      <w:pPr>
+        <w:tabs>
+          <w:tab w:val="num" w:pos="6480"/>
+        </w:tabs>
+        <w:ind w:left="6480" w:hanging="360"/>
+      </w:pPr>
+      <w:rPr>
+        <w:rFonts w:ascii="Wingdings" w:hAnsi="Wingdings" w:hint="default"/>
+        <w:sz w:val="20"/>
+      </w:rPr>
+    </w:lvl>
+  </w:abstractNum>
+  <w:abstractNum w:abstractNumId="12" w15:restartNumberingAfterBreak="0">
+    <w:nsid w:val="7DCC5FD2"/>
+    <w:multiLevelType w:val="multilevel"/>
+    <w:tmpl w:val="AD30B3DC"/>
     <w:lvl w:ilvl="0">
       <w:start w:val="1"/>
       <w:numFmt w:val="bullet"/>
@@ -9097,6 +9912,12 @@
   </w:num>
   <w:num w:numId="11" w16cid:durableId="1786844711">
     <w:abstractNumId w:val="5"/>
+  </w:num>
+  <w:num w:numId="12" w16cid:durableId="1166628295">
+    <w:abstractNumId w:val="12"/>
+  </w:num>
+  <w:num w:numId="13" w16cid:durableId="480970934">
+    <w:abstractNumId w:val="11"/>
   </w:num>
 </w:numbering>
 </file>

--- a/Documentos/ETAPA 1.docx
+++ b/Documentos/ETAPA 1.docx
@@ -44,7 +44,23 @@
           <w:b/>
           <w:bCs/>
         </w:rPr>
-        <w:t>F1 (Formula 1 Database)</w:t>
+        <w:t xml:space="preserve">F1 (Formula 1 </w:t>
+      </w:r>
+      <w:proofErr w:type="spellStart"/>
+      <w:r>
+        <w:rPr>
+          <w:b/>
+          <w:bCs/>
+        </w:rPr>
+        <w:t>Database</w:t>
+      </w:r>
+      <w:proofErr w:type="spellEnd"/>
+      <w:r>
+        <w:rPr>
+          <w:b/>
+          <w:bCs/>
+        </w:rPr>
+        <w:t>)</w:t>
       </w:r>
     </w:p>
     <w:p>
@@ -91,7 +107,23 @@
           <w:b/>
           <w:bCs/>
         </w:rPr>
-        <w:t>A base F1 pertence ao domínio do esporte automobilístico e reúne informações históricas sobre o Campeonato Mundial de Fórmula 1. Os dados contemplam pilotos, equipes, circuitos, corridas, classificações, resultados, tempos de volta, pit stops e temporadas.</w:t>
+        <w:t xml:space="preserve">A base F1 pertence ao domínio do esporte automobilístico e reúne informações históricas sobre o Campeonato Mundial de Fórmula 1. Os dados contemplam pilotos, equipes, circuitos, corridas, classificações, resultados, tempos de volta, pit </w:t>
+      </w:r>
+      <w:proofErr w:type="spellStart"/>
+      <w:r>
+        <w:rPr>
+          <w:b/>
+          <w:bCs/>
+        </w:rPr>
+        <w:t>stops</w:t>
+      </w:r>
+      <w:proofErr w:type="spellEnd"/>
+      <w:r>
+        <w:rPr>
+          <w:b/>
+          <w:bCs/>
+        </w:rPr>
+        <w:t xml:space="preserve"> e temporadas.</w:t>
       </w:r>
     </w:p>
     <w:p>
@@ -255,6 +287,7 @@
                 <w:bCs/>
               </w:rPr>
             </w:pPr>
+            <w:proofErr w:type="spellStart"/>
             <w:r>
               <w:rPr>
                 <w:b/>
@@ -262,6 +295,7 @@
               </w:rPr>
               <w:t>circuits</w:t>
             </w:r>
+            <w:proofErr w:type="spellEnd"/>
           </w:p>
         </w:tc>
         <w:tc>
@@ -348,6 +382,7 @@
                 <w:bCs/>
               </w:rPr>
             </w:pPr>
+            <w:proofErr w:type="spellStart"/>
             <w:r>
               <w:rPr>
                 <w:b/>
@@ -355,6 +390,7 @@
               </w:rPr>
               <w:t>constructor_results</w:t>
             </w:r>
+            <w:proofErr w:type="spellEnd"/>
           </w:p>
         </w:tc>
         <w:tc>
@@ -441,6 +477,7 @@
                 <w:bCs/>
               </w:rPr>
             </w:pPr>
+            <w:proofErr w:type="spellStart"/>
             <w:r>
               <w:rPr>
                 <w:b/>
@@ -448,6 +485,7 @@
               </w:rPr>
               <w:t>constructor_standings</w:t>
             </w:r>
+            <w:proofErr w:type="spellEnd"/>
           </w:p>
         </w:tc>
         <w:tc>
@@ -534,6 +572,7 @@
                 <w:bCs/>
               </w:rPr>
             </w:pPr>
+            <w:proofErr w:type="spellStart"/>
             <w:r>
               <w:rPr>
                 <w:b/>
@@ -541,6 +580,7 @@
               </w:rPr>
               <w:t>constructors</w:t>
             </w:r>
+            <w:proofErr w:type="spellEnd"/>
           </w:p>
         </w:tc>
         <w:tc>
@@ -627,6 +667,7 @@
                 <w:bCs/>
               </w:rPr>
             </w:pPr>
+            <w:proofErr w:type="spellStart"/>
             <w:r>
               <w:rPr>
                 <w:b/>
@@ -634,6 +675,7 @@
               </w:rPr>
               <w:t>driver_standings</w:t>
             </w:r>
+            <w:proofErr w:type="spellEnd"/>
           </w:p>
         </w:tc>
         <w:tc>
@@ -813,6 +855,7 @@
                 <w:bCs/>
               </w:rPr>
             </w:pPr>
+            <w:proofErr w:type="spellStart"/>
             <w:r>
               <w:rPr>
                 <w:b/>
@@ -820,6 +863,7 @@
               </w:rPr>
               <w:t>lap_times</w:t>
             </w:r>
+            <w:proofErr w:type="spellEnd"/>
           </w:p>
         </w:tc>
         <w:tc>
@@ -906,6 +950,7 @@
                 <w:bCs/>
               </w:rPr>
             </w:pPr>
+            <w:proofErr w:type="spellStart"/>
             <w:r>
               <w:rPr>
                 <w:b/>
@@ -913,6 +958,7 @@
               </w:rPr>
               <w:t>pit_stops</w:t>
             </w:r>
+            <w:proofErr w:type="spellEnd"/>
           </w:p>
         </w:tc>
         <w:tc>
@@ -999,6 +1045,7 @@
                 <w:bCs/>
               </w:rPr>
             </w:pPr>
+            <w:proofErr w:type="spellStart"/>
             <w:r>
               <w:rPr>
                 <w:b/>
@@ -1006,6 +1053,7 @@
               </w:rPr>
               <w:t>position_descriptions</w:t>
             </w:r>
+            <w:proofErr w:type="spellEnd"/>
           </w:p>
         </w:tc>
         <w:tc>
@@ -1092,6 +1140,7 @@
                 <w:bCs/>
               </w:rPr>
             </w:pPr>
+            <w:proofErr w:type="spellStart"/>
             <w:r>
               <w:rPr>
                 <w:b/>
@@ -1099,6 +1148,7 @@
               </w:rPr>
               <w:t>qualifying</w:t>
             </w:r>
+            <w:proofErr w:type="spellEnd"/>
           </w:p>
         </w:tc>
         <w:tc>
@@ -1185,6 +1235,7 @@
                 <w:bCs/>
               </w:rPr>
             </w:pPr>
+            <w:proofErr w:type="spellStart"/>
             <w:r>
               <w:rPr>
                 <w:b/>
@@ -1192,6 +1243,7 @@
               </w:rPr>
               <w:t>races</w:t>
             </w:r>
+            <w:proofErr w:type="spellEnd"/>
           </w:p>
         </w:tc>
         <w:tc>
@@ -1278,6 +1330,7 @@
                 <w:bCs/>
               </w:rPr>
             </w:pPr>
+            <w:proofErr w:type="spellStart"/>
             <w:r>
               <w:rPr>
                 <w:b/>
@@ -1285,6 +1338,7 @@
               </w:rPr>
               <w:t>results</w:t>
             </w:r>
+            <w:proofErr w:type="spellEnd"/>
           </w:p>
         </w:tc>
         <w:tc>
@@ -1371,6 +1425,7 @@
                 <w:bCs/>
               </w:rPr>
             </w:pPr>
+            <w:proofErr w:type="spellStart"/>
             <w:r>
               <w:rPr>
                 <w:b/>
@@ -1378,6 +1433,7 @@
               </w:rPr>
               <w:t>seasons</w:t>
             </w:r>
+            <w:proofErr w:type="spellEnd"/>
           </w:p>
         </w:tc>
         <w:tc>
@@ -1464,6 +1520,7 @@
                 <w:bCs/>
               </w:rPr>
             </w:pPr>
+            <w:proofErr w:type="spellStart"/>
             <w:r>
               <w:rPr>
                 <w:b/>
@@ -1471,6 +1528,7 @@
               </w:rPr>
               <w:t>sprint_results</w:t>
             </w:r>
+            <w:proofErr w:type="spellEnd"/>
           </w:p>
         </w:tc>
         <w:tc>
@@ -1926,6 +1984,7 @@
                 <w:bCs/>
               </w:rPr>
             </w:pPr>
+            <w:proofErr w:type="spellStart"/>
             <w:r>
               <w:rPr>
                 <w:b/>
@@ -1933,21 +1992,23 @@
               </w:rPr>
               <w:t>circuits</w:t>
             </w:r>
-          </w:p>
-        </w:tc>
-        <w:tc>
-          <w:tcPr>
-            <w:tcW w:w="0" w:type="auto"/>
-            <w:vAlign w:val="center"/>
-            <w:hideMark/>
-          </w:tcPr>
-          <w:p>
-            <w:pPr>
-              <w:rPr>
-                <w:b/>
-                <w:bCs/>
-              </w:rPr>
-            </w:pPr>
+            <w:proofErr w:type="spellEnd"/>
+          </w:p>
+        </w:tc>
+        <w:tc>
+          <w:tcPr>
+            <w:tcW w:w="0" w:type="auto"/>
+            <w:vAlign w:val="center"/>
+            <w:hideMark/>
+          </w:tcPr>
+          <w:p>
+            <w:pPr>
+              <w:rPr>
+                <w:b/>
+                <w:bCs/>
+              </w:rPr>
+            </w:pPr>
+            <w:proofErr w:type="spellStart"/>
             <w:r>
               <w:rPr>
                 <w:b/>
@@ -1955,21 +2016,23 @@
               </w:rPr>
               <w:t>circuitId</w:t>
             </w:r>
-          </w:p>
-        </w:tc>
-        <w:tc>
-          <w:tcPr>
-            <w:tcW w:w="0" w:type="auto"/>
-            <w:vAlign w:val="center"/>
-            <w:hideMark/>
-          </w:tcPr>
-          <w:p>
-            <w:pPr>
-              <w:rPr>
-                <w:b/>
-                <w:bCs/>
-              </w:rPr>
-            </w:pPr>
+            <w:proofErr w:type="spellEnd"/>
+          </w:p>
+        </w:tc>
+        <w:tc>
+          <w:tcPr>
+            <w:tcW w:w="0" w:type="auto"/>
+            <w:vAlign w:val="center"/>
+            <w:hideMark/>
+          </w:tcPr>
+          <w:p>
+            <w:pPr>
+              <w:rPr>
+                <w:b/>
+                <w:bCs/>
+              </w:rPr>
+            </w:pPr>
+            <w:proofErr w:type="spellStart"/>
             <w:r>
               <w:rPr>
                 <w:b/>
@@ -1977,6 +2040,7 @@
               </w:rPr>
               <w:t>races</w:t>
             </w:r>
+            <w:proofErr w:type="spellEnd"/>
           </w:p>
         </w:tc>
       </w:tr>
@@ -2019,6 +2083,7 @@
                 <w:bCs/>
               </w:rPr>
             </w:pPr>
+            <w:proofErr w:type="spellStart"/>
             <w:r>
               <w:rPr>
                 <w:b/>
@@ -2026,28 +2091,111 @@
               </w:rPr>
               <w:t>driverId</w:t>
             </w:r>
-          </w:p>
-        </w:tc>
-        <w:tc>
-          <w:tcPr>
-            <w:tcW w:w="0" w:type="auto"/>
-            <w:vAlign w:val="center"/>
-            <w:hideMark/>
-          </w:tcPr>
-          <w:p>
-            <w:pPr>
-              <w:rPr>
-                <w:b/>
-                <w:bCs/>
-              </w:rPr>
-            </w:pPr>
-            <w:r>
-              <w:rPr>
-                <w:b/>
-                <w:bCs/>
-              </w:rPr>
-              <w:t>driver_standings, lap_times, pit_stops, qualifying, results, sprint_results</w:t>
-            </w:r>
+            <w:proofErr w:type="spellEnd"/>
+          </w:p>
+        </w:tc>
+        <w:tc>
+          <w:tcPr>
+            <w:tcW w:w="0" w:type="auto"/>
+            <w:vAlign w:val="center"/>
+            <w:hideMark/>
+          </w:tcPr>
+          <w:p>
+            <w:pPr>
+              <w:rPr>
+                <w:b/>
+                <w:bCs/>
+              </w:rPr>
+            </w:pPr>
+            <w:proofErr w:type="spellStart"/>
+            <w:r>
+              <w:rPr>
+                <w:b/>
+                <w:bCs/>
+              </w:rPr>
+              <w:t>driver_standings</w:t>
+            </w:r>
+            <w:proofErr w:type="spellEnd"/>
+            <w:r>
+              <w:rPr>
+                <w:b/>
+                <w:bCs/>
+              </w:rPr>
+              <w:t xml:space="preserve">, </w:t>
+            </w:r>
+            <w:proofErr w:type="spellStart"/>
+            <w:r>
+              <w:rPr>
+                <w:b/>
+                <w:bCs/>
+              </w:rPr>
+              <w:t>lap_times</w:t>
+            </w:r>
+            <w:proofErr w:type="spellEnd"/>
+            <w:r>
+              <w:rPr>
+                <w:b/>
+                <w:bCs/>
+              </w:rPr>
+              <w:t xml:space="preserve">, </w:t>
+            </w:r>
+            <w:proofErr w:type="spellStart"/>
+            <w:r>
+              <w:rPr>
+                <w:b/>
+                <w:bCs/>
+              </w:rPr>
+              <w:t>pit_stops</w:t>
+            </w:r>
+            <w:proofErr w:type="spellEnd"/>
+            <w:r>
+              <w:rPr>
+                <w:b/>
+                <w:bCs/>
+              </w:rPr>
+              <w:t xml:space="preserve">, </w:t>
+            </w:r>
+            <w:proofErr w:type="spellStart"/>
+            <w:r>
+              <w:rPr>
+                <w:b/>
+                <w:bCs/>
+              </w:rPr>
+              <w:t>qualifying</w:t>
+            </w:r>
+            <w:proofErr w:type="spellEnd"/>
+            <w:r>
+              <w:rPr>
+                <w:b/>
+                <w:bCs/>
+              </w:rPr>
+              <w:t xml:space="preserve">, </w:t>
+            </w:r>
+            <w:proofErr w:type="spellStart"/>
+            <w:r>
+              <w:rPr>
+                <w:b/>
+                <w:bCs/>
+              </w:rPr>
+              <w:t>results</w:t>
+            </w:r>
+            <w:proofErr w:type="spellEnd"/>
+            <w:r>
+              <w:rPr>
+                <w:b/>
+                <w:bCs/>
+              </w:rPr>
+              <w:t xml:space="preserve">, </w:t>
+            </w:r>
+            <w:proofErr w:type="spellStart"/>
+            <w:r>
+              <w:rPr>
+                <w:b/>
+                <w:bCs/>
+              </w:rPr>
+              <w:t>sprint_results</w:t>
+            </w:r>
+            <w:proofErr w:type="spellEnd"/>
           </w:p>
         </w:tc>
       </w:tr>
@@ -2068,6 +2216,7 @@
                 <w:bCs/>
               </w:rPr>
             </w:pPr>
+            <w:proofErr w:type="spellStart"/>
             <w:r>
               <w:rPr>
                 <w:b/>
@@ -2075,21 +2224,23 @@
               </w:rPr>
               <w:t>constructors</w:t>
             </w:r>
-          </w:p>
-        </w:tc>
-        <w:tc>
-          <w:tcPr>
-            <w:tcW w:w="0" w:type="auto"/>
-            <w:vAlign w:val="center"/>
-            <w:hideMark/>
-          </w:tcPr>
-          <w:p>
-            <w:pPr>
-              <w:rPr>
-                <w:b/>
-                <w:bCs/>
-              </w:rPr>
-            </w:pPr>
+            <w:proofErr w:type="spellEnd"/>
+          </w:p>
+        </w:tc>
+        <w:tc>
+          <w:tcPr>
+            <w:tcW w:w="0" w:type="auto"/>
+            <w:vAlign w:val="center"/>
+            <w:hideMark/>
+          </w:tcPr>
+          <w:p>
+            <w:pPr>
+              <w:rPr>
+                <w:b/>
+                <w:bCs/>
+              </w:rPr>
+            </w:pPr>
+            <w:proofErr w:type="spellStart"/>
             <w:r>
               <w:rPr>
                 <w:b/>
@@ -2097,28 +2248,95 @@
               </w:rPr>
               <w:t>constructorId</w:t>
             </w:r>
-          </w:p>
-        </w:tc>
-        <w:tc>
-          <w:tcPr>
-            <w:tcW w:w="0" w:type="auto"/>
-            <w:vAlign w:val="center"/>
-            <w:hideMark/>
-          </w:tcPr>
-          <w:p>
-            <w:pPr>
-              <w:rPr>
-                <w:b/>
-                <w:bCs/>
-              </w:rPr>
-            </w:pPr>
-            <w:r>
-              <w:rPr>
-                <w:b/>
-                <w:bCs/>
-              </w:rPr>
-              <w:t>constructor_results, constructor_standings, qualifying, results, sprint_results</w:t>
-            </w:r>
+            <w:proofErr w:type="spellEnd"/>
+          </w:p>
+        </w:tc>
+        <w:tc>
+          <w:tcPr>
+            <w:tcW w:w="0" w:type="auto"/>
+            <w:vAlign w:val="center"/>
+            <w:hideMark/>
+          </w:tcPr>
+          <w:p>
+            <w:pPr>
+              <w:rPr>
+                <w:b/>
+                <w:bCs/>
+              </w:rPr>
+            </w:pPr>
+            <w:proofErr w:type="spellStart"/>
+            <w:r>
+              <w:rPr>
+                <w:b/>
+                <w:bCs/>
+              </w:rPr>
+              <w:t>constructor_results</w:t>
+            </w:r>
+            <w:proofErr w:type="spellEnd"/>
+            <w:r>
+              <w:rPr>
+                <w:b/>
+                <w:bCs/>
+              </w:rPr>
+              <w:t xml:space="preserve">, </w:t>
+            </w:r>
+            <w:proofErr w:type="spellStart"/>
+            <w:r>
+              <w:rPr>
+                <w:b/>
+                <w:bCs/>
+              </w:rPr>
+              <w:t>constructor_standings</w:t>
+            </w:r>
+            <w:proofErr w:type="spellEnd"/>
+            <w:r>
+              <w:rPr>
+                <w:b/>
+                <w:bCs/>
+              </w:rPr>
+              <w:t xml:space="preserve">, </w:t>
+            </w:r>
+            <w:proofErr w:type="spellStart"/>
+            <w:r>
+              <w:rPr>
+                <w:b/>
+                <w:bCs/>
+              </w:rPr>
+              <w:t>qualifying</w:t>
+            </w:r>
+            <w:proofErr w:type="spellEnd"/>
+            <w:r>
+              <w:rPr>
+                <w:b/>
+                <w:bCs/>
+              </w:rPr>
+              <w:t xml:space="preserve">, </w:t>
+            </w:r>
+            <w:proofErr w:type="spellStart"/>
+            <w:r>
+              <w:rPr>
+                <w:b/>
+                <w:bCs/>
+              </w:rPr>
+              <w:t>results</w:t>
+            </w:r>
+            <w:proofErr w:type="spellEnd"/>
+            <w:r>
+              <w:rPr>
+                <w:b/>
+                <w:bCs/>
+              </w:rPr>
+              <w:t xml:space="preserve">, </w:t>
+            </w:r>
+            <w:proofErr w:type="spellStart"/>
+            <w:r>
+              <w:rPr>
+                <w:b/>
+                <w:bCs/>
+              </w:rPr>
+              <w:t>sprint_results</w:t>
+            </w:r>
+            <w:proofErr w:type="spellEnd"/>
           </w:p>
         </w:tc>
       </w:tr>
@@ -2139,6 +2357,7 @@
                 <w:bCs/>
               </w:rPr>
             </w:pPr>
+            <w:proofErr w:type="spellStart"/>
             <w:r>
               <w:rPr>
                 <w:b/>
@@ -2146,21 +2365,23 @@
               </w:rPr>
               <w:t>races</w:t>
             </w:r>
-          </w:p>
-        </w:tc>
-        <w:tc>
-          <w:tcPr>
-            <w:tcW w:w="0" w:type="auto"/>
-            <w:vAlign w:val="center"/>
-            <w:hideMark/>
-          </w:tcPr>
-          <w:p>
-            <w:pPr>
-              <w:rPr>
-                <w:b/>
-                <w:bCs/>
-              </w:rPr>
-            </w:pPr>
+            <w:proofErr w:type="spellEnd"/>
+          </w:p>
+        </w:tc>
+        <w:tc>
+          <w:tcPr>
+            <w:tcW w:w="0" w:type="auto"/>
+            <w:vAlign w:val="center"/>
+            <w:hideMark/>
+          </w:tcPr>
+          <w:p>
+            <w:pPr>
+              <w:rPr>
+                <w:b/>
+                <w:bCs/>
+              </w:rPr>
+            </w:pPr>
+            <w:proofErr w:type="spellStart"/>
             <w:r>
               <w:rPr>
                 <w:b/>
@@ -2168,28 +2389,143 @@
               </w:rPr>
               <w:t>raceId</w:t>
             </w:r>
-          </w:p>
-        </w:tc>
-        <w:tc>
-          <w:tcPr>
-            <w:tcW w:w="0" w:type="auto"/>
-            <w:vAlign w:val="center"/>
-            <w:hideMark/>
-          </w:tcPr>
-          <w:p>
-            <w:pPr>
-              <w:rPr>
-                <w:b/>
-                <w:bCs/>
-              </w:rPr>
-            </w:pPr>
-            <w:r>
-              <w:rPr>
-                <w:b/>
-                <w:bCs/>
-              </w:rPr>
-              <w:t>constructor_results, constructor_standings, driver_standings, lap_times, pit_stops, qualifying, results, sprint_results</w:t>
-            </w:r>
+            <w:proofErr w:type="spellEnd"/>
+          </w:p>
+        </w:tc>
+        <w:tc>
+          <w:tcPr>
+            <w:tcW w:w="0" w:type="auto"/>
+            <w:vAlign w:val="center"/>
+            <w:hideMark/>
+          </w:tcPr>
+          <w:p>
+            <w:pPr>
+              <w:rPr>
+                <w:b/>
+                <w:bCs/>
+              </w:rPr>
+            </w:pPr>
+            <w:proofErr w:type="spellStart"/>
+            <w:r>
+              <w:rPr>
+                <w:b/>
+                <w:bCs/>
+              </w:rPr>
+              <w:t>constructor_results</w:t>
+            </w:r>
+            <w:proofErr w:type="spellEnd"/>
+            <w:r>
+              <w:rPr>
+                <w:b/>
+                <w:bCs/>
+              </w:rPr>
+              <w:t xml:space="preserve">, </w:t>
+            </w:r>
+            <w:proofErr w:type="spellStart"/>
+            <w:r>
+              <w:rPr>
+                <w:b/>
+                <w:bCs/>
+              </w:rPr>
+              <w:t>constructor_standings</w:t>
+            </w:r>
+            <w:proofErr w:type="spellEnd"/>
+            <w:r>
+              <w:rPr>
+                <w:b/>
+                <w:bCs/>
+              </w:rPr>
+              <w:t xml:space="preserve">, </w:t>
+            </w:r>
+            <w:proofErr w:type="spellStart"/>
+            <w:r>
+              <w:rPr>
+                <w:b/>
+                <w:bCs/>
+              </w:rPr>
+              <w:t>driver_standings</w:t>
+            </w:r>
+            <w:proofErr w:type="spellEnd"/>
+            <w:r>
+              <w:rPr>
+                <w:b/>
+                <w:bCs/>
+              </w:rPr>
+              <w:t xml:space="preserve">, </w:t>
+            </w:r>
+            <w:proofErr w:type="spellStart"/>
+            <w:r>
+              <w:rPr>
+                <w:b/>
+                <w:bCs/>
+              </w:rPr>
+              <w:t>lap_times</w:t>
+            </w:r>
+            <w:proofErr w:type="spellEnd"/>
+            <w:r>
+              <w:rPr>
+                <w:b/>
+                <w:bCs/>
+              </w:rPr>
+              <w:t xml:space="preserve">, </w:t>
+            </w:r>
+            <w:proofErr w:type="spellStart"/>
+            <w:r>
+              <w:rPr>
+                <w:b/>
+                <w:bCs/>
+              </w:rPr>
+              <w:t>pit_stops</w:t>
+            </w:r>
+            <w:proofErr w:type="spellEnd"/>
+            <w:r>
+              <w:rPr>
+                <w:b/>
+                <w:bCs/>
+              </w:rPr>
+              <w:t xml:space="preserve">, </w:t>
+            </w:r>
+            <w:proofErr w:type="spellStart"/>
+            <w:r>
+              <w:rPr>
+                <w:b/>
+                <w:bCs/>
+              </w:rPr>
+              <w:t>qualifying</w:t>
+            </w:r>
+            <w:proofErr w:type="spellEnd"/>
+            <w:r>
+              <w:rPr>
+                <w:b/>
+                <w:bCs/>
+              </w:rPr>
+              <w:t xml:space="preserve">, </w:t>
+            </w:r>
+            <w:proofErr w:type="spellStart"/>
+            <w:r>
+              <w:rPr>
+                <w:b/>
+                <w:bCs/>
+              </w:rPr>
+              <w:t>results</w:t>
+            </w:r>
+            <w:proofErr w:type="spellEnd"/>
+            <w:r>
+              <w:rPr>
+                <w:b/>
+                <w:bCs/>
+              </w:rPr>
+              <w:t xml:space="preserve">, </w:t>
+            </w:r>
+            <w:proofErr w:type="spellStart"/>
+            <w:r>
+              <w:rPr>
+                <w:b/>
+                <w:bCs/>
+              </w:rPr>
+              <w:t>sprint_results</w:t>
+            </w:r>
+            <w:proofErr w:type="spellEnd"/>
           </w:p>
         </w:tc>
       </w:tr>
@@ -2232,6 +2568,7 @@
                 <w:bCs/>
               </w:rPr>
             </w:pPr>
+            <w:proofErr w:type="spellStart"/>
             <w:r>
               <w:rPr>
                 <w:b/>
@@ -2239,28 +2576,47 @@
               </w:rPr>
               <w:t>statusId</w:t>
             </w:r>
-          </w:p>
-        </w:tc>
-        <w:tc>
-          <w:tcPr>
-            <w:tcW w:w="0" w:type="auto"/>
-            <w:vAlign w:val="center"/>
-            <w:hideMark/>
-          </w:tcPr>
-          <w:p>
-            <w:pPr>
-              <w:rPr>
-                <w:b/>
-                <w:bCs/>
-              </w:rPr>
-            </w:pPr>
-            <w:r>
-              <w:rPr>
-                <w:b/>
-                <w:bCs/>
-              </w:rPr>
-              <w:t>results, sprint_results</w:t>
-            </w:r>
+            <w:proofErr w:type="spellEnd"/>
+          </w:p>
+        </w:tc>
+        <w:tc>
+          <w:tcPr>
+            <w:tcW w:w="0" w:type="auto"/>
+            <w:vAlign w:val="center"/>
+            <w:hideMark/>
+          </w:tcPr>
+          <w:p>
+            <w:pPr>
+              <w:rPr>
+                <w:b/>
+                <w:bCs/>
+              </w:rPr>
+            </w:pPr>
+            <w:proofErr w:type="spellStart"/>
+            <w:r>
+              <w:rPr>
+                <w:b/>
+                <w:bCs/>
+              </w:rPr>
+              <w:t>results</w:t>
+            </w:r>
+            <w:proofErr w:type="spellEnd"/>
+            <w:r>
+              <w:rPr>
+                <w:b/>
+                <w:bCs/>
+              </w:rPr>
+              <w:t xml:space="preserve">, </w:t>
+            </w:r>
+            <w:proofErr w:type="spellStart"/>
+            <w:r>
+              <w:rPr>
+                <w:b/>
+                <w:bCs/>
+              </w:rPr>
+              <w:t>sprint_results</w:t>
+            </w:r>
+            <w:proofErr w:type="spellEnd"/>
           </w:p>
         </w:tc>
       </w:tr>
@@ -2366,7 +2722,15 @@
     <w:p>
       <w:r>
         <w:lastRenderedPageBreak/>
-        <w:t>Foram analisadas apenas as tabelas principais da base de dados, desconsiderando tabelas auxiliares e derivadas (como as iniciadas por stg_ e tabelas contendo estatísticas previamente agregadas). Essa decisão permite compreender a estrutura original da base e preservar os relacionamentos entre as entidades, fornecendo uma base consistente para as etapas de preparação dos dados, análise exploratória e extração de regras de associação.</w:t>
+        <w:t xml:space="preserve">Foram analisadas apenas as tabelas principais da base de dados, desconsiderando tabelas auxiliares e derivadas (como as iniciadas por </w:t>
+      </w:r>
+      <w:proofErr w:type="spellStart"/>
+      <w:r>
+        <w:t>stg</w:t>
+      </w:r>
+      <w:proofErr w:type="spellEnd"/>
+      <w:r>
+        <w:t>_ e tabelas contendo estatísticas previamente agregadas). Essa decisão permite compreender a estrutura original da base e preservar os relacionamentos entre as entidades, fornecendo uma base consistente para as etapas de preparação dos dados, análise exploratória e extração de regras de associação.</w:t>
       </w:r>
     </w:p>
     <w:p>
@@ -2435,12 +2799,69 @@
           <w:bCs/>
         </w:rPr>
       </w:pPr>
-      <w:r>
-        <w:rPr>
-          <w:b/>
-          <w:bCs/>
-        </w:rPr>
-        <w:t>Movie Recommendation Database (movie_recomm)</w:t>
+      <w:proofErr w:type="spellStart"/>
+      <w:r>
+        <w:rPr>
+          <w:b/>
+          <w:bCs/>
+        </w:rPr>
+        <w:t>Movie</w:t>
+      </w:r>
+      <w:proofErr w:type="spellEnd"/>
+      <w:r>
+        <w:rPr>
+          <w:b/>
+          <w:bCs/>
+        </w:rPr>
+        <w:t xml:space="preserve"> </w:t>
+      </w:r>
+      <w:proofErr w:type="spellStart"/>
+      <w:r>
+        <w:rPr>
+          <w:b/>
+          <w:bCs/>
+        </w:rPr>
+        <w:t>Recommendation</w:t>
+      </w:r>
+      <w:proofErr w:type="spellEnd"/>
+      <w:r>
+        <w:rPr>
+          <w:b/>
+          <w:bCs/>
+        </w:rPr>
+        <w:t xml:space="preserve"> </w:t>
+      </w:r>
+      <w:proofErr w:type="spellStart"/>
+      <w:r>
+        <w:rPr>
+          <w:b/>
+          <w:bCs/>
+        </w:rPr>
+        <w:t>Database</w:t>
+      </w:r>
+      <w:proofErr w:type="spellEnd"/>
+      <w:r>
+        <w:rPr>
+          <w:b/>
+          <w:bCs/>
+        </w:rPr>
+        <w:t xml:space="preserve"> (</w:t>
+      </w:r>
+      <w:proofErr w:type="spellStart"/>
+      <w:r>
+        <w:rPr>
+          <w:b/>
+          <w:bCs/>
+        </w:rPr>
+        <w:t>movie_recomm</w:t>
+      </w:r>
+      <w:proofErr w:type="spellEnd"/>
+      <w:r>
+        <w:rPr>
+          <w:b/>
+          <w:bCs/>
+        </w:rPr>
+        <w:t>)</w:t>
       </w:r>
     </w:p>
     <w:p>
@@ -2651,6 +3072,7 @@
                 <w:bCs/>
               </w:rPr>
             </w:pPr>
+            <w:proofErr w:type="spellStart"/>
             <w:r>
               <w:rPr>
                 <w:b/>
@@ -2658,6 +3080,7 @@
               </w:rPr>
               <w:t>all_casts</w:t>
             </w:r>
+            <w:proofErr w:type="spellEnd"/>
           </w:p>
         </w:tc>
         <w:tc>
@@ -2744,6 +3167,7 @@
                 <w:bCs/>
               </w:rPr>
             </w:pPr>
+            <w:proofErr w:type="spellStart"/>
             <w:r>
               <w:rPr>
                 <w:b/>
@@ -2751,6 +3175,7 @@
               </w:rPr>
               <w:t>all_categories</w:t>
             </w:r>
+            <w:proofErr w:type="spellEnd"/>
           </w:p>
         </w:tc>
         <w:tc>
@@ -2837,6 +3262,7 @@
                 <w:bCs/>
               </w:rPr>
             </w:pPr>
+            <w:proofErr w:type="spellStart"/>
             <w:r>
               <w:rPr>
                 <w:b/>
@@ -2844,6 +3270,7 @@
               </w:rPr>
               <w:t>all_characters</w:t>
             </w:r>
+            <w:proofErr w:type="spellEnd"/>
           </w:p>
         </w:tc>
         <w:tc>
@@ -2930,6 +3357,7 @@
                 <w:bCs/>
               </w:rPr>
             </w:pPr>
+            <w:proofErr w:type="spellStart"/>
             <w:r>
               <w:rPr>
                 <w:b/>
@@ -2937,6 +3365,7 @@
               </w:rPr>
               <w:t>all_movie_aliases_iso</w:t>
             </w:r>
+            <w:proofErr w:type="spellEnd"/>
           </w:p>
         </w:tc>
         <w:tc>
@@ -3023,6 +3452,7 @@
                 <w:bCs/>
               </w:rPr>
             </w:pPr>
+            <w:proofErr w:type="spellStart"/>
             <w:r>
               <w:rPr>
                 <w:b/>
@@ -3030,6 +3460,7 @@
               </w:rPr>
               <w:t>all_people</w:t>
             </w:r>
+            <w:proofErr w:type="spellEnd"/>
           </w:p>
         </w:tc>
         <w:tc>
@@ -3116,6 +3547,7 @@
                 <w:bCs/>
               </w:rPr>
             </w:pPr>
+            <w:proofErr w:type="spellStart"/>
             <w:r>
               <w:rPr>
                 <w:b/>
@@ -3123,6 +3555,7 @@
               </w:rPr>
               <w:t>category_names</w:t>
             </w:r>
+            <w:proofErr w:type="spellEnd"/>
           </w:p>
         </w:tc>
         <w:tc>
@@ -3209,6 +3642,7 @@
                 <w:bCs/>
               </w:rPr>
             </w:pPr>
+            <w:proofErr w:type="spellStart"/>
             <w:r>
               <w:rPr>
                 <w:b/>
@@ -3216,6 +3650,7 @@
               </w:rPr>
               <w:t>job_names</w:t>
             </w:r>
+            <w:proofErr w:type="spellEnd"/>
           </w:p>
         </w:tc>
         <w:tc>
@@ -3302,6 +3737,7 @@
                 <w:bCs/>
               </w:rPr>
             </w:pPr>
+            <w:proofErr w:type="spellStart"/>
             <w:r>
               <w:rPr>
                 <w:b/>
@@ -3309,6 +3745,7 @@
               </w:rPr>
               <w:t>movie_categories</w:t>
             </w:r>
+            <w:proofErr w:type="spellEnd"/>
           </w:p>
         </w:tc>
         <w:tc>
@@ -3395,6 +3832,7 @@
                 <w:bCs/>
               </w:rPr>
             </w:pPr>
+            <w:proofErr w:type="spellStart"/>
             <w:r>
               <w:rPr>
                 <w:b/>
@@ -3402,6 +3840,7 @@
               </w:rPr>
               <w:t>movie_keywords</w:t>
             </w:r>
+            <w:proofErr w:type="spellEnd"/>
           </w:p>
         </w:tc>
         <w:tc>
@@ -3488,6 +3927,7 @@
                 <w:bCs/>
               </w:rPr>
             </w:pPr>
+            <w:proofErr w:type="spellStart"/>
             <w:r>
               <w:rPr>
                 <w:b/>
@@ -3496,27 +3936,44 @@
               <w:lastRenderedPageBreak/>
               <w:t>movielens_movies</w:t>
             </w:r>
-          </w:p>
-        </w:tc>
-        <w:tc>
-          <w:tcPr>
-            <w:tcW w:w="0" w:type="auto"/>
-            <w:vAlign w:val="center"/>
-            <w:hideMark/>
-          </w:tcPr>
-          <w:p>
-            <w:pPr>
-              <w:rPr>
-                <w:b/>
-                <w:bCs/>
-              </w:rPr>
-            </w:pPr>
-            <w:r>
-              <w:rPr>
-                <w:b/>
-                <w:bCs/>
-              </w:rPr>
-              <w:t>Cadastro dos filmes utilizados pelo conjunto MovieLens.</w:t>
+            <w:proofErr w:type="spellEnd"/>
+          </w:p>
+        </w:tc>
+        <w:tc>
+          <w:tcPr>
+            <w:tcW w:w="0" w:type="auto"/>
+            <w:vAlign w:val="center"/>
+            <w:hideMark/>
+          </w:tcPr>
+          <w:p>
+            <w:pPr>
+              <w:rPr>
+                <w:b/>
+                <w:bCs/>
+              </w:rPr>
+            </w:pPr>
+            <w:r>
+              <w:rPr>
+                <w:b/>
+                <w:bCs/>
+              </w:rPr>
+              <w:t xml:space="preserve">Cadastro dos filmes utilizados pelo conjunto </w:t>
+            </w:r>
+            <w:proofErr w:type="spellStart"/>
+            <w:r>
+              <w:rPr>
+                <w:b/>
+                <w:bCs/>
+              </w:rPr>
+              <w:t>MovieLens</w:t>
+            </w:r>
+            <w:proofErr w:type="spellEnd"/>
+            <w:r>
+              <w:rPr>
+                <w:b/>
+                <w:bCs/>
+              </w:rPr>
+              <w:t>.</w:t>
             </w:r>
           </w:p>
         </w:tc>
@@ -3582,6 +4039,7 @@
                 <w:bCs/>
               </w:rPr>
             </w:pPr>
+            <w:proofErr w:type="spellStart"/>
             <w:r>
               <w:rPr>
                 <w:b/>
@@ -3589,6 +4047,7 @@
               </w:rPr>
               <w:t>movielens_ratings</w:t>
             </w:r>
+            <w:proofErr w:type="spellEnd"/>
           </w:p>
         </w:tc>
         <w:tc>
@@ -3931,6 +4390,7 @@
                 <w:bCs/>
               </w:rPr>
             </w:pPr>
+            <w:proofErr w:type="spellStart"/>
             <w:r>
               <w:rPr>
                 <w:b/>
@@ -3938,21 +4398,23 @@
               </w:rPr>
               <w:t>all_people</w:t>
             </w:r>
-          </w:p>
-        </w:tc>
-        <w:tc>
-          <w:tcPr>
-            <w:tcW w:w="0" w:type="auto"/>
-            <w:vAlign w:val="center"/>
-            <w:hideMark/>
-          </w:tcPr>
-          <w:p>
-            <w:pPr>
-              <w:rPr>
-                <w:b/>
-                <w:bCs/>
-              </w:rPr>
-            </w:pPr>
+            <w:proofErr w:type="spellEnd"/>
+          </w:p>
+        </w:tc>
+        <w:tc>
+          <w:tcPr>
+            <w:tcW w:w="0" w:type="auto"/>
+            <w:vAlign w:val="center"/>
+            <w:hideMark/>
+          </w:tcPr>
+          <w:p>
+            <w:pPr>
+              <w:rPr>
+                <w:b/>
+                <w:bCs/>
+              </w:rPr>
+            </w:pPr>
+            <w:proofErr w:type="spellStart"/>
             <w:r>
               <w:rPr>
                 <w:b/>
@@ -3960,21 +4422,23 @@
               </w:rPr>
               <w:t>person_id</w:t>
             </w:r>
-          </w:p>
-        </w:tc>
-        <w:tc>
-          <w:tcPr>
-            <w:tcW w:w="0" w:type="auto"/>
-            <w:vAlign w:val="center"/>
-            <w:hideMark/>
-          </w:tcPr>
-          <w:p>
-            <w:pPr>
-              <w:rPr>
-                <w:b/>
-                <w:bCs/>
-              </w:rPr>
-            </w:pPr>
+            <w:proofErr w:type="spellEnd"/>
+          </w:p>
+        </w:tc>
+        <w:tc>
+          <w:tcPr>
+            <w:tcW w:w="0" w:type="auto"/>
+            <w:vAlign w:val="center"/>
+            <w:hideMark/>
+          </w:tcPr>
+          <w:p>
+            <w:pPr>
+              <w:rPr>
+                <w:b/>
+                <w:bCs/>
+              </w:rPr>
+            </w:pPr>
+            <w:proofErr w:type="spellStart"/>
             <w:r>
               <w:rPr>
                 <w:b/>
@@ -3982,6 +4446,7 @@
               </w:rPr>
               <w:t>all_casts</w:t>
             </w:r>
+            <w:proofErr w:type="spellEnd"/>
           </w:p>
         </w:tc>
       </w:tr>
@@ -4002,6 +4467,7 @@
                 <w:bCs/>
               </w:rPr>
             </w:pPr>
+            <w:proofErr w:type="spellStart"/>
             <w:r>
               <w:rPr>
                 <w:b/>
@@ -4009,21 +4475,23 @@
               </w:rPr>
               <w:t>job_names</w:t>
             </w:r>
-          </w:p>
-        </w:tc>
-        <w:tc>
-          <w:tcPr>
-            <w:tcW w:w="0" w:type="auto"/>
-            <w:vAlign w:val="center"/>
-            <w:hideMark/>
-          </w:tcPr>
-          <w:p>
-            <w:pPr>
-              <w:rPr>
-                <w:b/>
-                <w:bCs/>
-              </w:rPr>
-            </w:pPr>
+            <w:proofErr w:type="spellEnd"/>
+          </w:p>
+        </w:tc>
+        <w:tc>
+          <w:tcPr>
+            <w:tcW w:w="0" w:type="auto"/>
+            <w:vAlign w:val="center"/>
+            <w:hideMark/>
+          </w:tcPr>
+          <w:p>
+            <w:pPr>
+              <w:rPr>
+                <w:b/>
+                <w:bCs/>
+              </w:rPr>
+            </w:pPr>
+            <w:proofErr w:type="spellStart"/>
             <w:r>
               <w:rPr>
                 <w:b/>
@@ -4031,21 +4499,23 @@
               </w:rPr>
               <w:t>job_id</w:t>
             </w:r>
-          </w:p>
-        </w:tc>
-        <w:tc>
-          <w:tcPr>
-            <w:tcW w:w="0" w:type="auto"/>
-            <w:vAlign w:val="center"/>
-            <w:hideMark/>
-          </w:tcPr>
-          <w:p>
-            <w:pPr>
-              <w:rPr>
-                <w:b/>
-                <w:bCs/>
-              </w:rPr>
-            </w:pPr>
+            <w:proofErr w:type="spellEnd"/>
+          </w:p>
+        </w:tc>
+        <w:tc>
+          <w:tcPr>
+            <w:tcW w:w="0" w:type="auto"/>
+            <w:vAlign w:val="center"/>
+            <w:hideMark/>
+          </w:tcPr>
+          <w:p>
+            <w:pPr>
+              <w:rPr>
+                <w:b/>
+                <w:bCs/>
+              </w:rPr>
+            </w:pPr>
+            <w:proofErr w:type="spellStart"/>
             <w:r>
               <w:rPr>
                 <w:b/>
@@ -4053,6 +4523,7 @@
               </w:rPr>
               <w:t>all_casts</w:t>
             </w:r>
+            <w:proofErr w:type="spellEnd"/>
           </w:p>
         </w:tc>
       </w:tr>
@@ -4073,6 +4544,7 @@
                 <w:bCs/>
               </w:rPr>
             </w:pPr>
+            <w:proofErr w:type="spellStart"/>
             <w:r>
               <w:rPr>
                 <w:b/>
@@ -4080,21 +4552,23 @@
               </w:rPr>
               <w:t>category_names</w:t>
             </w:r>
-          </w:p>
-        </w:tc>
-        <w:tc>
-          <w:tcPr>
-            <w:tcW w:w="0" w:type="auto"/>
-            <w:vAlign w:val="center"/>
-            <w:hideMark/>
-          </w:tcPr>
-          <w:p>
-            <w:pPr>
-              <w:rPr>
-                <w:b/>
-                <w:bCs/>
-              </w:rPr>
-            </w:pPr>
+            <w:proofErr w:type="spellEnd"/>
+          </w:p>
+        </w:tc>
+        <w:tc>
+          <w:tcPr>
+            <w:tcW w:w="0" w:type="auto"/>
+            <w:vAlign w:val="center"/>
+            <w:hideMark/>
+          </w:tcPr>
+          <w:p>
+            <w:pPr>
+              <w:rPr>
+                <w:b/>
+                <w:bCs/>
+              </w:rPr>
+            </w:pPr>
+            <w:proofErr w:type="spellStart"/>
             <w:r>
               <w:rPr>
                 <w:b/>
@@ -4102,28 +4576,47 @@
               </w:rPr>
               <w:t>category_id</w:t>
             </w:r>
-          </w:p>
-        </w:tc>
-        <w:tc>
-          <w:tcPr>
-            <w:tcW w:w="0" w:type="auto"/>
-            <w:vAlign w:val="center"/>
-            <w:hideMark/>
-          </w:tcPr>
-          <w:p>
-            <w:pPr>
-              <w:rPr>
-                <w:b/>
-                <w:bCs/>
-              </w:rPr>
-            </w:pPr>
-            <w:r>
-              <w:rPr>
-                <w:b/>
-                <w:bCs/>
-              </w:rPr>
-              <w:t>movie_categories, movie_keywords</w:t>
-            </w:r>
+            <w:proofErr w:type="spellEnd"/>
+          </w:p>
+        </w:tc>
+        <w:tc>
+          <w:tcPr>
+            <w:tcW w:w="0" w:type="auto"/>
+            <w:vAlign w:val="center"/>
+            <w:hideMark/>
+          </w:tcPr>
+          <w:p>
+            <w:pPr>
+              <w:rPr>
+                <w:b/>
+                <w:bCs/>
+              </w:rPr>
+            </w:pPr>
+            <w:proofErr w:type="spellStart"/>
+            <w:r>
+              <w:rPr>
+                <w:b/>
+                <w:bCs/>
+              </w:rPr>
+              <w:t>movie_categories</w:t>
+            </w:r>
+            <w:proofErr w:type="spellEnd"/>
+            <w:r>
+              <w:rPr>
+                <w:b/>
+                <w:bCs/>
+              </w:rPr>
+              <w:t xml:space="preserve">, </w:t>
+            </w:r>
+            <w:proofErr w:type="spellStart"/>
+            <w:r>
+              <w:rPr>
+                <w:b/>
+                <w:bCs/>
+              </w:rPr>
+              <w:t>movie_keywords</w:t>
+            </w:r>
+            <w:proofErr w:type="spellEnd"/>
           </w:p>
         </w:tc>
       </w:tr>
@@ -4144,6 +4637,7 @@
                 <w:bCs/>
               </w:rPr>
             </w:pPr>
+            <w:proofErr w:type="spellStart"/>
             <w:r>
               <w:rPr>
                 <w:b/>
@@ -4151,21 +4645,23 @@
               </w:rPr>
               <w:t>all_movie_aliases_iso</w:t>
             </w:r>
-          </w:p>
-        </w:tc>
-        <w:tc>
-          <w:tcPr>
-            <w:tcW w:w="0" w:type="auto"/>
-            <w:vAlign w:val="center"/>
-            <w:hideMark/>
-          </w:tcPr>
-          <w:p>
-            <w:pPr>
-              <w:rPr>
-                <w:b/>
-                <w:bCs/>
-              </w:rPr>
-            </w:pPr>
+            <w:proofErr w:type="spellEnd"/>
+          </w:p>
+        </w:tc>
+        <w:tc>
+          <w:tcPr>
+            <w:tcW w:w="0" w:type="auto"/>
+            <w:vAlign w:val="center"/>
+            <w:hideMark/>
+          </w:tcPr>
+          <w:p>
+            <w:pPr>
+              <w:rPr>
+                <w:b/>
+                <w:bCs/>
+              </w:rPr>
+            </w:pPr>
+            <w:proofErr w:type="spellStart"/>
             <w:r>
               <w:rPr>
                 <w:b/>
@@ -4173,28 +4669,63 @@
               </w:rPr>
               <w:t>movie_id</w:t>
             </w:r>
-          </w:p>
-        </w:tc>
-        <w:tc>
-          <w:tcPr>
-            <w:tcW w:w="0" w:type="auto"/>
-            <w:vAlign w:val="center"/>
-            <w:hideMark/>
-          </w:tcPr>
-          <w:p>
-            <w:pPr>
-              <w:rPr>
-                <w:b/>
-                <w:bCs/>
-              </w:rPr>
-            </w:pPr>
-            <w:r>
-              <w:rPr>
-                <w:b/>
-                <w:bCs/>
-              </w:rPr>
-              <w:t>all_casts, movie_categories, movie_keywords</w:t>
-            </w:r>
+            <w:proofErr w:type="spellEnd"/>
+          </w:p>
+        </w:tc>
+        <w:tc>
+          <w:tcPr>
+            <w:tcW w:w="0" w:type="auto"/>
+            <w:vAlign w:val="center"/>
+            <w:hideMark/>
+          </w:tcPr>
+          <w:p>
+            <w:pPr>
+              <w:rPr>
+                <w:b/>
+                <w:bCs/>
+              </w:rPr>
+            </w:pPr>
+            <w:proofErr w:type="spellStart"/>
+            <w:r>
+              <w:rPr>
+                <w:b/>
+                <w:bCs/>
+              </w:rPr>
+              <w:t>all_casts</w:t>
+            </w:r>
+            <w:proofErr w:type="spellEnd"/>
+            <w:r>
+              <w:rPr>
+                <w:b/>
+                <w:bCs/>
+              </w:rPr>
+              <w:t xml:space="preserve">, </w:t>
+            </w:r>
+            <w:proofErr w:type="spellStart"/>
+            <w:r>
+              <w:rPr>
+                <w:b/>
+                <w:bCs/>
+              </w:rPr>
+              <w:t>movie_categories</w:t>
+            </w:r>
+            <w:proofErr w:type="spellEnd"/>
+            <w:r>
+              <w:rPr>
+                <w:b/>
+                <w:bCs/>
+              </w:rPr>
+              <w:t xml:space="preserve">, </w:t>
+            </w:r>
+            <w:proofErr w:type="spellStart"/>
+            <w:r>
+              <w:rPr>
+                <w:b/>
+                <w:bCs/>
+              </w:rPr>
+              <w:t>movie_keywords</w:t>
+            </w:r>
+            <w:proofErr w:type="spellEnd"/>
           </w:p>
         </w:tc>
       </w:tr>
@@ -4215,6 +4746,7 @@
                 <w:bCs/>
               </w:rPr>
             </w:pPr>
+            <w:proofErr w:type="spellStart"/>
             <w:r>
               <w:rPr>
                 <w:b/>
@@ -4222,21 +4754,23 @@
               </w:rPr>
               <w:t>movielens_movies</w:t>
             </w:r>
-          </w:p>
-        </w:tc>
-        <w:tc>
-          <w:tcPr>
-            <w:tcW w:w="0" w:type="auto"/>
-            <w:vAlign w:val="center"/>
-            <w:hideMark/>
-          </w:tcPr>
-          <w:p>
-            <w:pPr>
-              <w:rPr>
-                <w:b/>
-                <w:bCs/>
-              </w:rPr>
-            </w:pPr>
+            <w:proofErr w:type="spellEnd"/>
+          </w:p>
+        </w:tc>
+        <w:tc>
+          <w:tcPr>
+            <w:tcW w:w="0" w:type="auto"/>
+            <w:vAlign w:val="center"/>
+            <w:hideMark/>
+          </w:tcPr>
+          <w:p>
+            <w:pPr>
+              <w:rPr>
+                <w:b/>
+                <w:bCs/>
+              </w:rPr>
+            </w:pPr>
+            <w:proofErr w:type="spellStart"/>
             <w:r>
               <w:rPr>
                 <w:b/>
@@ -4244,21 +4778,23 @@
               </w:rPr>
               <w:t>movieId</w:t>
             </w:r>
-          </w:p>
-        </w:tc>
-        <w:tc>
-          <w:tcPr>
-            <w:tcW w:w="0" w:type="auto"/>
-            <w:vAlign w:val="center"/>
-            <w:hideMark/>
-          </w:tcPr>
-          <w:p>
-            <w:pPr>
-              <w:rPr>
-                <w:b/>
-                <w:bCs/>
-              </w:rPr>
-            </w:pPr>
+            <w:proofErr w:type="spellEnd"/>
+          </w:p>
+        </w:tc>
+        <w:tc>
+          <w:tcPr>
+            <w:tcW w:w="0" w:type="auto"/>
+            <w:vAlign w:val="center"/>
+            <w:hideMark/>
+          </w:tcPr>
+          <w:p>
+            <w:pPr>
+              <w:rPr>
+                <w:b/>
+                <w:bCs/>
+              </w:rPr>
+            </w:pPr>
+            <w:proofErr w:type="spellStart"/>
             <w:r>
               <w:rPr>
                 <w:b/>
@@ -4266,6 +4802,7 @@
               </w:rPr>
               <w:t>movielens_ratings</w:t>
             </w:r>
+            <w:proofErr w:type="spellEnd"/>
           </w:p>
         </w:tc>
       </w:tr>
@@ -4524,6 +5061,7 @@
                 <w:bCs/>
               </w:rPr>
             </w:pPr>
+            <w:proofErr w:type="spellStart"/>
             <w:r>
               <w:rPr>
                 <w:b/>
@@ -4531,6 +5069,7 @@
               </w:rPr>
               <w:t>results</w:t>
             </w:r>
+            <w:proofErr w:type="spellEnd"/>
           </w:p>
         </w:tc>
         <w:tc>
@@ -4573,6 +5112,7 @@
                 <w:bCs/>
               </w:rPr>
             </w:pPr>
+            <w:proofErr w:type="spellStart"/>
             <w:r>
               <w:rPr>
                 <w:b/>
@@ -4580,6 +5120,7 @@
               </w:rPr>
               <w:t>constructors</w:t>
             </w:r>
+            <w:proofErr w:type="spellEnd"/>
           </w:p>
         </w:tc>
         <w:tc>
@@ -4622,6 +5163,7 @@
                 <w:bCs/>
               </w:rPr>
             </w:pPr>
+            <w:proofErr w:type="spellStart"/>
             <w:r>
               <w:rPr>
                 <w:b/>
@@ -4629,6 +5171,7 @@
               </w:rPr>
               <w:t>races</w:t>
             </w:r>
+            <w:proofErr w:type="spellEnd"/>
           </w:p>
         </w:tc>
         <w:tc>
@@ -4671,6 +5214,7 @@
                 <w:bCs/>
               </w:rPr>
             </w:pPr>
+            <w:proofErr w:type="spellStart"/>
             <w:r>
               <w:rPr>
                 <w:b/>
@@ -4678,6 +5222,7 @@
               </w:rPr>
               <w:t>circuits</w:t>
             </w:r>
+            <w:proofErr w:type="spellEnd"/>
           </w:p>
         </w:tc>
         <w:tc>
@@ -4907,6 +5452,7 @@
                 <w:bCs/>
               </w:rPr>
             </w:pPr>
+            <w:proofErr w:type="spellStart"/>
             <w:r>
               <w:rPr>
                 <w:b/>
@@ -4914,21 +5460,23 @@
               </w:rPr>
               <w:t>results</w:t>
             </w:r>
-          </w:p>
-        </w:tc>
-        <w:tc>
-          <w:tcPr>
-            <w:tcW w:w="0" w:type="auto"/>
-            <w:vAlign w:val="center"/>
-            <w:hideMark/>
-          </w:tcPr>
-          <w:p>
-            <w:pPr>
-              <w:rPr>
-                <w:b/>
-                <w:bCs/>
-              </w:rPr>
-            </w:pPr>
+            <w:proofErr w:type="spellEnd"/>
+          </w:p>
+        </w:tc>
+        <w:tc>
+          <w:tcPr>
+            <w:tcW w:w="0" w:type="auto"/>
+            <w:vAlign w:val="center"/>
+            <w:hideMark/>
+          </w:tcPr>
+          <w:p>
+            <w:pPr>
+              <w:rPr>
+                <w:b/>
+                <w:bCs/>
+              </w:rPr>
+            </w:pPr>
+            <w:proofErr w:type="spellStart"/>
             <w:r>
               <w:rPr>
                 <w:b/>
@@ -4936,6 +5484,7 @@
               </w:rPr>
               <w:t>raceId</w:t>
             </w:r>
+            <w:proofErr w:type="spellEnd"/>
           </w:p>
         </w:tc>
         <w:tc>
@@ -4978,6 +5527,7 @@
                 <w:bCs/>
               </w:rPr>
             </w:pPr>
+            <w:proofErr w:type="spellStart"/>
             <w:r>
               <w:rPr>
                 <w:b/>
@@ -4985,21 +5535,23 @@
               </w:rPr>
               <w:t>results</w:t>
             </w:r>
-          </w:p>
-        </w:tc>
-        <w:tc>
-          <w:tcPr>
-            <w:tcW w:w="0" w:type="auto"/>
-            <w:vAlign w:val="center"/>
-            <w:hideMark/>
-          </w:tcPr>
-          <w:p>
-            <w:pPr>
-              <w:rPr>
-                <w:b/>
-                <w:bCs/>
-              </w:rPr>
-            </w:pPr>
+            <w:proofErr w:type="spellEnd"/>
+          </w:p>
+        </w:tc>
+        <w:tc>
+          <w:tcPr>
+            <w:tcW w:w="0" w:type="auto"/>
+            <w:vAlign w:val="center"/>
+            <w:hideMark/>
+          </w:tcPr>
+          <w:p>
+            <w:pPr>
+              <w:rPr>
+                <w:b/>
+                <w:bCs/>
+              </w:rPr>
+            </w:pPr>
+            <w:proofErr w:type="spellStart"/>
             <w:r>
               <w:rPr>
                 <w:b/>
@@ -5007,6 +5559,7 @@
               </w:rPr>
               <w:t>constructorId</w:t>
             </w:r>
+            <w:proofErr w:type="spellEnd"/>
           </w:p>
         </w:tc>
         <w:tc>
@@ -5049,6 +5602,7 @@
                 <w:bCs/>
               </w:rPr>
             </w:pPr>
+            <w:proofErr w:type="spellStart"/>
             <w:r>
               <w:rPr>
                 <w:b/>
@@ -5056,6 +5610,7 @@
               </w:rPr>
               <w:t>results</w:t>
             </w:r>
+            <w:proofErr w:type="spellEnd"/>
           </w:p>
         </w:tc>
         <w:tc>
@@ -5120,6 +5675,7 @@
                 <w:bCs/>
               </w:rPr>
             </w:pPr>
+            <w:proofErr w:type="spellStart"/>
             <w:r>
               <w:rPr>
                 <w:b/>
@@ -5127,6 +5683,7 @@
               </w:rPr>
               <w:t>results</w:t>
             </w:r>
+            <w:proofErr w:type="spellEnd"/>
           </w:p>
         </w:tc>
         <w:tc>
@@ -5191,6 +5748,7 @@
                 <w:bCs/>
               </w:rPr>
             </w:pPr>
+            <w:proofErr w:type="spellStart"/>
             <w:r>
               <w:rPr>
                 <w:b/>
@@ -5198,6 +5756,7 @@
               </w:rPr>
               <w:t>results</w:t>
             </w:r>
+            <w:proofErr w:type="spellEnd"/>
           </w:p>
         </w:tc>
         <w:tc>
@@ -5262,6 +5821,7 @@
                 <w:bCs/>
               </w:rPr>
             </w:pPr>
+            <w:proofErr w:type="spellStart"/>
             <w:r>
               <w:rPr>
                 <w:b/>
@@ -5269,21 +5829,23 @@
               </w:rPr>
               <w:t>results</w:t>
             </w:r>
-          </w:p>
-        </w:tc>
-        <w:tc>
-          <w:tcPr>
-            <w:tcW w:w="0" w:type="auto"/>
-            <w:vAlign w:val="center"/>
-            <w:hideMark/>
-          </w:tcPr>
-          <w:p>
-            <w:pPr>
-              <w:rPr>
-                <w:b/>
-                <w:bCs/>
-              </w:rPr>
-            </w:pPr>
+            <w:proofErr w:type="spellEnd"/>
+          </w:p>
+        </w:tc>
+        <w:tc>
+          <w:tcPr>
+            <w:tcW w:w="0" w:type="auto"/>
+            <w:vAlign w:val="center"/>
+            <w:hideMark/>
+          </w:tcPr>
+          <w:p>
+            <w:pPr>
+              <w:rPr>
+                <w:b/>
+                <w:bCs/>
+              </w:rPr>
+            </w:pPr>
+            <w:proofErr w:type="spellStart"/>
             <w:r>
               <w:rPr>
                 <w:b/>
@@ -5291,6 +5853,7 @@
               </w:rPr>
               <w:t>statusId</w:t>
             </w:r>
+            <w:proofErr w:type="spellEnd"/>
           </w:p>
         </w:tc>
         <w:tc>
@@ -5333,6 +5896,7 @@
                 <w:bCs/>
               </w:rPr>
             </w:pPr>
+            <w:proofErr w:type="spellStart"/>
             <w:r>
               <w:rPr>
                 <w:b/>
@@ -5340,21 +5904,23 @@
               </w:rPr>
               <w:t>constructors</w:t>
             </w:r>
-          </w:p>
-        </w:tc>
-        <w:tc>
-          <w:tcPr>
-            <w:tcW w:w="0" w:type="auto"/>
-            <w:vAlign w:val="center"/>
-            <w:hideMark/>
-          </w:tcPr>
-          <w:p>
-            <w:pPr>
-              <w:rPr>
-                <w:b/>
-                <w:bCs/>
-              </w:rPr>
-            </w:pPr>
+            <w:proofErr w:type="spellEnd"/>
+          </w:p>
+        </w:tc>
+        <w:tc>
+          <w:tcPr>
+            <w:tcW w:w="0" w:type="auto"/>
+            <w:vAlign w:val="center"/>
+            <w:hideMark/>
+          </w:tcPr>
+          <w:p>
+            <w:pPr>
+              <w:rPr>
+                <w:b/>
+                <w:bCs/>
+              </w:rPr>
+            </w:pPr>
+            <w:proofErr w:type="spellStart"/>
             <w:r>
               <w:rPr>
                 <w:b/>
@@ -5362,6 +5928,7 @@
               </w:rPr>
               <w:t>constructorId</w:t>
             </w:r>
+            <w:proofErr w:type="spellEnd"/>
           </w:p>
         </w:tc>
         <w:tc>
@@ -5404,6 +5971,7 @@
                 <w:bCs/>
               </w:rPr>
             </w:pPr>
+            <w:proofErr w:type="spellStart"/>
             <w:r>
               <w:rPr>
                 <w:b/>
@@ -5411,21 +5979,23 @@
               </w:rPr>
               <w:t>constructors</w:t>
             </w:r>
-          </w:p>
-        </w:tc>
-        <w:tc>
-          <w:tcPr>
-            <w:tcW w:w="0" w:type="auto"/>
-            <w:vAlign w:val="center"/>
-            <w:hideMark/>
-          </w:tcPr>
-          <w:p>
-            <w:pPr>
-              <w:rPr>
-                <w:b/>
-                <w:bCs/>
-              </w:rPr>
-            </w:pPr>
+            <w:proofErr w:type="spellEnd"/>
+          </w:p>
+        </w:tc>
+        <w:tc>
+          <w:tcPr>
+            <w:tcW w:w="0" w:type="auto"/>
+            <w:vAlign w:val="center"/>
+            <w:hideMark/>
+          </w:tcPr>
+          <w:p>
+            <w:pPr>
+              <w:rPr>
+                <w:b/>
+                <w:bCs/>
+              </w:rPr>
+            </w:pPr>
+            <w:proofErr w:type="spellStart"/>
             <w:r>
               <w:rPr>
                 <w:b/>
@@ -5433,6 +6003,7 @@
               </w:rPr>
               <w:t>name</w:t>
             </w:r>
+            <w:proofErr w:type="spellEnd"/>
           </w:p>
         </w:tc>
         <w:tc>
@@ -5475,6 +6046,7 @@
                 <w:bCs/>
               </w:rPr>
             </w:pPr>
+            <w:proofErr w:type="spellStart"/>
             <w:r>
               <w:rPr>
                 <w:b/>
@@ -5482,21 +6054,23 @@
               </w:rPr>
               <w:t>races</w:t>
             </w:r>
-          </w:p>
-        </w:tc>
-        <w:tc>
-          <w:tcPr>
-            <w:tcW w:w="0" w:type="auto"/>
-            <w:vAlign w:val="center"/>
-            <w:hideMark/>
-          </w:tcPr>
-          <w:p>
-            <w:pPr>
-              <w:rPr>
-                <w:b/>
-                <w:bCs/>
-              </w:rPr>
-            </w:pPr>
+            <w:proofErr w:type="spellEnd"/>
+          </w:p>
+        </w:tc>
+        <w:tc>
+          <w:tcPr>
+            <w:tcW w:w="0" w:type="auto"/>
+            <w:vAlign w:val="center"/>
+            <w:hideMark/>
+          </w:tcPr>
+          <w:p>
+            <w:pPr>
+              <w:rPr>
+                <w:b/>
+                <w:bCs/>
+              </w:rPr>
+            </w:pPr>
+            <w:proofErr w:type="spellStart"/>
             <w:r>
               <w:rPr>
                 <w:b/>
@@ -5504,6 +6078,7 @@
               </w:rPr>
               <w:t>raceId</w:t>
             </w:r>
+            <w:proofErr w:type="spellEnd"/>
           </w:p>
         </w:tc>
         <w:tc>
@@ -5546,6 +6121,7 @@
                 <w:bCs/>
               </w:rPr>
             </w:pPr>
+            <w:proofErr w:type="spellStart"/>
             <w:r>
               <w:rPr>
                 <w:b/>
@@ -5553,21 +6129,23 @@
               </w:rPr>
               <w:t>races</w:t>
             </w:r>
-          </w:p>
-        </w:tc>
-        <w:tc>
-          <w:tcPr>
-            <w:tcW w:w="0" w:type="auto"/>
-            <w:vAlign w:val="center"/>
-            <w:hideMark/>
-          </w:tcPr>
-          <w:p>
-            <w:pPr>
-              <w:rPr>
-                <w:b/>
-                <w:bCs/>
-              </w:rPr>
-            </w:pPr>
+            <w:proofErr w:type="spellEnd"/>
+          </w:p>
+        </w:tc>
+        <w:tc>
+          <w:tcPr>
+            <w:tcW w:w="0" w:type="auto"/>
+            <w:vAlign w:val="center"/>
+            <w:hideMark/>
+          </w:tcPr>
+          <w:p>
+            <w:pPr>
+              <w:rPr>
+                <w:b/>
+                <w:bCs/>
+              </w:rPr>
+            </w:pPr>
+            <w:proofErr w:type="spellStart"/>
             <w:r>
               <w:rPr>
                 <w:b/>
@@ -5575,6 +6153,7 @@
               </w:rPr>
               <w:t>year</w:t>
             </w:r>
+            <w:proofErr w:type="spellEnd"/>
           </w:p>
         </w:tc>
         <w:tc>
@@ -5617,6 +6196,7 @@
                 <w:bCs/>
               </w:rPr>
             </w:pPr>
+            <w:proofErr w:type="spellStart"/>
             <w:r>
               <w:rPr>
                 <w:b/>
@@ -5624,21 +6204,23 @@
               </w:rPr>
               <w:t>races</w:t>
             </w:r>
-          </w:p>
-        </w:tc>
-        <w:tc>
-          <w:tcPr>
-            <w:tcW w:w="0" w:type="auto"/>
-            <w:vAlign w:val="center"/>
-            <w:hideMark/>
-          </w:tcPr>
-          <w:p>
-            <w:pPr>
-              <w:rPr>
-                <w:b/>
-                <w:bCs/>
-              </w:rPr>
-            </w:pPr>
+            <w:proofErr w:type="spellEnd"/>
+          </w:p>
+        </w:tc>
+        <w:tc>
+          <w:tcPr>
+            <w:tcW w:w="0" w:type="auto"/>
+            <w:vAlign w:val="center"/>
+            <w:hideMark/>
+          </w:tcPr>
+          <w:p>
+            <w:pPr>
+              <w:rPr>
+                <w:b/>
+                <w:bCs/>
+              </w:rPr>
+            </w:pPr>
+            <w:proofErr w:type="spellStart"/>
             <w:r>
               <w:rPr>
                 <w:b/>
@@ -5646,6 +6228,7 @@
               </w:rPr>
               <w:t>circuitId</w:t>
             </w:r>
+            <w:proofErr w:type="spellEnd"/>
           </w:p>
         </w:tc>
         <w:tc>
@@ -5688,6 +6271,7 @@
                 <w:bCs/>
               </w:rPr>
             </w:pPr>
+            <w:proofErr w:type="spellStart"/>
             <w:r>
               <w:rPr>
                 <w:b/>
@@ -5695,21 +6279,23 @@
               </w:rPr>
               <w:t>circuits</w:t>
             </w:r>
-          </w:p>
-        </w:tc>
-        <w:tc>
-          <w:tcPr>
-            <w:tcW w:w="0" w:type="auto"/>
-            <w:vAlign w:val="center"/>
-            <w:hideMark/>
-          </w:tcPr>
-          <w:p>
-            <w:pPr>
-              <w:rPr>
-                <w:b/>
-                <w:bCs/>
-              </w:rPr>
-            </w:pPr>
+            <w:proofErr w:type="spellEnd"/>
+          </w:p>
+        </w:tc>
+        <w:tc>
+          <w:tcPr>
+            <w:tcW w:w="0" w:type="auto"/>
+            <w:vAlign w:val="center"/>
+            <w:hideMark/>
+          </w:tcPr>
+          <w:p>
+            <w:pPr>
+              <w:rPr>
+                <w:b/>
+                <w:bCs/>
+              </w:rPr>
+            </w:pPr>
+            <w:proofErr w:type="spellStart"/>
             <w:r>
               <w:rPr>
                 <w:b/>
@@ -5717,6 +6303,7 @@
               </w:rPr>
               <w:t>circuitId</w:t>
             </w:r>
+            <w:proofErr w:type="spellEnd"/>
           </w:p>
         </w:tc>
         <w:tc>
@@ -5759,6 +6346,7 @@
                 <w:bCs/>
               </w:rPr>
             </w:pPr>
+            <w:proofErr w:type="spellStart"/>
             <w:r>
               <w:rPr>
                 <w:b/>
@@ -5766,21 +6354,23 @@
               </w:rPr>
               <w:t>circuits</w:t>
             </w:r>
-          </w:p>
-        </w:tc>
-        <w:tc>
-          <w:tcPr>
-            <w:tcW w:w="0" w:type="auto"/>
-            <w:vAlign w:val="center"/>
-            <w:hideMark/>
-          </w:tcPr>
-          <w:p>
-            <w:pPr>
-              <w:rPr>
-                <w:b/>
-                <w:bCs/>
-              </w:rPr>
-            </w:pPr>
+            <w:proofErr w:type="spellEnd"/>
+          </w:p>
+        </w:tc>
+        <w:tc>
+          <w:tcPr>
+            <w:tcW w:w="0" w:type="auto"/>
+            <w:vAlign w:val="center"/>
+            <w:hideMark/>
+          </w:tcPr>
+          <w:p>
+            <w:pPr>
+              <w:rPr>
+                <w:b/>
+                <w:bCs/>
+              </w:rPr>
+            </w:pPr>
+            <w:proofErr w:type="spellStart"/>
             <w:r>
               <w:rPr>
                 <w:b/>
@@ -5788,6 +6378,7 @@
               </w:rPr>
               <w:t>name</w:t>
             </w:r>
+            <w:proofErr w:type="spellEnd"/>
           </w:p>
         </w:tc>
         <w:tc>
@@ -5830,6 +6421,7 @@
                 <w:bCs/>
               </w:rPr>
             </w:pPr>
+            <w:proofErr w:type="spellStart"/>
             <w:r>
               <w:rPr>
                 <w:b/>
@@ -5837,6 +6429,7 @@
               </w:rPr>
               <w:t>circuits</w:t>
             </w:r>
+            <w:proofErr w:type="spellEnd"/>
           </w:p>
         </w:tc>
         <w:tc>
@@ -5923,6 +6516,7 @@
                 <w:bCs/>
               </w:rPr>
             </w:pPr>
+            <w:proofErr w:type="spellStart"/>
             <w:r>
               <w:rPr>
                 <w:b/>
@@ -5930,6 +6524,7 @@
               </w:rPr>
               <w:t>statusId</w:t>
             </w:r>
+            <w:proofErr w:type="spellEnd"/>
           </w:p>
         </w:tc>
         <w:tc>
@@ -6086,7 +6681,23 @@
           <w:b/>
           <w:bCs/>
         </w:rPr>
-        <w:t>Também foi removido o atributo driverId, pois sua utilização geraria regras muito específicas relacionadas a pilotos individuais, reduzindo a capacidade de generalização dos padrões encontrados.</w:t>
+        <w:t xml:space="preserve">Também foi removido o atributo </w:t>
+      </w:r>
+      <w:proofErr w:type="spellStart"/>
+      <w:r>
+        <w:rPr>
+          <w:b/>
+          <w:bCs/>
+        </w:rPr>
+        <w:t>driverId</w:t>
+      </w:r>
+      <w:proofErr w:type="spellEnd"/>
+      <w:r>
+        <w:rPr>
+          <w:b/>
+          <w:bCs/>
+        </w:rPr>
+        <w:t>, pois sua utilização geraria regras muito específicas relacionadas a pilotos individuais, reduzindo a capacidade de generalização dos padrões encontrados.</w:t>
       </w:r>
     </w:p>
     <w:p>
@@ -6186,7 +6797,23 @@
           <w:b/>
           <w:bCs/>
         </w:rPr>
-        <w:t>Por fim, foi realizada a normalização dos atributos textuais. A única inconsistência encontrada ocorreu na coluna country da tabela circuits, em que os Estados Unidos eram representados tanto por USA quanto por United States. Para garantir consistência, ambos os valores foram padronizados para USA.</w:t>
+        <w:t xml:space="preserve">Por fim, foi realizada a normalização dos atributos textuais. A única inconsistência encontrada ocorreu na coluna country da tabela </w:t>
+      </w:r>
+      <w:proofErr w:type="spellStart"/>
+      <w:r>
+        <w:rPr>
+          <w:b/>
+          <w:bCs/>
+        </w:rPr>
+        <w:t>circuits</w:t>
+      </w:r>
+      <w:proofErr w:type="spellEnd"/>
+      <w:r>
+        <w:rPr>
+          <w:b/>
+          <w:bCs/>
+        </w:rPr>
+        <w:t>, em que os Estados Unidos eram representados tanto por USA quanto por United States. Para garantir consistência, ambos os valores foram padronizados para USA.</w:t>
       </w:r>
     </w:p>
     <w:p>
@@ -6394,6 +7021,7 @@
                 <w:bCs/>
               </w:rPr>
             </w:pPr>
+            <w:proofErr w:type="spellStart"/>
             <w:r>
               <w:rPr>
                 <w:b/>
@@ -6401,28 +7029,63 @@
               </w:rPr>
               <w:t>grid_categoria</w:t>
             </w:r>
-          </w:p>
-        </w:tc>
-        <w:tc>
-          <w:tcPr>
-            <w:tcW w:w="0" w:type="auto"/>
-            <w:vAlign w:val="center"/>
-            <w:hideMark/>
-          </w:tcPr>
-          <w:p>
-            <w:pPr>
-              <w:rPr>
-                <w:b/>
-                <w:bCs/>
-              </w:rPr>
-            </w:pPr>
-            <w:r>
-              <w:rPr>
-                <w:b/>
-                <w:bCs/>
-              </w:rPr>
-              <w:t>grid_front, grid_middle, grid_back</w:t>
-            </w:r>
+            <w:proofErr w:type="spellEnd"/>
+          </w:p>
+        </w:tc>
+        <w:tc>
+          <w:tcPr>
+            <w:tcW w:w="0" w:type="auto"/>
+            <w:vAlign w:val="center"/>
+            <w:hideMark/>
+          </w:tcPr>
+          <w:p>
+            <w:pPr>
+              <w:rPr>
+                <w:b/>
+                <w:bCs/>
+              </w:rPr>
+            </w:pPr>
+            <w:proofErr w:type="spellStart"/>
+            <w:r>
+              <w:rPr>
+                <w:b/>
+                <w:bCs/>
+              </w:rPr>
+              <w:t>grid_front</w:t>
+            </w:r>
+            <w:proofErr w:type="spellEnd"/>
+            <w:r>
+              <w:rPr>
+                <w:b/>
+                <w:bCs/>
+              </w:rPr>
+              <w:t xml:space="preserve">, </w:t>
+            </w:r>
+            <w:proofErr w:type="spellStart"/>
+            <w:r>
+              <w:rPr>
+                <w:b/>
+                <w:bCs/>
+              </w:rPr>
+              <w:t>grid_middle</w:t>
+            </w:r>
+            <w:proofErr w:type="spellEnd"/>
+            <w:r>
+              <w:rPr>
+                <w:b/>
+                <w:bCs/>
+              </w:rPr>
+              <w:t xml:space="preserve">, </w:t>
+            </w:r>
+            <w:proofErr w:type="spellStart"/>
+            <w:r>
+              <w:rPr>
+                <w:b/>
+                <w:bCs/>
+              </w:rPr>
+              <w:t>grid_back</w:t>
+            </w:r>
+            <w:proofErr w:type="spellEnd"/>
           </w:p>
         </w:tc>
       </w:tr>
@@ -6465,6 +7128,7 @@
                 <w:bCs/>
               </w:rPr>
             </w:pPr>
+            <w:proofErr w:type="spellStart"/>
             <w:r>
               <w:rPr>
                 <w:b/>
@@ -6472,28 +7136,79 @@
               </w:rPr>
               <w:t>position_categoria</w:t>
             </w:r>
-          </w:p>
-        </w:tc>
-        <w:tc>
-          <w:tcPr>
-            <w:tcW w:w="0" w:type="auto"/>
-            <w:vAlign w:val="center"/>
-            <w:hideMark/>
-          </w:tcPr>
-          <w:p>
-            <w:pPr>
-              <w:rPr>
-                <w:b/>
-                <w:bCs/>
-              </w:rPr>
-            </w:pPr>
-            <w:r>
-              <w:rPr>
-                <w:b/>
-                <w:bCs/>
-              </w:rPr>
-              <w:t>winner, podium, points_finish, outside_points, unclassified</w:t>
-            </w:r>
+            <w:proofErr w:type="spellEnd"/>
+          </w:p>
+        </w:tc>
+        <w:tc>
+          <w:tcPr>
+            <w:tcW w:w="0" w:type="auto"/>
+            <w:vAlign w:val="center"/>
+            <w:hideMark/>
+          </w:tcPr>
+          <w:p>
+            <w:pPr>
+              <w:rPr>
+                <w:b/>
+                <w:bCs/>
+              </w:rPr>
+            </w:pPr>
+            <w:proofErr w:type="spellStart"/>
+            <w:r>
+              <w:rPr>
+                <w:b/>
+                <w:bCs/>
+              </w:rPr>
+              <w:t>winner</w:t>
+            </w:r>
+            <w:proofErr w:type="spellEnd"/>
+            <w:r>
+              <w:rPr>
+                <w:b/>
+                <w:bCs/>
+              </w:rPr>
+              <w:t xml:space="preserve">, podium, </w:t>
+            </w:r>
+            <w:proofErr w:type="spellStart"/>
+            <w:r>
+              <w:rPr>
+                <w:b/>
+                <w:bCs/>
+              </w:rPr>
+              <w:t>points_finish</w:t>
+            </w:r>
+            <w:proofErr w:type="spellEnd"/>
+            <w:r>
+              <w:rPr>
+                <w:b/>
+                <w:bCs/>
+              </w:rPr>
+              <w:t xml:space="preserve">, </w:t>
+            </w:r>
+            <w:proofErr w:type="spellStart"/>
+            <w:r>
+              <w:rPr>
+                <w:b/>
+                <w:bCs/>
+              </w:rPr>
+              <w:t>outside_points</w:t>
+            </w:r>
+            <w:proofErr w:type="spellEnd"/>
+            <w:r>
+              <w:rPr>
+                <w:b/>
+                <w:bCs/>
+              </w:rPr>
+              <w:t xml:space="preserve">, </w:t>
+            </w:r>
+            <w:proofErr w:type="spellStart"/>
+            <w:r>
+              <w:rPr>
+                <w:b/>
+                <w:bCs/>
+              </w:rPr>
+              <w:t>unclassified</w:t>
+            </w:r>
+            <w:proofErr w:type="spellEnd"/>
           </w:p>
         </w:tc>
       </w:tr>
@@ -6536,6 +7251,7 @@
                 <w:bCs/>
               </w:rPr>
             </w:pPr>
+            <w:proofErr w:type="spellStart"/>
             <w:r>
               <w:rPr>
                 <w:b/>
@@ -6543,28 +7259,47 @@
               </w:rPr>
               <w:t>points_categoria</w:t>
             </w:r>
-          </w:p>
-        </w:tc>
-        <w:tc>
-          <w:tcPr>
-            <w:tcW w:w="0" w:type="auto"/>
-            <w:vAlign w:val="center"/>
-            <w:hideMark/>
-          </w:tcPr>
-          <w:p>
-            <w:pPr>
-              <w:rPr>
-                <w:b/>
-                <w:bCs/>
-              </w:rPr>
-            </w:pPr>
-            <w:r>
-              <w:rPr>
-                <w:b/>
-                <w:bCs/>
-              </w:rPr>
-              <w:t>scored_points, no_points</w:t>
-            </w:r>
+            <w:proofErr w:type="spellEnd"/>
+          </w:p>
+        </w:tc>
+        <w:tc>
+          <w:tcPr>
+            <w:tcW w:w="0" w:type="auto"/>
+            <w:vAlign w:val="center"/>
+            <w:hideMark/>
+          </w:tcPr>
+          <w:p>
+            <w:pPr>
+              <w:rPr>
+                <w:b/>
+                <w:bCs/>
+              </w:rPr>
+            </w:pPr>
+            <w:proofErr w:type="spellStart"/>
+            <w:r>
+              <w:rPr>
+                <w:b/>
+                <w:bCs/>
+              </w:rPr>
+              <w:t>scored_points</w:t>
+            </w:r>
+            <w:proofErr w:type="spellEnd"/>
+            <w:r>
+              <w:rPr>
+                <w:b/>
+                <w:bCs/>
+              </w:rPr>
+              <w:t xml:space="preserve">, </w:t>
+            </w:r>
+            <w:proofErr w:type="spellStart"/>
+            <w:r>
+              <w:rPr>
+                <w:b/>
+                <w:bCs/>
+              </w:rPr>
+              <w:t>no_points</w:t>
+            </w:r>
+            <w:proofErr w:type="spellEnd"/>
           </w:p>
         </w:tc>
       </w:tr>
@@ -7196,7 +7931,23 @@
           <w:b/>
           <w:bCs/>
         </w:rPr>
-        <w:t>Os resultados mostram que a Mercedes apresenta a maior taxa de vitórias da base analisada, seguida por Red Bull, Ferrari e McLaren. Embora Ferrari possua o maior número absoluto de vitórias, sua longa participação na categoria reduz sua taxa percentual quando comparada às equipes mais recentes.</w:t>
+        <w:t xml:space="preserve">Os resultados mostram que a Mercedes apresenta a maior taxa de vitórias da base analisada, seguida por </w:t>
+      </w:r>
+      <w:proofErr w:type="spellStart"/>
+      <w:r>
+        <w:rPr>
+          <w:b/>
+          <w:bCs/>
+        </w:rPr>
+        <w:t>Red</w:t>
+      </w:r>
+      <w:proofErr w:type="spellEnd"/>
+      <w:r>
+        <w:rPr>
+          <w:b/>
+          <w:bCs/>
+        </w:rPr>
+        <w:t xml:space="preserve"> Bull, Ferrari e McLaren. Embora Ferrari possua o maior número absoluto de vitórias, sua longa participação na categoria reduz sua taxa percentual quando comparada às equipes mais recentes.</w:t>
       </w:r>
     </w:p>
     <w:p>
@@ -7481,7 +8232,23 @@
           <w:b/>
           <w:bCs/>
         </w:rPr>
-        <w:t>A análise evidencia a alternância do domínio esportivo ao longo da história da Fórmula 1. Ferrari destacou-se nas décadas de 1950, 1970 e 2000, McLaren liderou os anos 1980, Williams dominou os anos 1990, Mercedes foi a principal equipe da década de 2010 e a Red Bull assumiu a liderança na década de 2020.</w:t>
+        <w:t xml:space="preserve">A análise evidencia a alternância do domínio esportivo ao longo da história da Fórmula 1. Ferrari destacou-se nas décadas de 1950, 1970 e 2000, McLaren liderou os anos 1980, Williams dominou os anos 1990, Mercedes foi a principal equipe da década de 2010 e a </w:t>
+      </w:r>
+      <w:proofErr w:type="spellStart"/>
+      <w:r>
+        <w:rPr>
+          <w:b/>
+          <w:bCs/>
+        </w:rPr>
+        <w:t>Red</w:t>
+      </w:r>
+      <w:proofErr w:type="spellEnd"/>
+      <w:r>
+        <w:rPr>
+          <w:b/>
+          <w:bCs/>
+        </w:rPr>
+        <w:t xml:space="preserve"> Bull assumiu a liderança na década de 2020.</w:t>
       </w:r>
     </w:p>
     <w:p>
@@ -7897,6 +8664,718 @@
         </w:rPr>
         <w:t>Esses resultados demonstram que a base apresenta consistência e contém padrões relevantes, justificando sua utilização na etapa seguinte de mineração de regras de associação.</w:t>
       </w:r>
+    </w:p>
+    <w:p>
+      <w:pPr>
+        <w:rPr>
+          <w:b/>
+          <w:bCs/>
+        </w:rPr>
+      </w:pPr>
+    </w:p>
+    <w:p>
+      <w:pPr>
+        <w:rPr>
+          <w:b/>
+          <w:bCs/>
+        </w:rPr>
+      </w:pPr>
+      <w:r>
+        <w:rPr>
+          <w:b/>
+          <w:bCs/>
+        </w:rPr>
+        <w:t>4.1 Estratégia adotada</w:t>
+      </w:r>
+    </w:p>
+    <w:p>
+      <w:pPr>
+        <w:rPr>
+          <w:b/>
+          <w:bCs/>
+        </w:rPr>
+      </w:pPr>
+      <w:r>
+        <w:rPr>
+          <w:b/>
+          <w:bCs/>
+        </w:rPr>
+        <w:t xml:space="preserve">Para a extração das regras de associação foi adotada a Estratégia A, na qual cada registro da tabela </w:t>
+      </w:r>
+      <w:proofErr w:type="spellStart"/>
+      <w:r>
+        <w:rPr>
+          <w:b/>
+          <w:bCs/>
+        </w:rPr>
+        <w:t>results</w:t>
+      </w:r>
+      <w:proofErr w:type="spellEnd"/>
+      <w:r>
+        <w:rPr>
+          <w:b/>
+          <w:bCs/>
+        </w:rPr>
+        <w:t xml:space="preserve"> é considerado uma transação. Cada registro representa o desempenho de um piloto em uma determinada corrida, permitindo analisar associações entre as características da prova e o resultado obtido.</w:t>
+      </w:r>
+    </w:p>
+    <w:p>
+      <w:pPr>
+        <w:rPr>
+          <w:b/>
+          <w:bCs/>
+        </w:rPr>
+      </w:pPr>
+      <w:r>
+        <w:rPr>
+          <w:b/>
+          <w:bCs/>
+        </w:rPr>
+        <w:t>As informações que compõem cada transação foram definidas durante a etapa de preparação dos dados e incluem atributos referentes à equipe, temporada, circuito, país, posição de largada, posição final, pontuação e status final da corrida.</w:t>
+      </w:r>
+    </w:p>
+    <w:p>
+      <w:pPr>
+        <w:rPr>
+          <w:b/>
+          <w:bCs/>
+        </w:rPr>
+      </w:pPr>
+      <w:r>
+        <w:rPr>
+          <w:b/>
+          <w:bCs/>
+        </w:rPr>
+        <w:t>Exemplo de transação:</w:t>
+      </w:r>
+    </w:p>
+    <w:p>
+      <w:pPr>
+        <w:rPr>
+          <w:b/>
+          <w:bCs/>
+        </w:rPr>
+      </w:pPr>
+      <w:r>
+        <w:rPr>
+          <w:b/>
+          <w:bCs/>
+        </w:rPr>
+        <w:t>{</w:t>
+      </w:r>
+    </w:p>
+    <w:p>
+      <w:pPr>
+        <w:rPr>
+          <w:b/>
+          <w:bCs/>
+        </w:rPr>
+      </w:pPr>
+      <w:proofErr w:type="spellStart"/>
+      <w:r>
+        <w:rPr>
+          <w:b/>
+          <w:bCs/>
+        </w:rPr>
+        <w:t>Equipe_Ferrari</w:t>
+      </w:r>
+      <w:proofErr w:type="spellEnd"/>
+      <w:r>
+        <w:rPr>
+          <w:b/>
+          <w:bCs/>
+        </w:rPr>
+        <w:t>,</w:t>
+      </w:r>
+    </w:p>
+    <w:p>
+      <w:pPr>
+        <w:rPr>
+          <w:b/>
+          <w:bCs/>
+        </w:rPr>
+      </w:pPr>
+      <w:r>
+        <w:rPr>
+          <w:b/>
+          <w:bCs/>
+        </w:rPr>
+        <w:t>Temporada_2024,</w:t>
+      </w:r>
+    </w:p>
+    <w:p>
+      <w:pPr>
+        <w:rPr>
+          <w:b/>
+          <w:bCs/>
+        </w:rPr>
+      </w:pPr>
+      <w:proofErr w:type="spellStart"/>
+      <w:r>
+        <w:rPr>
+          <w:b/>
+          <w:bCs/>
+        </w:rPr>
+        <w:t>Circuito_Monza</w:t>
+      </w:r>
+      <w:proofErr w:type="spellEnd"/>
+      <w:r>
+        <w:rPr>
+          <w:b/>
+          <w:bCs/>
+        </w:rPr>
+        <w:t>,</w:t>
+      </w:r>
+    </w:p>
+    <w:p>
+      <w:pPr>
+        <w:rPr>
+          <w:b/>
+          <w:bCs/>
+        </w:rPr>
+      </w:pPr>
+      <w:proofErr w:type="spellStart"/>
+      <w:r>
+        <w:rPr>
+          <w:b/>
+          <w:bCs/>
+        </w:rPr>
+        <w:t>Pais_Italia</w:t>
+      </w:r>
+      <w:proofErr w:type="spellEnd"/>
+      <w:r>
+        <w:rPr>
+          <w:b/>
+          <w:bCs/>
+        </w:rPr>
+        <w:t>,</w:t>
+      </w:r>
+    </w:p>
+    <w:p>
+      <w:pPr>
+        <w:rPr>
+          <w:b/>
+          <w:bCs/>
+        </w:rPr>
+      </w:pPr>
+      <w:proofErr w:type="spellStart"/>
+      <w:r>
+        <w:rPr>
+          <w:b/>
+          <w:bCs/>
+        </w:rPr>
+        <w:t>Grid_Front</w:t>
+      </w:r>
+      <w:proofErr w:type="spellEnd"/>
+      <w:r>
+        <w:rPr>
+          <w:b/>
+          <w:bCs/>
+        </w:rPr>
+        <w:t>,</w:t>
+      </w:r>
+    </w:p>
+    <w:p>
+      <w:pPr>
+        <w:rPr>
+          <w:b/>
+          <w:bCs/>
+        </w:rPr>
+      </w:pPr>
+      <w:proofErr w:type="spellStart"/>
+      <w:r>
+        <w:rPr>
+          <w:b/>
+          <w:bCs/>
+        </w:rPr>
+        <w:t>Winner</w:t>
+      </w:r>
+      <w:proofErr w:type="spellEnd"/>
+      <w:r>
+        <w:rPr>
+          <w:b/>
+          <w:bCs/>
+        </w:rPr>
+        <w:t>,</w:t>
+      </w:r>
+    </w:p>
+    <w:p>
+      <w:pPr>
+        <w:rPr>
+          <w:b/>
+          <w:bCs/>
+        </w:rPr>
+      </w:pPr>
+      <w:proofErr w:type="spellStart"/>
+      <w:r>
+        <w:rPr>
+          <w:b/>
+          <w:bCs/>
+        </w:rPr>
+        <w:t>Scored_Points</w:t>
+      </w:r>
+      <w:proofErr w:type="spellEnd"/>
+      <w:r>
+        <w:rPr>
+          <w:b/>
+          <w:bCs/>
+        </w:rPr>
+        <w:t>,</w:t>
+      </w:r>
+    </w:p>
+    <w:p>
+      <w:pPr>
+        <w:rPr>
+          <w:b/>
+          <w:bCs/>
+        </w:rPr>
+      </w:pPr>
+      <w:proofErr w:type="spellStart"/>
+      <w:r>
+        <w:rPr>
+          <w:b/>
+          <w:bCs/>
+        </w:rPr>
+        <w:t>Finished</w:t>
+      </w:r>
+      <w:proofErr w:type="spellEnd"/>
+    </w:p>
+    <w:p>
+      <w:pPr>
+        <w:rPr>
+          <w:b/>
+          <w:bCs/>
+        </w:rPr>
+      </w:pPr>
+      <w:r>
+        <w:rPr>
+          <w:b/>
+          <w:bCs/>
+        </w:rPr>
+        <w:t>}</w:t>
+      </w:r>
+    </w:p>
+    <w:p>
+      <w:pPr>
+        <w:rPr>
+          <w:b/>
+          <w:bCs/>
+        </w:rPr>
+      </w:pPr>
+      <w:r>
+        <w:rPr>
+          <w:b/>
+          <w:bCs/>
+        </w:rPr>
+        <w:t>Essa estratégia foi escolhida por preservar o maior nível de detalhamento da base de dados, resultando em aproximadamente 26 mil transações, quantidade adequada para a mineração de regras de associação.</w:t>
+      </w:r>
+    </w:p>
+    <w:p>
+      <w:pPr>
+        <w:rPr>
+          <w:b/>
+          <w:bCs/>
+        </w:rPr>
+      </w:pPr>
+      <w:r>
+        <w:rPr>
+          <w:b/>
+          <w:bCs/>
+        </w:rPr>
+        <w:lastRenderedPageBreak/>
+        <w:pict w14:anchorId="43D151C8">
+          <v:rect id="_x0000_i1147" style="width:0;height:1.5pt" o:hralign="center" o:hrstd="t" o:hr="t" fillcolor="#a0a0a0" stroked="f"/>
+        </w:pict>
+      </w:r>
+    </w:p>
+    <w:p>
+      <w:pPr>
+        <w:rPr>
+          <w:b/>
+          <w:bCs/>
+        </w:rPr>
+      </w:pPr>
+      <w:r>
+        <w:rPr>
+          <w:b/>
+          <w:bCs/>
+        </w:rPr>
+        <w:t xml:space="preserve">4.2 </w:t>
+      </w:r>
+      <w:proofErr w:type="spellStart"/>
+      <w:r>
+        <w:rPr>
+          <w:b/>
+          <w:bCs/>
+        </w:rPr>
+        <w:t>Discretização</w:t>
+      </w:r>
+      <w:proofErr w:type="spellEnd"/>
+      <w:r>
+        <w:rPr>
+          <w:b/>
+          <w:bCs/>
+        </w:rPr>
+        <w:t xml:space="preserve"> dos atributos numéricos</w:t>
+      </w:r>
+    </w:p>
+    <w:p>
+      <w:pPr>
+        <w:rPr>
+          <w:b/>
+          <w:bCs/>
+        </w:rPr>
+      </w:pPr>
+      <w:r>
+        <w:rPr>
+          <w:b/>
+          <w:bCs/>
+        </w:rPr>
+        <w:t xml:space="preserve">Embora a estratégia adotada seja baseada em registros individuais, foi necessário aplicar a </w:t>
+      </w:r>
+      <w:proofErr w:type="spellStart"/>
+      <w:r>
+        <w:rPr>
+          <w:b/>
+          <w:bCs/>
+        </w:rPr>
+        <w:t>discretização</w:t>
+      </w:r>
+      <w:proofErr w:type="spellEnd"/>
+      <w:r>
+        <w:rPr>
+          <w:b/>
+          <w:bCs/>
+        </w:rPr>
+        <w:t xml:space="preserve"> dos atributos numéricos antes da geração das transações, uma vez que o algoritmo </w:t>
+      </w:r>
+      <w:proofErr w:type="spellStart"/>
+      <w:r>
+        <w:rPr>
+          <w:b/>
+          <w:bCs/>
+        </w:rPr>
+        <w:t>Apriori</w:t>
+      </w:r>
+      <w:proofErr w:type="spellEnd"/>
+      <w:r>
+        <w:rPr>
+          <w:b/>
+          <w:bCs/>
+        </w:rPr>
+        <w:t xml:space="preserve"> trabalha com atributos categóricos.</w:t>
+      </w:r>
+    </w:p>
+    <w:p>
+      <w:pPr>
+        <w:rPr>
+          <w:b/>
+          <w:bCs/>
+        </w:rPr>
+      </w:pPr>
+      <w:r>
+        <w:rPr>
+          <w:b/>
+          <w:bCs/>
+        </w:rPr>
+        <w:t>Foram discretizados os seguintes atributos:</w:t>
+      </w:r>
+    </w:p>
+    <w:tbl>
+      <w:tblPr>
+        <w:tblW w:w="0" w:type="auto"/>
+        <w:tblCellSpacing w:w="15" w:type="dxa"/>
+        <w:tblCellMar>
+          <w:top w:w="15" w:type="dxa"/>
+          <w:left w:w="15" w:type="dxa"/>
+          <w:bottom w:w="15" w:type="dxa"/>
+          <w:right w:w="15" w:type="dxa"/>
+        </w:tblCellMar>
+        <w:tblLook w:val="04A0" w:firstRow="1" w:lastRow="0" w:firstColumn="1" w:lastColumn="0" w:noHBand="0" w:noVBand="1"/>
+      </w:tblPr>
+      <w:tblGrid>
+        <w:gridCol w:w="839"/>
+        <w:gridCol w:w="5292"/>
+      </w:tblGrid>
+      <w:tr>
+        <w:trPr>
+          <w:tblHeader/>
+          <w:tblCellSpacing w:w="15" w:type="dxa"/>
+        </w:trPr>
+        <w:tc>
+          <w:tcPr>
+            <w:tcW w:w="0" w:type="auto"/>
+            <w:vAlign w:val="center"/>
+            <w:hideMark/>
+          </w:tcPr>
+          <w:p>
+            <w:pPr>
+              <w:rPr>
+                <w:b/>
+                <w:bCs/>
+              </w:rPr>
+            </w:pPr>
+            <w:r>
+              <w:rPr>
+                <w:b/>
+                <w:bCs/>
+              </w:rPr>
+              <w:t>Atributo</w:t>
+            </w:r>
+          </w:p>
+        </w:tc>
+        <w:tc>
+          <w:tcPr>
+            <w:tcW w:w="0" w:type="auto"/>
+            <w:vAlign w:val="center"/>
+            <w:hideMark/>
+          </w:tcPr>
+          <w:p>
+            <w:pPr>
+              <w:rPr>
+                <w:b/>
+                <w:bCs/>
+              </w:rPr>
+            </w:pPr>
+            <w:r>
+              <w:rPr>
+                <w:b/>
+                <w:bCs/>
+              </w:rPr>
+              <w:t>Categorias</w:t>
+            </w:r>
+          </w:p>
+        </w:tc>
+      </w:tr>
+      <w:tr>
+        <w:trPr>
+          <w:tblCellSpacing w:w="15" w:type="dxa"/>
+        </w:trPr>
+        <w:tc>
+          <w:tcPr>
+            <w:tcW w:w="0" w:type="auto"/>
+            <w:vAlign w:val="center"/>
+            <w:hideMark/>
+          </w:tcPr>
+          <w:p>
+            <w:pPr>
+              <w:rPr>
+                <w:b/>
+                <w:bCs/>
+              </w:rPr>
+            </w:pPr>
+            <w:r>
+              <w:rPr>
+                <w:b/>
+                <w:bCs/>
+              </w:rPr>
+              <w:t>Grid</w:t>
+            </w:r>
+          </w:p>
+        </w:tc>
+        <w:tc>
+          <w:tcPr>
+            <w:tcW w:w="0" w:type="auto"/>
+            <w:vAlign w:val="center"/>
+            <w:hideMark/>
+          </w:tcPr>
+          <w:p>
+            <w:pPr>
+              <w:rPr>
+                <w:b/>
+                <w:bCs/>
+              </w:rPr>
+            </w:pPr>
+            <w:r>
+              <w:rPr>
+                <w:b/>
+                <w:bCs/>
+              </w:rPr>
+              <w:t>Grid Front, Grid Middle e Grid Back</w:t>
+            </w:r>
+          </w:p>
+        </w:tc>
+      </w:tr>
+      <w:tr>
+        <w:trPr>
+          <w:tblCellSpacing w:w="15" w:type="dxa"/>
+        </w:trPr>
+        <w:tc>
+          <w:tcPr>
+            <w:tcW w:w="0" w:type="auto"/>
+            <w:vAlign w:val="center"/>
+            <w:hideMark/>
+          </w:tcPr>
+          <w:p>
+            <w:pPr>
+              <w:rPr>
+                <w:b/>
+                <w:bCs/>
+              </w:rPr>
+            </w:pPr>
+            <w:r>
+              <w:rPr>
+                <w:b/>
+                <w:bCs/>
+              </w:rPr>
+              <w:t>Position</w:t>
+            </w:r>
+          </w:p>
+        </w:tc>
+        <w:tc>
+          <w:tcPr>
+            <w:tcW w:w="0" w:type="auto"/>
+            <w:vAlign w:val="center"/>
+            <w:hideMark/>
+          </w:tcPr>
+          <w:p>
+            <w:pPr>
+              <w:rPr>
+                <w:b/>
+                <w:bCs/>
+              </w:rPr>
+            </w:pPr>
+            <w:proofErr w:type="spellStart"/>
+            <w:r>
+              <w:rPr>
+                <w:b/>
+                <w:bCs/>
+              </w:rPr>
+              <w:t>Winner</w:t>
+            </w:r>
+            <w:proofErr w:type="spellEnd"/>
+            <w:r>
+              <w:rPr>
+                <w:b/>
+                <w:bCs/>
+              </w:rPr>
+              <w:t xml:space="preserve">, Podium, Points </w:t>
+            </w:r>
+            <w:proofErr w:type="spellStart"/>
+            <w:r>
+              <w:rPr>
+                <w:b/>
+                <w:bCs/>
+              </w:rPr>
+              <w:t>Finish</w:t>
+            </w:r>
+            <w:proofErr w:type="spellEnd"/>
+            <w:r>
+              <w:rPr>
+                <w:b/>
+                <w:bCs/>
+              </w:rPr>
+              <w:t xml:space="preserve">, </w:t>
+            </w:r>
+            <w:proofErr w:type="spellStart"/>
+            <w:r>
+              <w:rPr>
+                <w:b/>
+                <w:bCs/>
+              </w:rPr>
+              <w:t>Outside</w:t>
+            </w:r>
+            <w:proofErr w:type="spellEnd"/>
+            <w:r>
+              <w:rPr>
+                <w:b/>
+                <w:bCs/>
+              </w:rPr>
+              <w:t xml:space="preserve"> Points e No </w:t>
+            </w:r>
+            <w:proofErr w:type="spellStart"/>
+            <w:r>
+              <w:rPr>
+                <w:b/>
+                <w:bCs/>
+              </w:rPr>
+              <w:t>Finish</w:t>
+            </w:r>
+            <w:proofErr w:type="spellEnd"/>
+          </w:p>
+        </w:tc>
+      </w:tr>
+      <w:tr>
+        <w:trPr>
+          <w:tblCellSpacing w:w="15" w:type="dxa"/>
+        </w:trPr>
+        <w:tc>
+          <w:tcPr>
+            <w:tcW w:w="0" w:type="auto"/>
+            <w:vAlign w:val="center"/>
+            <w:hideMark/>
+          </w:tcPr>
+          <w:p>
+            <w:pPr>
+              <w:rPr>
+                <w:b/>
+                <w:bCs/>
+              </w:rPr>
+            </w:pPr>
+            <w:r>
+              <w:rPr>
+                <w:b/>
+                <w:bCs/>
+              </w:rPr>
+              <w:t>Points</w:t>
+            </w:r>
+          </w:p>
+        </w:tc>
+        <w:tc>
+          <w:tcPr>
+            <w:tcW w:w="0" w:type="auto"/>
+            <w:vAlign w:val="center"/>
+            <w:hideMark/>
+          </w:tcPr>
+          <w:p>
+            <w:pPr>
+              <w:rPr>
+                <w:b/>
+                <w:bCs/>
+              </w:rPr>
+            </w:pPr>
+            <w:proofErr w:type="spellStart"/>
+            <w:r>
+              <w:rPr>
+                <w:b/>
+                <w:bCs/>
+              </w:rPr>
+              <w:t>Scored</w:t>
+            </w:r>
+            <w:proofErr w:type="spellEnd"/>
+            <w:r>
+              <w:rPr>
+                <w:b/>
+                <w:bCs/>
+              </w:rPr>
+              <w:t xml:space="preserve"> Points e No Points</w:t>
+            </w:r>
+          </w:p>
+        </w:tc>
+      </w:tr>
+    </w:tbl>
+    <w:p>
+      <w:pPr>
+        <w:rPr>
+          <w:b/>
+          <w:bCs/>
+        </w:rPr>
+      </w:pPr>
+      <w:r>
+        <w:rPr>
+          <w:b/>
+          <w:bCs/>
+        </w:rPr>
+        <w:t>Após essa transformação, cada transação passou a ser composta apenas por itens categóricos, tornando os dados adequados para a aplicação do algoritmo de mineração de regras de associação.</w:t>
+      </w:r>
+    </w:p>
+    <w:p>
+      <w:pPr>
+        <w:rPr>
+          <w:b/>
+          <w:bCs/>
+        </w:rPr>
+      </w:pPr>
     </w:p>
     <w:p>
       <w:pPr>

--- a/Documentos/ETAPA 1.docx
+++ b/Documentos/ETAPA 1.docx
@@ -9384,6 +9384,305 @@
           <w:bCs/>
         </w:rPr>
       </w:pPr>
+      <w:r>
+        <w:rPr>
+          <w:b/>
+          <w:bCs/>
+        </w:rPr>
+        <w:t>5. Extração das Regras de Associação</w:t>
+      </w:r>
+    </w:p>
+    <w:p>
+      <w:pPr>
+        <w:rPr>
+          <w:b/>
+          <w:bCs/>
+        </w:rPr>
+      </w:pPr>
+      <w:r>
+        <w:rPr>
+          <w:b/>
+          <w:bCs/>
+        </w:rPr>
+        <w:t xml:space="preserve">Para a extração das regras de associação foi utilizado o algoritmo </w:t>
+      </w:r>
+      <w:proofErr w:type="spellStart"/>
+      <w:r>
+        <w:rPr>
+          <w:b/>
+          <w:bCs/>
+        </w:rPr>
+        <w:t>Apriori</w:t>
+      </w:r>
+      <w:proofErr w:type="spellEnd"/>
+      <w:r>
+        <w:rPr>
+          <w:b/>
+          <w:bCs/>
+        </w:rPr>
+        <w:t xml:space="preserve">, disponível na biblioteca </w:t>
+      </w:r>
+      <w:proofErr w:type="spellStart"/>
+      <w:r>
+        <w:rPr>
+          <w:b/>
+          <w:bCs/>
+        </w:rPr>
+        <w:t>mlxtend</w:t>
+      </w:r>
+      <w:proofErr w:type="spellEnd"/>
+      <w:r>
+        <w:rPr>
+          <w:b/>
+          <w:bCs/>
+        </w:rPr>
+        <w:t xml:space="preserve"> do Python.</w:t>
+      </w:r>
+    </w:p>
+    <w:p>
+      <w:pPr>
+        <w:rPr>
+          <w:b/>
+          <w:bCs/>
+        </w:rPr>
+      </w:pPr>
+      <w:r>
+        <w:rPr>
+          <w:b/>
+          <w:bCs/>
+        </w:rPr>
+        <w:t>Como a base de dados da Fórmula 1 contempla resultados de 1950 a 2024, abrangendo mais de sete décadas de competição, diferentes regulamentos, sistemas de pontuação, equipes e características das corridas, optou-se por realizar a extração das regras em diferentes períodos históricos.</w:t>
+      </w:r>
+    </w:p>
+    <w:p>
+      <w:pPr>
+        <w:rPr>
+          <w:b/>
+          <w:bCs/>
+        </w:rPr>
+      </w:pPr>
+      <w:r>
+        <w:rPr>
+          <w:b/>
+          <w:bCs/>
+        </w:rPr>
+        <w:t>Essa estratégia foi adotada porque a utilização de toda a base em um único experimento poderia gerar regras muito genéricas, consequência da mistura de diferentes eras da Fórmula 1. Dessa forma, além da análise utilizando toda a base histórica, foram realizados experimentos em períodos mais homogêneos, permitindo comparar a qualidade das regras obtidas e verificar a influência do intervalo temporal na mineração de dados.</w:t>
+      </w:r>
+    </w:p>
+    <w:p>
+      <w:pPr>
+        <w:rPr>
+          <w:b/>
+          <w:bCs/>
+        </w:rPr>
+      </w:pPr>
+      <w:r>
+        <w:rPr>
+          <w:b/>
+          <w:bCs/>
+        </w:rPr>
+        <w:t>Assim, foram conduzidos três experimentos:</w:t>
+      </w:r>
+    </w:p>
+    <w:p>
+      <w:pPr>
+        <w:numPr>
+          <w:ilvl w:val="0"/>
+          <w:numId w:val="14"/>
+        </w:numPr>
+        <w:rPr>
+          <w:b/>
+          <w:bCs/>
+        </w:rPr>
+      </w:pPr>
+      <w:r>
+        <w:rPr>
+          <w:b/>
+          <w:bCs/>
+        </w:rPr>
+        <w:t xml:space="preserve">Experimento 1: todas as temporadas da Fórmula 1 (1950–2024); </w:t>
+      </w:r>
+    </w:p>
+    <w:p>
+      <w:pPr>
+        <w:numPr>
+          <w:ilvl w:val="0"/>
+          <w:numId w:val="14"/>
+        </w:numPr>
+        <w:rPr>
+          <w:b/>
+          <w:bCs/>
+        </w:rPr>
+      </w:pPr>
+      <w:r>
+        <w:rPr>
+          <w:b/>
+          <w:bCs/>
+        </w:rPr>
+        <w:t xml:space="preserve">Experimento 2: Fórmula 1 moderna (2014–2024); </w:t>
+      </w:r>
+    </w:p>
+    <w:p>
+      <w:pPr>
+        <w:numPr>
+          <w:ilvl w:val="0"/>
+          <w:numId w:val="14"/>
+        </w:numPr>
+        <w:rPr>
+          <w:b/>
+          <w:bCs/>
+        </w:rPr>
+      </w:pPr>
+      <w:r>
+        <w:rPr>
+          <w:b/>
+          <w:bCs/>
+        </w:rPr>
+        <w:t xml:space="preserve">Experimento 3: primeiras temporadas da Fórmula 1 (1950–1959). </w:t>
+      </w:r>
+    </w:p>
+    <w:p>
+      <w:pPr>
+        <w:rPr>
+          <w:b/>
+          <w:bCs/>
+        </w:rPr>
+      </w:pPr>
+      <w:r>
+        <w:rPr>
+          <w:b/>
+          <w:bCs/>
+        </w:rPr>
+        <w:t>Inicialmente foram realizados testes com diferentes valores de suporte mínimo (0,05; 0,04; 0,03; 0,02; 0,015; 0,01 e 0,005), buscando um equilíbrio entre a quantidade de regras extraídas e sua relevância.</w:t>
+      </w:r>
+    </w:p>
+    <w:p>
+      <w:pPr>
+        <w:rPr>
+          <w:b/>
+          <w:bCs/>
+        </w:rPr>
+      </w:pPr>
+      <w:r>
+        <w:rPr>
+          <w:b/>
+          <w:bCs/>
+        </w:rPr>
+        <w:t>Após os testes, foram definidos os mesmos parâmetros para todos os experimentos, permitindo uma comparação justa entre os resultados obtidos:</w:t>
+      </w:r>
+    </w:p>
+    <w:p>
+      <w:pPr>
+        <w:numPr>
+          <w:ilvl w:val="0"/>
+          <w:numId w:val="15"/>
+        </w:numPr>
+        <w:rPr>
+          <w:b/>
+          <w:bCs/>
+        </w:rPr>
+      </w:pPr>
+      <w:r>
+        <w:rPr>
+          <w:b/>
+          <w:bCs/>
+        </w:rPr>
+        <w:t xml:space="preserve">Algoritmo: </w:t>
+      </w:r>
+      <w:proofErr w:type="spellStart"/>
+      <w:r>
+        <w:rPr>
+          <w:b/>
+          <w:bCs/>
+        </w:rPr>
+        <w:t>Apriori</w:t>
+      </w:r>
+      <w:proofErr w:type="spellEnd"/>
+      <w:r>
+        <w:rPr>
+          <w:b/>
+          <w:bCs/>
+        </w:rPr>
+        <w:t xml:space="preserve">; </w:t>
+      </w:r>
+    </w:p>
+    <w:p>
+      <w:pPr>
+        <w:numPr>
+          <w:ilvl w:val="0"/>
+          <w:numId w:val="15"/>
+        </w:numPr>
+        <w:rPr>
+          <w:b/>
+          <w:bCs/>
+        </w:rPr>
+      </w:pPr>
+      <w:r>
+        <w:rPr>
+          <w:b/>
+          <w:bCs/>
+        </w:rPr>
+        <w:lastRenderedPageBreak/>
+        <w:t xml:space="preserve">Suporte mínimo: 0,02 (2%); </w:t>
+      </w:r>
+    </w:p>
+    <w:p>
+      <w:pPr>
+        <w:numPr>
+          <w:ilvl w:val="0"/>
+          <w:numId w:val="15"/>
+        </w:numPr>
+        <w:rPr>
+          <w:b/>
+          <w:bCs/>
+        </w:rPr>
+      </w:pPr>
+      <w:r>
+        <w:rPr>
+          <w:b/>
+          <w:bCs/>
+        </w:rPr>
+        <w:t xml:space="preserve">Confiança mínima: 0,60 (60%). </w:t>
+      </w:r>
+    </w:p>
+    <w:p>
+      <w:pPr>
+        <w:rPr>
+          <w:b/>
+          <w:bCs/>
+        </w:rPr>
+      </w:pPr>
+      <w:r>
+        <w:rPr>
+          <w:b/>
+          <w:bCs/>
+        </w:rPr>
+        <w:t>A utilização dos mesmos parâmetros em todos os experimentos garante que a única variável analisada seja o período histórico considerado, permitindo avaliar como diferentes épocas da Fórmula 1 influenciam as regras de associação extraídas.</w:t>
+      </w:r>
+    </w:p>
+    <w:p>
+      <w:pPr>
+        <w:rPr>
+          <w:b/>
+          <w:bCs/>
+        </w:rPr>
+      </w:pPr>
+    </w:p>
+    <w:p>
+      <w:pPr>
+        <w:rPr>
+          <w:b/>
+          <w:bCs/>
+        </w:rPr>
+      </w:pPr>
+    </w:p>
+    <w:p>
+      <w:pPr>
+        <w:rPr>
+          <w:b/>
+          <w:bCs/>
+        </w:rPr>
+      </w:pPr>
     </w:p>
     <w:p>
       <w:pPr>
@@ -10317,6 +10616,155 @@
     </w:lvl>
   </w:abstractNum>
   <w:abstractNum w:abstractNumId="6" w15:restartNumberingAfterBreak="0">
+    <w:nsid w:val="37DA57B5"/>
+    <w:multiLevelType w:val="multilevel"/>
+    <w:tmpl w:val="E5B02D52"/>
+    <w:lvl w:ilvl="0">
+      <w:start w:val="1"/>
+      <w:numFmt w:val="bullet"/>
+      <w:lvlText w:val=""/>
+      <w:lvlJc w:val="left"/>
+      <w:pPr>
+        <w:tabs>
+          <w:tab w:val="num" w:pos="720"/>
+        </w:tabs>
+        <w:ind w:left="720" w:hanging="360"/>
+      </w:pPr>
+      <w:rPr>
+        <w:rFonts w:ascii="Symbol" w:hAnsi="Symbol" w:hint="default"/>
+        <w:sz w:val="20"/>
+      </w:rPr>
+    </w:lvl>
+    <w:lvl w:ilvl="1" w:tentative="1">
+      <w:start w:val="1"/>
+      <w:numFmt w:val="bullet"/>
+      <w:lvlText w:val="o"/>
+      <w:lvlJc w:val="left"/>
+      <w:pPr>
+        <w:tabs>
+          <w:tab w:val="num" w:pos="1440"/>
+        </w:tabs>
+        <w:ind w:left="1440" w:hanging="360"/>
+      </w:pPr>
+      <w:rPr>
+        <w:rFonts w:ascii="Courier New" w:hAnsi="Courier New" w:hint="default"/>
+        <w:sz w:val="20"/>
+      </w:rPr>
+    </w:lvl>
+    <w:lvl w:ilvl="2" w:tentative="1">
+      <w:start w:val="1"/>
+      <w:numFmt w:val="bullet"/>
+      <w:lvlText w:val=""/>
+      <w:lvlJc w:val="left"/>
+      <w:pPr>
+        <w:tabs>
+          <w:tab w:val="num" w:pos="2160"/>
+        </w:tabs>
+        <w:ind w:left="2160" w:hanging="360"/>
+      </w:pPr>
+      <w:rPr>
+        <w:rFonts w:ascii="Wingdings" w:hAnsi="Wingdings" w:hint="default"/>
+        <w:sz w:val="20"/>
+      </w:rPr>
+    </w:lvl>
+    <w:lvl w:ilvl="3" w:tentative="1">
+      <w:start w:val="1"/>
+      <w:numFmt w:val="bullet"/>
+      <w:lvlText w:val=""/>
+      <w:lvlJc w:val="left"/>
+      <w:pPr>
+        <w:tabs>
+          <w:tab w:val="num" w:pos="2880"/>
+        </w:tabs>
+        <w:ind w:left="2880" w:hanging="360"/>
+      </w:pPr>
+      <w:rPr>
+        <w:rFonts w:ascii="Wingdings" w:hAnsi="Wingdings" w:hint="default"/>
+        <w:sz w:val="20"/>
+      </w:rPr>
+    </w:lvl>
+    <w:lvl w:ilvl="4" w:tentative="1">
+      <w:start w:val="1"/>
+      <w:numFmt w:val="bullet"/>
+      <w:lvlText w:val=""/>
+      <w:lvlJc w:val="left"/>
+      <w:pPr>
+        <w:tabs>
+          <w:tab w:val="num" w:pos="3600"/>
+        </w:tabs>
+        <w:ind w:left="3600" w:hanging="360"/>
+      </w:pPr>
+      <w:rPr>
+        <w:rFonts w:ascii="Wingdings" w:hAnsi="Wingdings" w:hint="default"/>
+        <w:sz w:val="20"/>
+      </w:rPr>
+    </w:lvl>
+    <w:lvl w:ilvl="5" w:tentative="1">
+      <w:start w:val="1"/>
+      <w:numFmt w:val="bullet"/>
+      <w:lvlText w:val=""/>
+      <w:lvlJc w:val="left"/>
+      <w:pPr>
+        <w:tabs>
+          <w:tab w:val="num" w:pos="4320"/>
+        </w:tabs>
+        <w:ind w:left="4320" w:hanging="360"/>
+      </w:pPr>
+      <w:rPr>
+        <w:rFonts w:ascii="Wingdings" w:hAnsi="Wingdings" w:hint="default"/>
+        <w:sz w:val="20"/>
+      </w:rPr>
+    </w:lvl>
+    <w:lvl w:ilvl="6" w:tentative="1">
+      <w:start w:val="1"/>
+      <w:numFmt w:val="bullet"/>
+      <w:lvlText w:val=""/>
+      <w:lvlJc w:val="left"/>
+      <w:pPr>
+        <w:tabs>
+          <w:tab w:val="num" w:pos="5040"/>
+        </w:tabs>
+        <w:ind w:left="5040" w:hanging="360"/>
+      </w:pPr>
+      <w:rPr>
+        <w:rFonts w:ascii="Wingdings" w:hAnsi="Wingdings" w:hint="default"/>
+        <w:sz w:val="20"/>
+      </w:rPr>
+    </w:lvl>
+    <w:lvl w:ilvl="7" w:tentative="1">
+      <w:start w:val="1"/>
+      <w:numFmt w:val="bullet"/>
+      <w:lvlText w:val=""/>
+      <w:lvlJc w:val="left"/>
+      <w:pPr>
+        <w:tabs>
+          <w:tab w:val="num" w:pos="5760"/>
+        </w:tabs>
+        <w:ind w:left="5760" w:hanging="360"/>
+      </w:pPr>
+      <w:rPr>
+        <w:rFonts w:ascii="Wingdings" w:hAnsi="Wingdings" w:hint="default"/>
+        <w:sz w:val="20"/>
+      </w:rPr>
+    </w:lvl>
+    <w:lvl w:ilvl="8" w:tentative="1">
+      <w:start w:val="1"/>
+      <w:numFmt w:val="bullet"/>
+      <w:lvlText w:val=""/>
+      <w:lvlJc w:val="left"/>
+      <w:pPr>
+        <w:tabs>
+          <w:tab w:val="num" w:pos="6480"/>
+        </w:tabs>
+        <w:ind w:left="6480" w:hanging="360"/>
+      </w:pPr>
+      <w:rPr>
+        <w:rFonts w:ascii="Wingdings" w:hAnsi="Wingdings" w:hint="default"/>
+        <w:sz w:val="20"/>
+      </w:rPr>
+    </w:lvl>
+  </w:abstractNum>
+  <w:abstractNum w:abstractNumId="7" w15:restartNumberingAfterBreak="0">
     <w:nsid w:val="388D3FA9"/>
     <w:multiLevelType w:val="multilevel"/>
     <w:tmpl w:val="0BF4F542"/>
@@ -10465,7 +10913,7 @@
       </w:rPr>
     </w:lvl>
   </w:abstractNum>
-  <w:abstractNum w:abstractNumId="7" w15:restartNumberingAfterBreak="0">
+  <w:abstractNum w:abstractNumId="8" w15:restartNumberingAfterBreak="0">
     <w:nsid w:val="3A215056"/>
     <w:multiLevelType w:val="multilevel"/>
     <w:tmpl w:val="758A9914"/>
@@ -10614,7 +11062,7 @@
       </w:rPr>
     </w:lvl>
   </w:abstractNum>
-  <w:abstractNum w:abstractNumId="8" w15:restartNumberingAfterBreak="0">
+  <w:abstractNum w:abstractNumId="9" w15:restartNumberingAfterBreak="0">
     <w:nsid w:val="597B09CD"/>
     <w:multiLevelType w:val="multilevel"/>
     <w:tmpl w:val="7B7A9DD0"/>
@@ -10763,7 +11211,7 @@
       </w:rPr>
     </w:lvl>
   </w:abstractNum>
-  <w:abstractNum w:abstractNumId="9" w15:restartNumberingAfterBreak="0">
+  <w:abstractNum w:abstractNumId="10" w15:restartNumberingAfterBreak="0">
     <w:nsid w:val="60A44195"/>
     <w:multiLevelType w:val="multilevel"/>
     <w:tmpl w:val="4A227C08"/>
@@ -10912,7 +11360,7 @@
       </w:rPr>
     </w:lvl>
   </w:abstractNum>
-  <w:abstractNum w:abstractNumId="10" w15:restartNumberingAfterBreak="0">
+  <w:abstractNum w:abstractNumId="11" w15:restartNumberingAfterBreak="0">
     <w:nsid w:val="65C8065E"/>
     <w:multiLevelType w:val="multilevel"/>
     <w:tmpl w:val="D3A4E41A"/>
@@ -11061,7 +11509,7 @@
       </w:rPr>
     </w:lvl>
   </w:abstractNum>
-  <w:abstractNum w:abstractNumId="11" w15:restartNumberingAfterBreak="0">
+  <w:abstractNum w:abstractNumId="12" w15:restartNumberingAfterBreak="0">
     <w:nsid w:val="6A0F1C50"/>
     <w:multiLevelType w:val="multilevel"/>
     <w:tmpl w:val="9FA05AF0"/>
@@ -11210,7 +11658,156 @@
       </w:rPr>
     </w:lvl>
   </w:abstractNum>
-  <w:abstractNum w:abstractNumId="12" w15:restartNumberingAfterBreak="0">
+  <w:abstractNum w:abstractNumId="13" w15:restartNumberingAfterBreak="0">
+    <w:nsid w:val="6BB1392D"/>
+    <w:multiLevelType w:val="multilevel"/>
+    <w:tmpl w:val="7A50B1B8"/>
+    <w:lvl w:ilvl="0">
+      <w:start w:val="1"/>
+      <w:numFmt w:val="bullet"/>
+      <w:lvlText w:val=""/>
+      <w:lvlJc w:val="left"/>
+      <w:pPr>
+        <w:tabs>
+          <w:tab w:val="num" w:pos="720"/>
+        </w:tabs>
+        <w:ind w:left="720" w:hanging="360"/>
+      </w:pPr>
+      <w:rPr>
+        <w:rFonts w:ascii="Symbol" w:hAnsi="Symbol" w:hint="default"/>
+        <w:sz w:val="20"/>
+      </w:rPr>
+    </w:lvl>
+    <w:lvl w:ilvl="1" w:tentative="1">
+      <w:start w:val="1"/>
+      <w:numFmt w:val="bullet"/>
+      <w:lvlText w:val="o"/>
+      <w:lvlJc w:val="left"/>
+      <w:pPr>
+        <w:tabs>
+          <w:tab w:val="num" w:pos="1440"/>
+        </w:tabs>
+        <w:ind w:left="1440" w:hanging="360"/>
+      </w:pPr>
+      <w:rPr>
+        <w:rFonts w:ascii="Courier New" w:hAnsi="Courier New" w:hint="default"/>
+        <w:sz w:val="20"/>
+      </w:rPr>
+    </w:lvl>
+    <w:lvl w:ilvl="2" w:tentative="1">
+      <w:start w:val="1"/>
+      <w:numFmt w:val="bullet"/>
+      <w:lvlText w:val=""/>
+      <w:lvlJc w:val="left"/>
+      <w:pPr>
+        <w:tabs>
+          <w:tab w:val="num" w:pos="2160"/>
+        </w:tabs>
+        <w:ind w:left="2160" w:hanging="360"/>
+      </w:pPr>
+      <w:rPr>
+        <w:rFonts w:ascii="Wingdings" w:hAnsi="Wingdings" w:hint="default"/>
+        <w:sz w:val="20"/>
+      </w:rPr>
+    </w:lvl>
+    <w:lvl w:ilvl="3" w:tentative="1">
+      <w:start w:val="1"/>
+      <w:numFmt w:val="bullet"/>
+      <w:lvlText w:val=""/>
+      <w:lvlJc w:val="left"/>
+      <w:pPr>
+        <w:tabs>
+          <w:tab w:val="num" w:pos="2880"/>
+        </w:tabs>
+        <w:ind w:left="2880" w:hanging="360"/>
+      </w:pPr>
+      <w:rPr>
+        <w:rFonts w:ascii="Wingdings" w:hAnsi="Wingdings" w:hint="default"/>
+        <w:sz w:val="20"/>
+      </w:rPr>
+    </w:lvl>
+    <w:lvl w:ilvl="4" w:tentative="1">
+      <w:start w:val="1"/>
+      <w:numFmt w:val="bullet"/>
+      <w:lvlText w:val=""/>
+      <w:lvlJc w:val="left"/>
+      <w:pPr>
+        <w:tabs>
+          <w:tab w:val="num" w:pos="3600"/>
+        </w:tabs>
+        <w:ind w:left="3600" w:hanging="360"/>
+      </w:pPr>
+      <w:rPr>
+        <w:rFonts w:ascii="Wingdings" w:hAnsi="Wingdings" w:hint="default"/>
+        <w:sz w:val="20"/>
+      </w:rPr>
+    </w:lvl>
+    <w:lvl w:ilvl="5" w:tentative="1">
+      <w:start w:val="1"/>
+      <w:numFmt w:val="bullet"/>
+      <w:lvlText w:val=""/>
+      <w:lvlJc w:val="left"/>
+      <w:pPr>
+        <w:tabs>
+          <w:tab w:val="num" w:pos="4320"/>
+        </w:tabs>
+        <w:ind w:left="4320" w:hanging="360"/>
+      </w:pPr>
+      <w:rPr>
+        <w:rFonts w:ascii="Wingdings" w:hAnsi="Wingdings" w:hint="default"/>
+        <w:sz w:val="20"/>
+      </w:rPr>
+    </w:lvl>
+    <w:lvl w:ilvl="6" w:tentative="1">
+      <w:start w:val="1"/>
+      <w:numFmt w:val="bullet"/>
+      <w:lvlText w:val=""/>
+      <w:lvlJc w:val="left"/>
+      <w:pPr>
+        <w:tabs>
+          <w:tab w:val="num" w:pos="5040"/>
+        </w:tabs>
+        <w:ind w:left="5040" w:hanging="360"/>
+      </w:pPr>
+      <w:rPr>
+        <w:rFonts w:ascii="Wingdings" w:hAnsi="Wingdings" w:hint="default"/>
+        <w:sz w:val="20"/>
+      </w:rPr>
+    </w:lvl>
+    <w:lvl w:ilvl="7" w:tentative="1">
+      <w:start w:val="1"/>
+      <w:numFmt w:val="bullet"/>
+      <w:lvlText w:val=""/>
+      <w:lvlJc w:val="left"/>
+      <w:pPr>
+        <w:tabs>
+          <w:tab w:val="num" w:pos="5760"/>
+        </w:tabs>
+        <w:ind w:left="5760" w:hanging="360"/>
+      </w:pPr>
+      <w:rPr>
+        <w:rFonts w:ascii="Wingdings" w:hAnsi="Wingdings" w:hint="default"/>
+        <w:sz w:val="20"/>
+      </w:rPr>
+    </w:lvl>
+    <w:lvl w:ilvl="8" w:tentative="1">
+      <w:start w:val="1"/>
+      <w:numFmt w:val="bullet"/>
+      <w:lvlText w:val=""/>
+      <w:lvlJc w:val="left"/>
+      <w:pPr>
+        <w:tabs>
+          <w:tab w:val="num" w:pos="6480"/>
+        </w:tabs>
+        <w:ind w:left="6480" w:hanging="360"/>
+      </w:pPr>
+      <w:rPr>
+        <w:rFonts w:ascii="Wingdings" w:hAnsi="Wingdings" w:hint="default"/>
+        <w:sz w:val="20"/>
+      </w:rPr>
+    </w:lvl>
+  </w:abstractNum>
+  <w:abstractNum w:abstractNumId="14" w15:restartNumberingAfterBreak="0">
     <w:nsid w:val="7DCC5FD2"/>
     <w:multiLevelType w:val="multilevel"/>
     <w:tmpl w:val="AD30B3DC"/>
@@ -11363,7 +11960,7 @@
     <w:abstractNumId w:val="1"/>
   </w:num>
   <w:num w:numId="2" w16cid:durableId="1716587120">
-    <w:abstractNumId w:val="8"/>
+    <w:abstractNumId w:val="9"/>
   </w:num>
   <w:num w:numId="3" w16cid:durableId="218786226">
     <w:abstractNumId w:val="0"/>
@@ -11372,10 +11969,10 @@
     <w:abstractNumId w:val="3"/>
   </w:num>
   <w:num w:numId="5" w16cid:durableId="524296754">
-    <w:abstractNumId w:val="7"/>
+    <w:abstractNumId w:val="8"/>
   </w:num>
   <w:num w:numId="6" w16cid:durableId="860320356">
-    <w:abstractNumId w:val="6"/>
+    <w:abstractNumId w:val="7"/>
   </w:num>
   <w:num w:numId="7" w16cid:durableId="1145581434">
     <w:abstractNumId w:val="2"/>
@@ -11384,19 +11981,25 @@
     <w:abstractNumId w:val="4"/>
   </w:num>
   <w:num w:numId="9" w16cid:durableId="1687099675">
-    <w:abstractNumId w:val="9"/>
+    <w:abstractNumId w:val="10"/>
   </w:num>
   <w:num w:numId="10" w16cid:durableId="1010719218">
-    <w:abstractNumId w:val="10"/>
+    <w:abstractNumId w:val="11"/>
   </w:num>
   <w:num w:numId="11" w16cid:durableId="1786844711">
     <w:abstractNumId w:val="5"/>
   </w:num>
   <w:num w:numId="12" w16cid:durableId="1166628295">
+    <w:abstractNumId w:val="14"/>
+  </w:num>
+  <w:num w:numId="13" w16cid:durableId="480970934">
     <w:abstractNumId w:val="12"/>
   </w:num>
-  <w:num w:numId="13" w16cid:durableId="480970934">
-    <w:abstractNumId w:val="11"/>
+  <w:num w:numId="14" w16cid:durableId="2068915611">
+    <w:abstractNumId w:val="6"/>
+  </w:num>
+  <w:num w:numId="15" w16cid:durableId="1114985185">
+    <w:abstractNumId w:val="13"/>
   </w:num>
 </w:numbering>
 </file>
